--- a/fix.docx
+++ b/fix.docx
@@ -14,26 +14,89 @@
           <w:b/>
           <w:bCs/>
         </w:rPr>
-        <w:t>TARGETED STABILIZATION: “ALREADY IN LIST” BUG (LOCAL TEST SYSTEM)</w:t>
-      </w:r>
-    </w:p>
-    <w:p>
-      <w:r>
-        <w:rPr>
-          <w:b/>
-          <w:bCs/>
-        </w:rPr>
-        <w:t>CONTEXT &amp; SAFETY</w:t>
+        <w:t>Use Break/Fix. Here’s a single Cursor-ready prompt that (1) locks the Home layout, (2) hard-bakes the Quote Bar, and (3) runs the TARGETED STABILIZATION plan for the “Already in list” bug — with your local/staging safety rules.</w:t>
+      </w:r>
+    </w:p>
+    <w:p>
+      <w:pPr>
+        <w:rPr>
+          <w:b/>
+          <w:bCs/>
+        </w:rPr>
+      </w:pPr>
+      <w:r>
+        <w:rPr>
+          <w:b/>
+          <w:bCs/>
+        </w:rPr>
+        <w:pict w14:anchorId="18A3DE4C">
+          <v:rect id="_x0000_i1121" style="width:0;height:1.5pt" o:hralign="center" o:hrstd="t" o:hr="t" fillcolor="#a0a0a0" stroked="f"/>
+        </w:pict>
+      </w:r>
+    </w:p>
+    <w:p>
+      <w:pPr>
+        <w:rPr>
+          <w:b/>
+          <w:bCs/>
+        </w:rPr>
+      </w:pPr>
+      <w:r>
+        <w:rPr>
+          <w:b/>
+          <w:bCs/>
+        </w:rPr>
+        <w:t>ROLE: Senior front-end refactor engineer. Perform a surgical BREAK/FIX on the Home route and stabilize the “Already in list” add-pipeline. No new deps. No experiments. Respect sticky policy.</w:t>
+      </w:r>
+    </w:p>
+    <w:p>
+      <w:pPr>
+        <w:rPr>
+          <w:b/>
+          <w:bCs/>
+        </w:rPr>
+      </w:pPr>
+      <w:r>
+        <w:rPr>
+          <w:b/>
+          <w:bCs/>
+        </w:rPr>
+        <w:pict w14:anchorId="6193C39B">
+          <v:rect id="_x0000_i1122" style="width:0;height:1.5pt" o:hralign="center" o:hrstd="t" o:hr="t" fillcolor="#a0a0a0" stroked="f"/>
+        </w:pict>
+      </w:r>
+    </w:p>
+    <w:p>
+      <w:pPr>
+        <w:rPr>
+          <w:b/>
+          <w:bCs/>
+        </w:rPr>
+      </w:pPr>
+      <w:r>
+        <w:rPr>
+          <w:b/>
+          <w:bCs/>
+        </w:rPr>
+        <w:t>CONTEXT &amp; SAFETY (LOCAL ONLY)</w:t>
       </w:r>
     </w:p>
     <w:p>
       <w:pPr>
         <w:numPr>
           <w:ilvl w:val="0"/>
-          <w:numId w:val="41"/>
+          <w:numId w:val="46"/>
         </w:numPr>
-      </w:pPr>
-      <w:r>
+        <w:rPr>
+          <w:b/>
+          <w:bCs/>
+        </w:rPr>
+      </w:pPr>
+      <w:r>
+        <w:rPr>
+          <w:b/>
+          <w:bCs/>
+        </w:rPr>
         <w:t>This is a local test folder (not in Git). Do not touch any remote.</w:t>
       </w:r>
     </w:p>
@@ -41,93 +104,314 @@
       <w:pPr>
         <w:numPr>
           <w:ilvl w:val="0"/>
-          <w:numId w:val="41"/>
+          <w:numId w:val="46"/>
         </w:numPr>
-      </w:pPr>
-      <w:r>
-        <w:t xml:space="preserve">Phase A is </w:t>
-      </w:r>
-      <w:proofErr w:type="gramStart"/>
-      <w:r>
-        <w:t>analyze</w:t>
-      </w:r>
-      <w:proofErr w:type="gramEnd"/>
-      <w:r>
-        <w:t>-only. Phase B edits only in /staging/ after making a snapshot /snapshots/YYYYMMDD-HHMM/.</w:t>
+        <w:rPr>
+          <w:b/>
+          <w:bCs/>
+        </w:rPr>
+      </w:pPr>
+      <w:r>
+        <w:rPr>
+          <w:b/>
+          <w:bCs/>
+        </w:rPr>
+        <w:t>Work in two phases. Phase A = analyze only. Phase B = fix in /staging/ after a snapshot.</w:t>
       </w:r>
     </w:p>
     <w:p>
       <w:pPr>
         <w:numPr>
           <w:ilvl w:val="0"/>
-          <w:numId w:val="41"/>
+          <w:numId w:val="46"/>
         </w:numPr>
-      </w:pPr>
-      <w:r>
-        <w:t xml:space="preserve">Exclude from scans: </w:t>
-      </w:r>
-      <w:proofErr w:type="spellStart"/>
-      <w:r>
-        <w:t>node_modules</w:t>
-      </w:r>
-      <w:proofErr w:type="spellEnd"/>
-      <w:r>
-        <w:t xml:space="preserve">/**, </w:t>
-      </w:r>
-      <w:proofErr w:type="spellStart"/>
-      <w:r>
-        <w:t>dist|build|out</w:t>
-      </w:r>
-      <w:proofErr w:type="spellEnd"/>
-      <w:r>
-        <w:t>/**</w:t>
-      </w:r>
-      <w:proofErr w:type="gramStart"/>
-      <w:r>
-        <w:t>, .next</w:t>
-      </w:r>
-      <w:proofErr w:type="gramEnd"/>
-      <w:r>
-        <w:t>/**</w:t>
-      </w:r>
-      <w:proofErr w:type="gramStart"/>
-      <w:r>
-        <w:t>, .cache</w:t>
-      </w:r>
-      <w:proofErr w:type="gramEnd"/>
-      <w:r>
-        <w:t>/**, coverage/**, **/</w:t>
-      </w:r>
-      <w:proofErr w:type="gramStart"/>
-      <w:r>
-        <w:t>*.min.*</w:t>
-      </w:r>
-      <w:proofErr w:type="gramEnd"/>
-      <w:r>
-        <w:t>, **/*.map, media.</w:t>
-      </w:r>
-    </w:p>
-    <w:p>
-      <w:pPr>
-        <w:rPr>
-          <w:b/>
-          <w:bCs/>
-        </w:rPr>
-      </w:pPr>
-      <w:r>
-        <w:rPr>
-          <w:b/>
-          <w:bCs/>
-        </w:rPr>
-        <w:t>PHASE A — ANALYZE (NO WRITES)</w:t>
+        <w:rPr>
+          <w:b/>
+          <w:bCs/>
+        </w:rPr>
+      </w:pPr>
+      <w:r>
+        <w:rPr>
+          <w:b/>
+          <w:bCs/>
+        </w:rPr>
+        <w:t>Before Phase B edits, snapshot to /snapshots/YYYYMMDD-HHMM/, then copy project to /staging/ and edit only there.</w:t>
       </w:r>
     </w:p>
     <w:p>
       <w:pPr>
         <w:numPr>
           <w:ilvl w:val="0"/>
-          <w:numId w:val="42"/>
+          <w:numId w:val="46"/>
         </w:numPr>
+        <w:rPr>
+          <w:b/>
+          <w:bCs/>
+        </w:rPr>
+      </w:pPr>
+      <w:r>
+        <w:rPr>
+          <w:b/>
+          <w:bCs/>
+        </w:rPr>
+        <w:t>Exclude from scans:</w:t>
+      </w:r>
+      <w:r>
+        <w:rPr>
+          <w:b/>
+          <w:bCs/>
+        </w:rPr>
+        <w:br/>
+      </w:r>
+      <w:proofErr w:type="spellStart"/>
+      <w:r>
+        <w:rPr>
+          <w:b/>
+          <w:bCs/>
+        </w:rPr>
+        <w:t>node_modules</w:t>
+      </w:r>
+      <w:proofErr w:type="spellEnd"/>
+      <w:r>
+        <w:rPr>
+          <w:b/>
+          <w:bCs/>
+        </w:rPr>
+        <w:t xml:space="preserve">/**, </w:t>
+      </w:r>
+      <w:proofErr w:type="spellStart"/>
+      <w:r>
+        <w:rPr>
+          <w:b/>
+          <w:bCs/>
+        </w:rPr>
+        <w:t>dist|build|out</w:t>
+      </w:r>
+      <w:proofErr w:type="spellEnd"/>
+      <w:r>
+        <w:rPr>
+          <w:b/>
+          <w:bCs/>
+        </w:rPr>
+        <w:t>/**, .next/**, .cache/**, coverage/**, **/*.min.*, **/*.map, media/**</w:t>
+      </w:r>
+    </w:p>
+    <w:p>
+      <w:pPr>
+        <w:rPr>
+          <w:b/>
+          <w:bCs/>
+        </w:rPr>
+      </w:pPr>
+      <w:r>
+        <w:rPr>
+          <w:b/>
+          <w:bCs/>
+        </w:rPr>
+        <w:t>Sticky policy (must obey):</w:t>
+      </w:r>
+    </w:p>
+    <w:p>
+      <w:pPr>
+        <w:numPr>
+          <w:ilvl w:val="0"/>
+          <w:numId w:val="47"/>
+        </w:numPr>
+        <w:rPr>
+          <w:b/>
+          <w:bCs/>
+        </w:rPr>
+      </w:pPr>
+      <w:r>
+        <w:rPr>
+          <w:b/>
+          <w:bCs/>
+        </w:rPr>
+        <w:t xml:space="preserve">Do NOT modify .top-search or any ancestor’s </w:t>
+      </w:r>
+      <w:proofErr w:type="spellStart"/>
+      <w:r>
+        <w:rPr>
+          <w:b/>
+          <w:bCs/>
+        </w:rPr>
+        <w:t>overflow|transform|contain</w:t>
+      </w:r>
+      <w:proofErr w:type="spellEnd"/>
+      <w:r>
+        <w:rPr>
+          <w:b/>
+          <w:bCs/>
+        </w:rPr>
+        <w:t>.</w:t>
+      </w:r>
+    </w:p>
+    <w:p>
+      <w:pPr>
+        <w:numPr>
+          <w:ilvl w:val="0"/>
+          <w:numId w:val="47"/>
+        </w:numPr>
+        <w:rPr>
+          <w:b/>
+          <w:bCs/>
+        </w:rPr>
+      </w:pPr>
+      <w:r>
+        <w:rPr>
+          <w:b/>
+          <w:bCs/>
+        </w:rPr>
+        <w:t>Do NOT change sticky search JS or its position/behavior.</w:t>
+      </w:r>
+    </w:p>
+    <w:p>
+      <w:pPr>
+        <w:rPr>
+          <w:b/>
+          <w:bCs/>
+        </w:rPr>
+      </w:pPr>
+      <w:r>
+        <w:rPr>
+          <w:b/>
+          <w:bCs/>
+        </w:rPr>
+        <w:pict w14:anchorId="7CC3F26A">
+          <v:rect id="_x0000_i1123" style="width:0;height:1.5pt" o:hralign="center" o:hrstd="t" o:hr="t" fillcolor="#a0a0a0" stroked="f"/>
+        </w:pict>
+      </w:r>
+    </w:p>
+    <w:p>
+      <w:pPr>
+        <w:rPr>
+          <w:b/>
+          <w:bCs/>
+        </w:rPr>
+      </w:pPr>
+      <w:r>
+        <w:rPr>
+          <w:b/>
+          <w:bCs/>
+        </w:rPr>
+        <w:t>OBJECTIVE</w:t>
+      </w:r>
+    </w:p>
+    <w:p>
+      <w:pPr>
+        <w:numPr>
+          <w:ilvl w:val="0"/>
+          <w:numId w:val="48"/>
+        </w:numPr>
+        <w:rPr>
+          <w:b/>
+          <w:bCs/>
+        </w:rPr>
+      </w:pPr>
+      <w:r>
+        <w:rPr>
+          <w:b/>
+          <w:bCs/>
+        </w:rPr>
+        <w:t>Enforce an immovable Home layout contract with exact sections and order; delete (don’t hide) legacy/extra sections.</w:t>
+      </w:r>
+    </w:p>
+    <w:p>
+      <w:pPr>
+        <w:numPr>
+          <w:ilvl w:val="0"/>
+          <w:numId w:val="48"/>
+        </w:numPr>
+        <w:rPr>
+          <w:b/>
+          <w:bCs/>
+        </w:rPr>
+      </w:pPr>
+      <w:r>
+        <w:rPr>
+          <w:b/>
+          <w:bCs/>
+        </w:rPr>
+        <w:t>Hard-bake a one-line Quote Bar between Sticky Search and Group 1.</w:t>
+      </w:r>
+    </w:p>
+    <w:p>
+      <w:pPr>
+        <w:numPr>
+          <w:ilvl w:val="0"/>
+          <w:numId w:val="48"/>
+        </w:numPr>
+        <w:rPr>
+          <w:b/>
+          <w:bCs/>
+        </w:rPr>
+      </w:pPr>
+      <w:r>
+        <w:rPr>
+          <w:b/>
+          <w:bCs/>
+        </w:rPr>
+        <w:t>Targeted stabilization of the add-to-list pipeline to eliminate the “Already in list” false-positive and double-fires.</w:t>
+      </w:r>
+    </w:p>
+    <w:p>
+      <w:pPr>
+        <w:rPr>
+          <w:b/>
+          <w:bCs/>
+        </w:rPr>
+      </w:pPr>
+      <w:r>
+        <w:rPr>
+          <w:b/>
+          <w:bCs/>
+        </w:rPr>
+        <w:pict w14:anchorId="0437B5F0">
+          <v:rect id="_x0000_i1124" style="width:0;height:1.5pt" o:hralign="center" o:hrstd="t" o:hr="t" fillcolor="#a0a0a0" stroked="f"/>
+        </w:pict>
+      </w:r>
+    </w:p>
+    <w:p>
+      <w:pPr>
+        <w:rPr>
+          <w:b/>
+          <w:bCs/>
+        </w:rPr>
+      </w:pPr>
+      <w:r>
+        <w:rPr>
+          <w:b/>
+          <w:bCs/>
+        </w:rPr>
+        <w:t>PHASE A — ANALYZE (NO WRITES)</w:t>
+      </w:r>
+    </w:p>
+    <w:p>
+      <w:pPr>
+        <w:rPr>
+          <w:b/>
+          <w:bCs/>
+        </w:rPr>
+      </w:pPr>
+      <w:r>
+        <w:rPr>
+          <w:b/>
+          <w:bCs/>
+        </w:rPr>
+        <w:lastRenderedPageBreak/>
+        <w:t>Create reports under /reports/ (no code changes yet).</w:t>
+      </w:r>
+    </w:p>
+    <w:p>
+      <w:pPr>
+        <w:numPr>
+          <w:ilvl w:val="0"/>
+          <w:numId w:val="49"/>
+        </w:numPr>
+        <w:rPr>
+          <w:b/>
+          <w:bCs/>
+        </w:rPr>
       </w:pPr>
       <w:r>
         <w:rPr>
@@ -141,79 +425,133 @@
       <w:pPr>
         <w:numPr>
           <w:ilvl w:val="1"/>
-          <w:numId w:val="42"/>
+          <w:numId w:val="49"/>
         </w:numPr>
-      </w:pPr>
-      <w:r>
-        <w:t xml:space="preserve">Identify </w:t>
-      </w:r>
-      <w:r>
-        <w:rPr>
-          <w:b/>
-          <w:bCs/>
-        </w:rPr>
-        <w:t>all</w:t>
-      </w:r>
-      <w:r>
-        <w:t xml:space="preserve"> entry points that add an item: delegated click handler(s), inline </w:t>
+        <w:rPr>
+          <w:b/>
+          <w:bCs/>
+        </w:rPr>
+      </w:pPr>
+      <w:r>
+        <w:rPr>
+          <w:b/>
+          <w:bCs/>
+        </w:rPr>
+        <w:t xml:space="preserve">Identify all entry points that add an item: delegated click handler(s), inline </w:t>
       </w:r>
       <w:proofErr w:type="spellStart"/>
       <w:r>
+        <w:rPr>
+          <w:b/>
+          <w:bCs/>
+        </w:rPr>
         <w:t>onclicks</w:t>
       </w:r>
       <w:proofErr w:type="spellEnd"/>
       <w:r>
-        <w:t>, per-button listeners, keyboard handlers, and any data-action="</w:t>
+        <w:rPr>
+          <w:b/>
+          <w:bCs/>
+        </w:rPr>
+        <w:t>, per-button listeners, keyboard handlers, any data-action="</w:t>
       </w:r>
       <w:proofErr w:type="spellStart"/>
       <w:r>
+        <w:rPr>
+          <w:b/>
+          <w:bCs/>
+        </w:rPr>
         <w:t>addFromCache</w:t>
       </w:r>
       <w:proofErr w:type="spellEnd"/>
       <w:r>
-        <w:t>"/secondary paths.</w:t>
+        <w:rPr>
+          <w:b/>
+          <w:bCs/>
+        </w:rPr>
+        <w:t>" or secondary paths.</w:t>
       </w:r>
     </w:p>
     <w:p>
       <w:pPr>
         <w:numPr>
           <w:ilvl w:val="1"/>
-          <w:numId w:val="42"/>
+          <w:numId w:val="49"/>
         </w:numPr>
-      </w:pPr>
-      <w:r>
+        <w:rPr>
+          <w:b/>
+          <w:bCs/>
+        </w:rPr>
+      </w:pPr>
+      <w:r>
+        <w:rPr>
+          <w:b/>
+          <w:bCs/>
+        </w:rPr>
         <w:t xml:space="preserve">Map the canonical call chain (e.g., </w:t>
       </w:r>
       <w:proofErr w:type="spellStart"/>
       <w:r>
+        <w:rPr>
+          <w:b/>
+          <w:bCs/>
+        </w:rPr>
         <w:t>onClick</w:t>
       </w:r>
       <w:proofErr w:type="spellEnd"/>
       <w:r>
+        <w:rPr>
+          <w:b/>
+          <w:bCs/>
+        </w:rPr>
         <w:t xml:space="preserve"> → </w:t>
       </w:r>
       <w:proofErr w:type="spellStart"/>
       <w:r>
+        <w:rPr>
+          <w:b/>
+          <w:bCs/>
+        </w:rPr>
         <w:t>centralizedAddHandler</w:t>
       </w:r>
       <w:proofErr w:type="spellEnd"/>
       <w:r>
+        <w:rPr>
+          <w:b/>
+          <w:bCs/>
+        </w:rPr>
         <w:t xml:space="preserve"> → </w:t>
       </w:r>
       <w:proofErr w:type="spellStart"/>
       <w:r>
+        <w:rPr>
+          <w:b/>
+          <w:bCs/>
+        </w:rPr>
         <w:t>addItemToList</w:t>
       </w:r>
       <w:proofErr w:type="spellEnd"/>
       <w:r>
+        <w:rPr>
+          <w:b/>
+          <w:bCs/>
+        </w:rPr>
         <w:t xml:space="preserve"> → persist/</w:t>
       </w:r>
       <w:proofErr w:type="spellStart"/>
       <w:r>
+        <w:rPr>
+          <w:b/>
+          <w:bCs/>
+        </w:rPr>
         <w:t>saveData</w:t>
       </w:r>
       <w:proofErr w:type="spellEnd"/>
       <w:r>
+        <w:rPr>
+          <w:b/>
+          <w:bCs/>
+        </w:rPr>
         <w:t xml:space="preserve"> → UI refresh).</w:t>
       </w:r>
     </w:p>
@@ -221,42 +559,47 @@
       <w:pPr>
         <w:numPr>
           <w:ilvl w:val="1"/>
-          <w:numId w:val="42"/>
+          <w:numId w:val="49"/>
         </w:numPr>
-      </w:pPr>
-      <w:r>
-        <w:t xml:space="preserve">List </w:t>
-      </w:r>
-      <w:r>
-        <w:rPr>
-          <w:b/>
-          <w:bCs/>
-        </w:rPr>
-        <w:t>every</w:t>
-      </w:r>
-      <w:r>
-        <w:t xml:space="preserve"> place that calls </w:t>
+        <w:rPr>
+          <w:b/>
+          <w:bCs/>
+        </w:rPr>
+      </w:pPr>
+      <w:r>
+        <w:rPr>
+          <w:b/>
+          <w:bCs/>
+        </w:rPr>
+        <w:t xml:space="preserve">List every place that calls </w:t>
       </w:r>
       <w:proofErr w:type="spellStart"/>
-      <w:proofErr w:type="gramStart"/>
-      <w:r>
+      <w:r>
+        <w:rPr>
+          <w:b/>
+          <w:bCs/>
+        </w:rPr>
         <w:t>loadHomeContent</w:t>
       </w:r>
       <w:proofErr w:type="spellEnd"/>
       <w:r>
-        <w:t>(</w:t>
-      </w:r>
-      <w:proofErr w:type="gramEnd"/>
-      <w:r>
-        <w:t>) or triggers a full re-render after save/auth changes.</w:t>
+        <w:rPr>
+          <w:b/>
+          <w:bCs/>
+        </w:rPr>
+        <w:t>() or triggers a full re-render after save/auth changes.</w:t>
       </w:r>
     </w:p>
     <w:p>
       <w:pPr>
         <w:numPr>
           <w:ilvl w:val="0"/>
-          <w:numId w:val="42"/>
+          <w:numId w:val="49"/>
         </w:numPr>
+        <w:rPr>
+          <w:b/>
+          <w:bCs/>
+        </w:rPr>
       </w:pPr>
       <w:r>
         <w:rPr>
@@ -270,105 +613,168 @@
       <w:pPr>
         <w:numPr>
           <w:ilvl w:val="1"/>
-          <w:numId w:val="42"/>
+          <w:numId w:val="49"/>
         </w:numPr>
-      </w:pPr>
-      <w:r>
-        <w:t>Multi-</w:t>
+        <w:rPr>
+          <w:b/>
+          <w:bCs/>
+        </w:rPr>
+      </w:pPr>
+      <w:r>
+        <w:rPr>
+          <w:b/>
+          <w:bCs/>
+        </w:rPr>
+        <w:t>Missing multi-</w:t>
       </w:r>
       <w:proofErr w:type="spellStart"/>
       <w:r>
+        <w:rPr>
+          <w:b/>
+          <w:bCs/>
+        </w:rPr>
         <w:t>init</w:t>
       </w:r>
       <w:proofErr w:type="spellEnd"/>
       <w:r>
-        <w:t xml:space="preserve"> guards </w:t>
-      </w:r>
-      <w:proofErr w:type="gramStart"/>
-      <w:r>
-        <w:t>missing</w:t>
-      </w:r>
-      <w:proofErr w:type="gramEnd"/>
-      <w:r>
-        <w:t>? (app boot, auth listener, global delegation)</w:t>
+        <w:rPr>
+          <w:b/>
+          <w:bCs/>
+        </w:rPr>
+        <w:t xml:space="preserve"> guards? (app boot, auth listener, global delegation)</w:t>
       </w:r>
     </w:p>
     <w:p>
       <w:pPr>
         <w:numPr>
           <w:ilvl w:val="1"/>
-          <w:numId w:val="42"/>
+          <w:numId w:val="49"/>
         </w:numPr>
-      </w:pPr>
-      <w:r>
-        <w:t xml:space="preserve">Multiple listeners bound to the same element? (look for repeated </w:t>
+        <w:rPr>
+          <w:b/>
+          <w:bCs/>
+        </w:rPr>
+      </w:pPr>
+      <w:r>
+        <w:rPr>
+          <w:b/>
+          <w:bCs/>
+        </w:rPr>
+        <w:t xml:space="preserve">Multiple listeners bound to the same element? (repeated </w:t>
       </w:r>
       <w:proofErr w:type="spellStart"/>
       <w:r>
+        <w:rPr>
+          <w:b/>
+          <w:bCs/>
+        </w:rPr>
         <w:t>addEventListener</w:t>
       </w:r>
       <w:proofErr w:type="spellEnd"/>
       <w:r>
-        <w:t xml:space="preserve"> calls on each render)</w:t>
+        <w:rPr>
+          <w:b/>
+          <w:bCs/>
+        </w:rPr>
+        <w:t xml:space="preserve"> on each render)</w:t>
       </w:r>
     </w:p>
     <w:p>
       <w:pPr>
         <w:numPr>
           <w:ilvl w:val="1"/>
-          <w:numId w:val="42"/>
+          <w:numId w:val="49"/>
         </w:numPr>
-      </w:pPr>
-      <w:r>
+        <w:rPr>
+          <w:b/>
+          <w:bCs/>
+        </w:rPr>
+      </w:pPr>
+      <w:r>
+        <w:rPr>
+          <w:b/>
+          <w:bCs/>
+        </w:rPr>
         <w:t xml:space="preserve">Secondary buttons rendered post-add (e.g., </w:t>
       </w:r>
       <w:proofErr w:type="spellStart"/>
       <w:r>
+        <w:rPr>
+          <w:b/>
+          <w:bCs/>
+        </w:rPr>
         <w:t>addFromCache</w:t>
       </w:r>
       <w:proofErr w:type="spellEnd"/>
       <w:r>
-        <w:t>) that the global delegation also catches</w:t>
+        <w:rPr>
+          <w:b/>
+          <w:bCs/>
+        </w:rPr>
+        <w:t>) that the global delegation also catches.</w:t>
       </w:r>
     </w:p>
     <w:p>
       <w:pPr>
         <w:numPr>
           <w:ilvl w:val="1"/>
-          <w:numId w:val="42"/>
+          <w:numId w:val="49"/>
         </w:numPr>
-      </w:pPr>
-      <w:r>
+        <w:rPr>
+          <w:b/>
+          <w:bCs/>
+        </w:rPr>
+      </w:pPr>
+      <w:r>
+        <w:rPr>
+          <w:b/>
+          <w:bCs/>
+        </w:rPr>
         <w:t>Re-</w:t>
       </w:r>
       <w:proofErr w:type="spellStart"/>
       <w:r>
+        <w:rPr>
+          <w:b/>
+          <w:bCs/>
+        </w:rPr>
         <w:t>entrancy</w:t>
       </w:r>
       <w:proofErr w:type="spellEnd"/>
       <w:r>
+        <w:rPr>
+          <w:b/>
+          <w:bCs/>
+        </w:rPr>
         <w:t xml:space="preserve">: </w:t>
       </w:r>
       <w:proofErr w:type="spellStart"/>
-      <w:proofErr w:type="gramStart"/>
-      <w:r>
+      <w:r>
+        <w:rPr>
+          <w:b/>
+          <w:bCs/>
+        </w:rPr>
         <w:t>saveData</w:t>
       </w:r>
       <w:proofErr w:type="spellEnd"/>
       <w:r>
-        <w:t>(</w:t>
-      </w:r>
-      <w:proofErr w:type="gramEnd"/>
-      <w:r>
-        <w:t>) causing an auth state/UI reload that rebinds listeners</w:t>
+        <w:rPr>
+          <w:b/>
+          <w:bCs/>
+        </w:rPr>
+        <w:t>() causing an auth state/UI reload that rebinds listeners.</w:t>
       </w:r>
     </w:p>
     <w:p>
       <w:pPr>
         <w:numPr>
           <w:ilvl w:val="0"/>
-          <w:numId w:val="42"/>
+          <w:numId w:val="49"/>
         </w:numPr>
+        <w:rPr>
+          <w:b/>
+          <w:bCs/>
+        </w:rPr>
       </w:pPr>
       <w:r>
         <w:rPr>
@@ -382,10 +788,18 @@
       <w:pPr>
         <w:numPr>
           <w:ilvl w:val="1"/>
-          <w:numId w:val="42"/>
+          <w:numId w:val="49"/>
         </w:numPr>
-      </w:pPr>
-      <w:r>
+        <w:rPr>
+          <w:b/>
+          <w:bCs/>
+        </w:rPr>
+      </w:pPr>
+      <w:r>
+        <w:rPr>
+          <w:b/>
+          <w:bCs/>
+        </w:rPr>
         <w:t>Where do we check “already in list”? Is it a stale in-memory cache, or the fresh source of truth?</w:t>
       </w:r>
     </w:p>
@@ -393,87 +807,110 @@
       <w:pPr>
         <w:numPr>
           <w:ilvl w:val="1"/>
-          <w:numId w:val="42"/>
+          <w:numId w:val="49"/>
         </w:numPr>
-      </w:pPr>
-      <w:r>
-        <w:t xml:space="preserve">Is the check done </w:t>
-      </w:r>
-      <w:r>
-        <w:rPr>
-          <w:b/>
-          <w:bCs/>
-        </w:rPr>
-        <w:t>before</w:t>
-      </w:r>
-      <w:r>
-        <w:t xml:space="preserve"> any UI change and </w:t>
-      </w:r>
-      <w:r>
-        <w:rPr>
-          <w:b/>
-          <w:bCs/>
-        </w:rPr>
-        <w:t>before</w:t>
-      </w:r>
-      <w:r>
-        <w:t xml:space="preserve"> persistence?</w:t>
+        <w:rPr>
+          <w:b/>
+          <w:bCs/>
+        </w:rPr>
+      </w:pPr>
+      <w:r>
+        <w:rPr>
+          <w:b/>
+          <w:bCs/>
+        </w:rPr>
+        <w:t>Is the check done before any UI change and before persistence?</w:t>
       </w:r>
     </w:p>
     <w:p>
       <w:pPr>
         <w:numPr>
           <w:ilvl w:val="1"/>
-          <w:numId w:val="42"/>
+          <w:numId w:val="49"/>
         </w:numPr>
-      </w:pPr>
-      <w:r>
-        <w:t>Are IDs normalized (string vs number), and are TV/movie lists distinct?</w:t>
+        <w:rPr>
+          <w:b/>
+          <w:bCs/>
+        </w:rPr>
+      </w:pPr>
+      <w:r>
+        <w:rPr>
+          <w:b/>
+          <w:bCs/>
+        </w:rPr>
+        <w:t>ID normalization (string vs number) and TV/movie distinct list keys.</w:t>
       </w:r>
     </w:p>
     <w:p>
       <w:pPr>
         <w:numPr>
           <w:ilvl w:val="0"/>
-          <w:numId w:val="42"/>
+          <w:numId w:val="49"/>
         </w:numPr>
-      </w:pPr>
-      <w:r>
-        <w:rPr>
-          <w:b/>
-          <w:bCs/>
-        </w:rPr>
-        <w:lastRenderedPageBreak/>
-        <w:t>Minimal test plan (write in /reports/test-plan.md):</w:t>
+        <w:rPr>
+          <w:b/>
+          <w:bCs/>
+        </w:rPr>
+      </w:pPr>
+      <w:r>
+        <w:rPr>
+          <w:b/>
+          <w:bCs/>
+        </w:rPr>
+        <w:t>Minimal test plan (write /reports/test-plan.md):</w:t>
       </w:r>
     </w:p>
     <w:p>
       <w:pPr>
         <w:numPr>
           <w:ilvl w:val="1"/>
-          <w:numId w:val="42"/>
+          <w:numId w:val="49"/>
         </w:numPr>
-      </w:pPr>
-      <w:r>
-        <w:t>Add a new TV show → expect success; button disables during write; toast shows “Added”.</w:t>
+        <w:rPr>
+          <w:b/>
+          <w:bCs/>
+        </w:rPr>
+      </w:pPr>
+      <w:r>
+        <w:rPr>
+          <w:b/>
+          <w:bCs/>
+        </w:rPr>
+        <w:t>Add a new TV show → expect success; button disables during write; toast “Added.”</w:t>
       </w:r>
     </w:p>
     <w:p>
       <w:pPr>
         <w:numPr>
           <w:ilvl w:val="1"/>
-          <w:numId w:val="42"/>
+          <w:numId w:val="49"/>
         </w:numPr>
-      </w:pPr>
-      <w:r>
-        <w:t xml:space="preserve">Add same TV show again (same session) → expect “already in list” copy; no write; no </w:t>
+        <w:rPr>
+          <w:b/>
+          <w:bCs/>
+        </w:rPr>
+      </w:pPr>
+      <w:r>
+        <w:rPr>
+          <w:b/>
+          <w:bCs/>
+        </w:rPr>
+        <w:t xml:space="preserve">Add same TV show again (same session) → expect “already in list”; no write; no </w:t>
       </w:r>
       <w:proofErr w:type="spellStart"/>
       <w:r>
+        <w:rPr>
+          <w:b/>
+          <w:bCs/>
+        </w:rPr>
         <w:t>rerender</w:t>
       </w:r>
       <w:proofErr w:type="spellEnd"/>
       <w:r>
+        <w:rPr>
+          <w:b/>
+          <w:bCs/>
+        </w:rPr>
         <w:t>.</w:t>
       </w:r>
     </w:p>
@@ -481,78 +918,91 @@
       <w:pPr>
         <w:numPr>
           <w:ilvl w:val="1"/>
-          <w:numId w:val="42"/>
+          <w:numId w:val="49"/>
         </w:numPr>
-      </w:pPr>
-      <w:r>
-        <w:t xml:space="preserve">Add a movie and a show back-to-back quickly → only one write per </w:t>
-      </w:r>
-      <w:proofErr w:type="gramStart"/>
-      <w:r>
-        <w:t>item;</w:t>
-      </w:r>
-      <w:proofErr w:type="gramEnd"/>
-      <w:r>
-        <w:t xml:space="preserve"> no duplicate toasts.</w:t>
+        <w:rPr>
+          <w:b/>
+          <w:bCs/>
+        </w:rPr>
+      </w:pPr>
+      <w:r>
+        <w:rPr>
+          <w:b/>
+          <w:bCs/>
+        </w:rPr>
+        <w:t>Add a movie and a show back-to-back quickly → one write per item; no duplicate toasts.</w:t>
       </w:r>
     </w:p>
     <w:p>
       <w:pPr>
         <w:numPr>
           <w:ilvl w:val="1"/>
-          <w:numId w:val="42"/>
+          <w:numId w:val="49"/>
         </w:numPr>
-      </w:pPr>
-      <w:r>
-        <w:t xml:space="preserve">Refresh page and add same items → still “already in list” without extra </w:t>
-      </w:r>
-      <w:proofErr w:type="gramStart"/>
-      <w:r>
-        <w:t>writes</w:t>
-      </w:r>
-      <w:proofErr w:type="gramEnd"/>
-      <w:r>
-        <w:t>.</w:t>
+        <w:rPr>
+          <w:b/>
+          <w:bCs/>
+        </w:rPr>
+      </w:pPr>
+      <w:r>
+        <w:rPr>
+          <w:b/>
+          <w:bCs/>
+        </w:rPr>
+        <w:lastRenderedPageBreak/>
+        <w:t>Refresh page and re-add same items → still “already in list” without extra writes.</w:t>
       </w:r>
     </w:p>
     <w:p>
       <w:pPr>
         <w:numPr>
           <w:ilvl w:val="1"/>
-          <w:numId w:val="42"/>
+          <w:numId w:val="49"/>
         </w:numPr>
-      </w:pPr>
-      <w:r>
-        <w:t xml:space="preserve">Verify “Search” button and other clicks fire </w:t>
-      </w:r>
-      <w:r>
-        <w:rPr>
-          <w:b/>
-          <w:bCs/>
-        </w:rPr>
-        <w:t>exactly once</w:t>
-      </w:r>
-      <w:r>
-        <w:t xml:space="preserve"> (update logs).</w:t>
-      </w:r>
-    </w:p>
-    <w:p>
-      <w:r>
-        <w:rPr>
-          <w:b/>
-          <w:bCs/>
-        </w:rPr>
-        <w:t>Deliverables (no edits yet):</w:t>
+        <w:rPr>
+          <w:b/>
+          <w:bCs/>
+        </w:rPr>
+      </w:pPr>
+      <w:r>
+        <w:rPr>
+          <w:b/>
+          <w:bCs/>
+        </w:rPr>
+        <w:t>Verify “Search” button and other clicks fire exactly once (update logs).</w:t>
+      </w:r>
+    </w:p>
+    <w:p>
+      <w:pPr>
+        <w:rPr>
+          <w:b/>
+          <w:bCs/>
+        </w:rPr>
+      </w:pPr>
+      <w:r>
+        <w:rPr>
+          <w:b/>
+          <w:bCs/>
+        </w:rPr>
+        <w:t>Deliverables (Phase A):</w:t>
       </w:r>
     </w:p>
     <w:p>
       <w:pPr>
         <w:numPr>
           <w:ilvl w:val="0"/>
-          <w:numId w:val="43"/>
+          <w:numId w:val="50"/>
         </w:numPr>
-      </w:pPr>
-      <w:r>
+        <w:rPr>
+          <w:b/>
+          <w:bCs/>
+        </w:rPr>
+      </w:pPr>
+      <w:r>
+        <w:rPr>
+          <w:b/>
+          <w:bCs/>
+        </w:rPr>
         <w:t>/reports/add-flow-map.md (entry points, call chain, listeners, reloaders)</w:t>
       </w:r>
     </w:p>
@@ -560,10 +1010,18 @@
       <w:pPr>
         <w:numPr>
           <w:ilvl w:val="0"/>
-          <w:numId w:val="43"/>
+          <w:numId w:val="50"/>
         </w:numPr>
-      </w:pPr>
-      <w:r>
+        <w:rPr>
+          <w:b/>
+          <w:bCs/>
+        </w:rPr>
+      </w:pPr>
+      <w:r>
+        <w:rPr>
+          <w:b/>
+          <w:bCs/>
+        </w:rPr>
         <w:t>/reports/redundancy.md (duplicate listeners/paths)</w:t>
       </w:r>
     </w:p>
@@ -571,10 +1029,18 @@
       <w:pPr>
         <w:numPr>
           <w:ilvl w:val="0"/>
-          <w:numId w:val="43"/>
+          <w:numId w:val="50"/>
         </w:numPr>
-      </w:pPr>
-      <w:r>
+        <w:rPr>
+          <w:b/>
+          <w:bCs/>
+        </w:rPr>
+      </w:pPr>
+      <w:r>
+        <w:rPr>
+          <w:b/>
+          <w:bCs/>
+        </w:rPr>
         <w:t>/reports/findings.md (root causes, severity, proposed fixes)</w:t>
       </w:r>
     </w:p>
@@ -582,29 +1048,50 @@
       <w:pPr>
         <w:numPr>
           <w:ilvl w:val="0"/>
-          <w:numId w:val="43"/>
+          <w:numId w:val="50"/>
         </w:numPr>
-      </w:pPr>
-      <w:r>
+        <w:rPr>
+          <w:b/>
+          <w:bCs/>
+        </w:rPr>
+      </w:pPr>
+      <w:r>
+        <w:rPr>
+          <w:b/>
+          <w:bCs/>
+        </w:rPr>
         <w:t>/reports/test-plan.md (the 5 bullets above)</w:t>
       </w:r>
     </w:p>
     <w:p>
-      <w:r>
-        <w:rPr>
-          <w:b/>
-          <w:bCs/>
-        </w:rPr>
-        <w:t>STOP after reports.</w:t>
-      </w:r>
-      <w:r>
-        <w:t xml:space="preserve"> Then proceed to Phase B.</w:t>
-      </w:r>
-    </w:p>
-    <w:p>
-      <w:r>
-        <w:pict w14:anchorId="7D9E0411">
-          <v:rect id="_x0000_i1037" style="width:0;height:1.5pt" o:hralign="center" o:hrstd="t" o:hr="t" fillcolor="#a0a0a0" stroked="f"/>
+      <w:pPr>
+        <w:rPr>
+          <w:b/>
+          <w:bCs/>
+        </w:rPr>
+      </w:pPr>
+      <w:r>
+        <w:rPr>
+          <w:b/>
+          <w:bCs/>
+        </w:rPr>
+        <w:t>STOP after reports. Then proceed to Phase B.</w:t>
+      </w:r>
+    </w:p>
+    <w:p>
+      <w:pPr>
+        <w:rPr>
+          <w:b/>
+          <w:bCs/>
+        </w:rPr>
+      </w:pPr>
+      <w:r>
+        <w:rPr>
+          <w:b/>
+          <w:bCs/>
+        </w:rPr>
+        <w:pict w14:anchorId="684B5B2D">
+          <v:rect id="_x0000_i1125" style="width:0;height:1.5pt" o:hralign="center" o:hrstd="t" o:hr="t" fillcolor="#a0a0a0" stroked="f"/>
         </w:pict>
       </w:r>
     </w:p>
@@ -624,155 +1111,769 @@
       </w:r>
     </w:p>
     <w:p>
-      <w:r>
-        <w:rPr>
-          <w:b/>
-          <w:bCs/>
-        </w:rPr>
-        <w:t>Prep:</w:t>
-      </w:r>
-      <w:r>
-        <w:t xml:space="preserve"> snapshot original, create /staging/ copy. All edits occur in /staging/.</w:t>
+      <w:pPr>
+        <w:rPr>
+          <w:b/>
+          <w:bCs/>
+        </w:rPr>
+      </w:pPr>
+      <w:r>
+        <w:rPr>
+          <w:b/>
+          <w:bCs/>
+        </w:rPr>
+        <w:t>Prep: Snapshot project to /snapshots/YYYYMMDD-HHMM/. Create /staging/ copy. All edits happen in /staging/.</w:t>
+      </w:r>
+    </w:p>
+    <w:p>
+      <w:pPr>
+        <w:rPr>
+          <w:b/>
+          <w:bCs/>
+        </w:rPr>
+      </w:pPr>
+      <w:r>
+        <w:rPr>
+          <w:b/>
+          <w:bCs/>
+        </w:rPr>
+        <w:t>Batch F1 — Guardrails</w:t>
       </w:r>
     </w:p>
     <w:p>
       <w:pPr>
         <w:numPr>
           <w:ilvl w:val="0"/>
-          <w:numId w:val="44"/>
+          <w:numId w:val="51"/>
         </w:numPr>
-      </w:pPr>
-      <w:r>
-        <w:rPr>
-          <w:b/>
-          <w:bCs/>
-        </w:rPr>
-        <w:t>Guardrails (Batch F1):</w:t>
+        <w:rPr>
+          <w:b/>
+          <w:bCs/>
+        </w:rPr>
+      </w:pPr>
+      <w:r>
+        <w:rPr>
+          <w:b/>
+          <w:bCs/>
+        </w:rPr>
+        <w:t xml:space="preserve">Add boot singletons: __INIT__, __AUTH_LISTENER__, __DELEGATION__ to ensure one-time </w:t>
+      </w:r>
+      <w:proofErr w:type="spellStart"/>
+      <w:r>
+        <w:rPr>
+          <w:b/>
+          <w:bCs/>
+        </w:rPr>
+        <w:t>init.</w:t>
+      </w:r>
+      <w:proofErr w:type="spellEnd"/>
+    </w:p>
+    <w:p>
+      <w:pPr>
+        <w:numPr>
+          <w:ilvl w:val="0"/>
+          <w:numId w:val="51"/>
+        </w:numPr>
+        <w:rPr>
+          <w:b/>
+          <w:bCs/>
+        </w:rPr>
+      </w:pPr>
+      <w:r>
+        <w:rPr>
+          <w:b/>
+          <w:bCs/>
+        </w:rPr>
+        <w:t>Replace per-button/inline listeners with one global delegated handler. Remove/disable legacy handlers.</w:t>
+      </w:r>
+    </w:p>
+    <w:p>
+      <w:pPr>
+        <w:numPr>
+          <w:ilvl w:val="0"/>
+          <w:numId w:val="51"/>
+        </w:numPr>
+        <w:rPr>
+          <w:b/>
+          <w:bCs/>
+        </w:rPr>
+      </w:pPr>
+      <w:r>
+        <w:rPr>
+          <w:b/>
+          <w:bCs/>
+        </w:rPr>
+        <w:t xml:space="preserve">In delegation, normalize actions: map </w:t>
+      </w:r>
+      <w:proofErr w:type="spellStart"/>
+      <w:r>
+        <w:rPr>
+          <w:b/>
+          <w:bCs/>
+        </w:rPr>
+        <w:t>addFromCache</w:t>
+      </w:r>
+      <w:proofErr w:type="spellEnd"/>
+      <w:r>
+        <w:rPr>
+          <w:b/>
+          <w:bCs/>
+        </w:rPr>
+        <w:t xml:space="preserve"> → add (one canonical path).</w:t>
+      </w:r>
+    </w:p>
+    <w:p>
+      <w:pPr>
+        <w:numPr>
+          <w:ilvl w:val="0"/>
+          <w:numId w:val="51"/>
+        </w:numPr>
+        <w:rPr>
+          <w:b/>
+          <w:bCs/>
+        </w:rPr>
+      </w:pPr>
+      <w:r>
+        <w:rPr>
+          <w:b/>
+          <w:bCs/>
+        </w:rPr>
+        <w:t>Add double-click/double-fire guard: dedupe by (</w:t>
+      </w:r>
+      <w:proofErr w:type="spellStart"/>
+      <w:r>
+        <w:rPr>
+          <w:b/>
+          <w:bCs/>
+        </w:rPr>
+        <w:t>action:id:list</w:t>
+      </w:r>
+      <w:proofErr w:type="spellEnd"/>
+      <w:r>
+        <w:rPr>
+          <w:b/>
+          <w:bCs/>
+        </w:rPr>
+        <w:t>) signature for 500ms.</w:t>
+      </w:r>
+    </w:p>
+    <w:p>
+      <w:pPr>
+        <w:numPr>
+          <w:ilvl w:val="0"/>
+          <w:numId w:val="51"/>
+        </w:numPr>
+        <w:rPr>
+          <w:b/>
+          <w:bCs/>
+        </w:rPr>
+      </w:pPr>
+      <w:r>
+        <w:rPr>
+          <w:b/>
+          <w:bCs/>
+        </w:rPr>
+        <w:t xml:space="preserve">Add a saving flag to prevent </w:t>
+      </w:r>
+      <w:proofErr w:type="spellStart"/>
+      <w:r>
+        <w:rPr>
+          <w:b/>
+          <w:bCs/>
+        </w:rPr>
+        <w:t>save→auth→reload</w:t>
+      </w:r>
+      <w:proofErr w:type="spellEnd"/>
+      <w:r>
+        <w:rPr>
+          <w:b/>
+          <w:bCs/>
+        </w:rPr>
+        <w:t xml:space="preserve"> loops; do not call full </w:t>
+      </w:r>
+      <w:proofErr w:type="spellStart"/>
+      <w:r>
+        <w:rPr>
+          <w:b/>
+          <w:bCs/>
+        </w:rPr>
+        <w:t>loadHomeContent</w:t>
+      </w:r>
+      <w:proofErr w:type="spellEnd"/>
+      <w:r>
+        <w:rPr>
+          <w:b/>
+          <w:bCs/>
+        </w:rPr>
+        <w:t>() from both save and auth listener.</w:t>
+      </w:r>
+    </w:p>
+    <w:p>
+      <w:pPr>
+        <w:rPr>
+          <w:b/>
+          <w:bCs/>
+        </w:rPr>
+      </w:pPr>
+      <w:r>
+        <w:rPr>
+          <w:b/>
+          <w:bCs/>
+        </w:rPr>
+        <w:t>Batch B1 — Canonical Add Pipeline</w:t>
+      </w:r>
+    </w:p>
+    <w:p>
+      <w:pPr>
+        <w:numPr>
+          <w:ilvl w:val="0"/>
+          <w:numId w:val="52"/>
+        </w:numPr>
+        <w:rPr>
+          <w:b/>
+          <w:bCs/>
+        </w:rPr>
+      </w:pPr>
+      <w:r>
+        <w:rPr>
+          <w:b/>
+          <w:bCs/>
+        </w:rPr>
+        <w:t>Pre-check: Build a Set from the current in-memory state (fresh), normalize IDs, and separate TV vs Movie list keys.</w:t>
+      </w:r>
+    </w:p>
+    <w:p>
+      <w:pPr>
+        <w:numPr>
+          <w:ilvl w:val="0"/>
+          <w:numId w:val="52"/>
+        </w:numPr>
+        <w:rPr>
+          <w:b/>
+          <w:bCs/>
+        </w:rPr>
+      </w:pPr>
+      <w:r>
+        <w:rPr>
+          <w:b/>
+          <w:bCs/>
+        </w:rPr>
+        <w:t xml:space="preserve">If already present → show proper “already in list” copy; do not persist; do not </w:t>
+      </w:r>
+      <w:proofErr w:type="spellStart"/>
+      <w:r>
+        <w:rPr>
+          <w:b/>
+          <w:bCs/>
+        </w:rPr>
+        <w:t>rerender</w:t>
+      </w:r>
+      <w:proofErr w:type="spellEnd"/>
+      <w:r>
+        <w:rPr>
+          <w:b/>
+          <w:bCs/>
+        </w:rPr>
+        <w:t>.</w:t>
+      </w:r>
+    </w:p>
+    <w:p>
+      <w:pPr>
+        <w:numPr>
+          <w:ilvl w:val="0"/>
+          <w:numId w:val="52"/>
+        </w:numPr>
+        <w:rPr>
+          <w:b/>
+          <w:bCs/>
+        </w:rPr>
+      </w:pPr>
+      <w:r>
+        <w:rPr>
+          <w:b/>
+          <w:bCs/>
+        </w:rPr>
+        <w:lastRenderedPageBreak/>
+        <w:t>On first add: optimistic UI (disable button/spinner), single write to persistence, then a targeted UI patch (do not reload the whole Home).</w:t>
+      </w:r>
+    </w:p>
+    <w:p>
+      <w:pPr>
+        <w:numPr>
+          <w:ilvl w:val="0"/>
+          <w:numId w:val="52"/>
+        </w:numPr>
+        <w:rPr>
+          <w:b/>
+          <w:bCs/>
+        </w:rPr>
+      </w:pPr>
+      <w:r>
+        <w:rPr>
+          <w:b/>
+          <w:bCs/>
+        </w:rPr>
+        <w:t>Ensure TV vs Movie lists are distinct to avoid cross-list collisions.</w:t>
+      </w:r>
+    </w:p>
+    <w:p>
+      <w:pPr>
+        <w:rPr>
+          <w:b/>
+          <w:bCs/>
+        </w:rPr>
+      </w:pPr>
+      <w:r>
+        <w:rPr>
+          <w:b/>
+          <w:bCs/>
+        </w:rPr>
+        <w:t>Batch B2 — Render Hygiene</w:t>
+      </w:r>
+    </w:p>
+    <w:p>
+      <w:pPr>
+        <w:numPr>
+          <w:ilvl w:val="0"/>
+          <w:numId w:val="53"/>
+        </w:numPr>
+        <w:rPr>
+          <w:b/>
+          <w:bCs/>
+        </w:rPr>
+      </w:pPr>
+      <w:r>
+        <w:rPr>
+          <w:b/>
+          <w:bCs/>
+        </w:rPr>
+        <w:t>Guarantee re-renders do not reattach listeners (respect singletons).</w:t>
+      </w:r>
+    </w:p>
+    <w:p>
+      <w:pPr>
+        <w:numPr>
+          <w:ilvl w:val="0"/>
+          <w:numId w:val="53"/>
+        </w:numPr>
+        <w:rPr>
+          <w:b/>
+          <w:bCs/>
+        </w:rPr>
+      </w:pPr>
+      <w:r>
+        <w:rPr>
+          <w:b/>
+          <w:bCs/>
+        </w:rPr>
+        <w:t>Eliminate or rename secondary buttons (</w:t>
+      </w:r>
+      <w:proofErr w:type="spellStart"/>
+      <w:r>
+        <w:rPr>
+          <w:b/>
+          <w:bCs/>
+        </w:rPr>
+        <w:t>addFromCache</w:t>
+      </w:r>
+      <w:proofErr w:type="spellEnd"/>
+      <w:r>
+        <w:rPr>
+          <w:b/>
+          <w:bCs/>
+        </w:rPr>
+        <w:t>) or mark them data-skip-delegation="true" if they must exist.</w:t>
+      </w:r>
+    </w:p>
+    <w:p>
+      <w:pPr>
+        <w:rPr>
+          <w:b/>
+          <w:bCs/>
+        </w:rPr>
+      </w:pPr>
+      <w:r>
+        <w:rPr>
+          <w:b/>
+          <w:bCs/>
+        </w:rPr>
+        <w:t>Batch V1 — Verification</w:t>
+      </w:r>
+    </w:p>
+    <w:p>
+      <w:pPr>
+        <w:numPr>
+          <w:ilvl w:val="0"/>
+          <w:numId w:val="54"/>
+        </w:numPr>
+        <w:rPr>
+          <w:b/>
+          <w:bCs/>
+        </w:rPr>
+      </w:pPr>
+      <w:r>
+        <w:rPr>
+          <w:b/>
+          <w:bCs/>
+        </w:rPr>
+        <w:t>Run /reports/test-plan.md scenarios in staging; capture console logs.</w:t>
+      </w:r>
+    </w:p>
+    <w:p>
+      <w:pPr>
+        <w:numPr>
+          <w:ilvl w:val="0"/>
+          <w:numId w:val="54"/>
+        </w:numPr>
+        <w:rPr>
+          <w:b/>
+          <w:bCs/>
+        </w:rPr>
+      </w:pPr>
+      <w:r>
+        <w:rPr>
+          <w:b/>
+          <w:bCs/>
+        </w:rPr>
+        <w:t>Produce /batches/B1/diff-</w:t>
+      </w:r>
+      <w:proofErr w:type="spellStart"/>
+      <w:r>
+        <w:rPr>
+          <w:b/>
+          <w:bCs/>
+        </w:rPr>
+        <w:t>preview.patch</w:t>
+      </w:r>
+      <w:proofErr w:type="spellEnd"/>
+      <w:r>
+        <w:rPr>
+          <w:b/>
+          <w:bCs/>
+        </w:rPr>
+        <w:t xml:space="preserve"> and /batches/B1/notes.md (what changed, why, tests passed).</w:t>
+      </w:r>
+    </w:p>
+    <w:p>
+      <w:pPr>
+        <w:rPr>
+          <w:b/>
+          <w:bCs/>
+        </w:rPr>
+      </w:pPr>
+      <w:r>
+        <w:rPr>
+          <w:b/>
+          <w:bCs/>
+        </w:rPr>
+        <w:t>Success criteria (must pass):</w:t>
+      </w:r>
+    </w:p>
+    <w:p>
+      <w:pPr>
+        <w:numPr>
+          <w:ilvl w:val="0"/>
+          <w:numId w:val="55"/>
+        </w:numPr>
+        <w:rPr>
+          <w:b/>
+          <w:bCs/>
+        </w:rPr>
+      </w:pPr>
+      <w:r>
+        <w:rPr>
+          <w:b/>
+          <w:bCs/>
+        </w:rPr>
+        <w:t>Each click logs once.</w:t>
+      </w:r>
+    </w:p>
+    <w:p>
+      <w:pPr>
+        <w:numPr>
+          <w:ilvl w:val="0"/>
+          <w:numId w:val="55"/>
+        </w:numPr>
+        <w:rPr>
+          <w:b/>
+          <w:bCs/>
+        </w:rPr>
+      </w:pPr>
+      <w:r>
+        <w:rPr>
+          <w:b/>
+          <w:bCs/>
+        </w:rPr>
+        <w:t>Exactly one write per successful add; zero writes on duplicate attempts.</w:t>
+      </w:r>
+    </w:p>
+    <w:p>
+      <w:pPr>
+        <w:numPr>
+          <w:ilvl w:val="0"/>
+          <w:numId w:val="55"/>
+        </w:numPr>
+        <w:rPr>
+          <w:b/>
+          <w:bCs/>
+        </w:rPr>
+      </w:pPr>
+      <w:r>
+        <w:rPr>
+          <w:b/>
+          <w:bCs/>
+        </w:rPr>
+        <w:t>No full-page reload cascades after saving.</w:t>
+      </w:r>
+    </w:p>
+    <w:p>
+      <w:pPr>
+        <w:numPr>
+          <w:ilvl w:val="0"/>
+          <w:numId w:val="55"/>
+        </w:numPr>
+        <w:rPr>
+          <w:b/>
+          <w:bCs/>
+        </w:rPr>
+      </w:pPr>
+      <w:r>
+        <w:rPr>
+          <w:b/>
+          <w:bCs/>
+        </w:rPr>
+        <w:t>No “already in list” error on first-time adds; correct copy on repeat adds.</w:t>
+      </w:r>
+    </w:p>
+    <w:p>
+      <w:pPr>
+        <w:rPr>
+          <w:b/>
+          <w:bCs/>
+        </w:rPr>
+      </w:pPr>
+      <w:r>
+        <w:rPr>
+          <w:b/>
+          <w:bCs/>
+        </w:rPr>
+        <w:pict w14:anchorId="2DF5C6E2">
+          <v:rect id="_x0000_i1126" style="width:0;height:1.5pt" o:hralign="center" o:hrstd="t" o:hr="t" fillcolor="#a0a0a0" stroked="f"/>
+        </w:pict>
+      </w:r>
+    </w:p>
+    <w:p>
+      <w:pPr>
+        <w:rPr>
+          <w:b/>
+          <w:bCs/>
+        </w:rPr>
+      </w:pPr>
+      <w:r>
+        <w:rPr>
+          <w:b/>
+          <w:bCs/>
+        </w:rPr>
+        <w:t>HOME LAYOUT — IMMOVABLE CONTRACT (EXACT ORDER)</w:t>
+      </w:r>
+    </w:p>
+    <w:p>
+      <w:pPr>
+        <w:numPr>
+          <w:ilvl w:val="0"/>
+          <w:numId w:val="56"/>
+        </w:numPr>
+        <w:rPr>
+          <w:b/>
+          <w:bCs/>
+        </w:rPr>
+      </w:pPr>
+      <w:r>
+        <w:rPr>
+          <w:b/>
+          <w:bCs/>
+        </w:rPr>
+        <w:t>Header</w:t>
       </w:r>
     </w:p>
     <w:p>
       <w:pPr>
         <w:numPr>
           <w:ilvl w:val="1"/>
-          <w:numId w:val="44"/>
+          <w:numId w:val="56"/>
         </w:numPr>
-      </w:pPr>
-      <w:r>
-        <w:t>Add boot singletons: __INIT__, __AUTH_LISTENER__, __DELEGATION__.</w:t>
+        <w:rPr>
+          <w:b/>
+          <w:bCs/>
+        </w:rPr>
+      </w:pPr>
+      <w:r>
+        <w:rPr>
+          <w:b/>
+          <w:bCs/>
+        </w:rPr>
+        <w:t>Left: username + snarky message</w:t>
       </w:r>
     </w:p>
     <w:p>
       <w:pPr>
         <w:numPr>
           <w:ilvl w:val="1"/>
-          <w:numId w:val="44"/>
+          <w:numId w:val="56"/>
         </w:numPr>
-      </w:pPr>
-      <w:r>
-        <w:t xml:space="preserve">Replace all per-button/inline listeners with </w:t>
-      </w:r>
-      <w:r>
-        <w:rPr>
-          <w:b/>
-          <w:bCs/>
-        </w:rPr>
-        <w:t>one</w:t>
-      </w:r>
-      <w:r>
-        <w:t xml:space="preserve"> global delegated handler. Remove/disable legacy handlers.</w:t>
+        <w:rPr>
+          <w:b/>
+          <w:bCs/>
+        </w:rPr>
+      </w:pPr>
+      <w:r>
+        <w:rPr>
+          <w:b/>
+          <w:bCs/>
+        </w:rPr>
+        <w:t>Center: “</w:t>
+      </w:r>
+      <w:proofErr w:type="spellStart"/>
+      <w:r>
+        <w:rPr>
+          <w:b/>
+          <w:bCs/>
+        </w:rPr>
+        <w:t>Flicklet</w:t>
+      </w:r>
+      <w:proofErr w:type="spellEnd"/>
+      <w:r>
+        <w:rPr>
+          <w:b/>
+          <w:bCs/>
+        </w:rPr>
+        <w:t>” + “TV &amp; Movie Tracker” (centered)</w:t>
       </w:r>
     </w:p>
     <w:p>
       <w:pPr>
         <w:numPr>
           <w:ilvl w:val="1"/>
-          <w:numId w:val="44"/>
+          <w:numId w:val="56"/>
         </w:numPr>
-      </w:pPr>
-      <w:r>
-        <w:t xml:space="preserve">In delegation, </w:t>
-      </w:r>
-      <w:r>
-        <w:rPr>
-          <w:b/>
-          <w:bCs/>
-        </w:rPr>
-        <w:t>normalize actions</w:t>
-      </w:r>
-      <w:r>
-        <w:t xml:space="preserve">: map </w:t>
-      </w:r>
-      <w:proofErr w:type="spellStart"/>
-      <w:r>
-        <w:t>addFromCache</w:t>
-      </w:r>
-      <w:proofErr w:type="spellEnd"/>
-      <w:r>
-        <w:t xml:space="preserve"> → add (one canonical path).</w:t>
+        <w:rPr>
+          <w:b/>
+          <w:bCs/>
+        </w:rPr>
+      </w:pPr>
+      <w:r>
+        <w:rPr>
+          <w:b/>
+          <w:bCs/>
+        </w:rPr>
+        <w:t>Right: language selector + login/profile</w:t>
+      </w:r>
+    </w:p>
+    <w:p>
+      <w:pPr>
+        <w:numPr>
+          <w:ilvl w:val="0"/>
+          <w:numId w:val="56"/>
+        </w:numPr>
+        <w:rPr>
+          <w:b/>
+          <w:bCs/>
+        </w:rPr>
+      </w:pPr>
+      <w:r>
+        <w:rPr>
+          <w:b/>
+          <w:bCs/>
+        </w:rPr>
+        <w:t>Sticky Search (UNCHANGED — obey sticky policy)</w:t>
+      </w:r>
+    </w:p>
+    <w:p>
+      <w:pPr>
+        <w:numPr>
+          <w:ilvl w:val="0"/>
+          <w:numId w:val="56"/>
+        </w:numPr>
+        <w:rPr>
+          <w:b/>
+          <w:bCs/>
+        </w:rPr>
+      </w:pPr>
+      <w:r>
+        <w:rPr>
+          <w:b/>
+          <w:bCs/>
+        </w:rPr>
+        <w:t>Quote Bar (NEW; hard-baked)</w:t>
       </w:r>
     </w:p>
     <w:p>
       <w:pPr>
         <w:numPr>
           <w:ilvl w:val="1"/>
-          <w:numId w:val="44"/>
+          <w:numId w:val="56"/>
         </w:numPr>
-      </w:pPr>
-      <w:r>
-        <w:t>Add double-click/double-fire guard: dedupe on a (</w:t>
-      </w:r>
-      <w:proofErr w:type="spellStart"/>
-      <w:r>
-        <w:t>action:</w:t>
-      </w:r>
-      <w:proofErr w:type="gramStart"/>
-      <w:r>
-        <w:t>id:list</w:t>
-      </w:r>
-      <w:proofErr w:type="spellEnd"/>
-      <w:proofErr w:type="gramEnd"/>
-      <w:r>
-        <w:t>) signature for 500ms.</w:t>
+        <w:rPr>
+          <w:b/>
+          <w:bCs/>
+        </w:rPr>
+      </w:pPr>
+      <w:r>
+        <w:rPr>
+          <w:b/>
+          <w:bCs/>
+        </w:rPr>
+        <w:t>One-line marquee, smooth horizontal scroll, pause on hover/tap</w:t>
       </w:r>
     </w:p>
     <w:p>
       <w:pPr>
         <w:numPr>
           <w:ilvl w:val="1"/>
-          <w:numId w:val="44"/>
+          <w:numId w:val="56"/>
         </w:numPr>
-      </w:pPr>
-      <w:r>
-        <w:t xml:space="preserve">Add saving flag to prevent </w:t>
-      </w:r>
-      <w:proofErr w:type="spellStart"/>
-      <w:r>
-        <w:t>save→auth→reload</w:t>
-      </w:r>
-      <w:proofErr w:type="spellEnd"/>
-      <w:r>
-        <w:t xml:space="preserve"> loops; do not call full </w:t>
-      </w:r>
-      <w:proofErr w:type="spellStart"/>
-      <w:proofErr w:type="gramStart"/>
-      <w:r>
-        <w:t>loadHomeContent</w:t>
-      </w:r>
-      <w:proofErr w:type="spellEnd"/>
-      <w:r>
-        <w:t>(</w:t>
-      </w:r>
-      <w:proofErr w:type="gramEnd"/>
-      <w:r>
-        <w:t>) from both save and auth listener.</w:t>
+        <w:rPr>
+          <w:b/>
+          <w:bCs/>
+        </w:rPr>
+      </w:pPr>
+      <w:r>
+        <w:rPr>
+          <w:b/>
+          <w:bCs/>
+        </w:rPr>
+        <w:t>Random quote on load; optional rotate ~30s; auto-hide if no quotes</w:t>
+      </w:r>
+    </w:p>
+    <w:p>
+      <w:pPr>
+        <w:numPr>
+          <w:ilvl w:val="1"/>
+          <w:numId w:val="56"/>
+        </w:numPr>
+        <w:rPr>
+          <w:b/>
+          <w:bCs/>
+        </w:rPr>
+      </w:pPr>
+      <w:r>
+        <w:rPr>
+          <w:b/>
+          <w:bCs/>
+        </w:rPr>
+        <w:t>Accessibility: role="region" aria-label="Quote of the moment"</w:t>
       </w:r>
     </w:p>
     <w:p>
       <w:pPr>
         <w:numPr>
           <w:ilvl w:val="0"/>
-          <w:numId w:val="44"/>
+          <w:numId w:val="56"/>
         </w:numPr>
+        <w:rPr>
+          <w:b/>
+          <w:bCs/>
+        </w:rPr>
       </w:pPr>
       <w:r>
         <w:rPr>
@@ -780,297 +1881,594 @@
           <w:bCs/>
         </w:rPr>
         <w:lastRenderedPageBreak/>
-        <w:t>Canonical add pipeline (Batch B1):</w:t>
+        <w:t>Group 1 — Your Shows</w:t>
       </w:r>
     </w:p>
     <w:p>
       <w:pPr>
         <w:numPr>
           <w:ilvl w:val="1"/>
-          <w:numId w:val="44"/>
+          <w:numId w:val="56"/>
         </w:numPr>
-      </w:pPr>
-      <w:r>
-        <w:t xml:space="preserve">Pre-check: build a Set from </w:t>
-      </w:r>
-      <w:r>
-        <w:rPr>
-          <w:b/>
-          <w:bCs/>
-        </w:rPr>
-        <w:t>current in-memory state</w:t>
-      </w:r>
-      <w:r>
-        <w:t xml:space="preserve"> (not stale), ensure id type normalization.</w:t>
+        <w:rPr>
+          <w:b/>
+          <w:bCs/>
+        </w:rPr>
+      </w:pPr>
+      <w:r>
+        <w:rPr>
+          <w:b/>
+          <w:bCs/>
+        </w:rPr>
+        <w:t>Currently Watching (row): always present; if empty → placeholder:</w:t>
+      </w:r>
+      <w:r>
+        <w:rPr>
+          <w:b/>
+          <w:bCs/>
+        </w:rPr>
+        <w:br/>
+        <w:t>“Add something to your Currently Watching list and it’ll show up here.”</w:t>
       </w:r>
     </w:p>
     <w:p>
       <w:pPr>
         <w:numPr>
           <w:ilvl w:val="1"/>
-          <w:numId w:val="44"/>
+          <w:numId w:val="56"/>
         </w:numPr>
-      </w:pPr>
-      <w:r>
-        <w:t xml:space="preserve">If already present → show proper “already in list” copy; </w:t>
-      </w:r>
-      <w:r>
-        <w:rPr>
-          <w:b/>
-          <w:bCs/>
-        </w:rPr>
-        <w:t>do not</w:t>
-      </w:r>
-      <w:r>
-        <w:t xml:space="preserve"> persist; </w:t>
-      </w:r>
-      <w:r>
-        <w:rPr>
-          <w:b/>
-          <w:bCs/>
-        </w:rPr>
-        <w:t>do not</w:t>
-      </w:r>
-      <w:r>
-        <w:t xml:space="preserve"> </w:t>
-      </w:r>
-      <w:proofErr w:type="spellStart"/>
-      <w:r>
-        <w:t>rerender</w:t>
-      </w:r>
-      <w:proofErr w:type="spellEnd"/>
-      <w:r>
-        <w:t>.</w:t>
+        <w:rPr>
+          <w:b/>
+          <w:bCs/>
+        </w:rPr>
+      </w:pPr>
+      <w:r>
+        <w:rPr>
+          <w:b/>
+          <w:bCs/>
+        </w:rPr>
+        <w:t>Next Up This Week (row): if data → carousel; if none → collapsed one-line placeholder:</w:t>
+      </w:r>
+      <w:r>
+        <w:rPr>
+          <w:b/>
+          <w:bCs/>
+        </w:rPr>
+        <w:br/>
+        <w:t>“No upcoming episodes this week.”</w:t>
+      </w:r>
+    </w:p>
+    <w:p>
+      <w:pPr>
+        <w:numPr>
+          <w:ilvl w:val="0"/>
+          <w:numId w:val="56"/>
+        </w:numPr>
+        <w:rPr>
+          <w:b/>
+          <w:bCs/>
+        </w:rPr>
+      </w:pPr>
+      <w:r>
+        <w:rPr>
+          <w:b/>
+          <w:bCs/>
+        </w:rPr>
+        <w:t>Group 2 — Community</w:t>
       </w:r>
     </w:p>
     <w:p>
       <w:pPr>
         <w:numPr>
           <w:ilvl w:val="1"/>
-          <w:numId w:val="44"/>
+          <w:numId w:val="56"/>
         </w:numPr>
-      </w:pPr>
-      <w:proofErr w:type="gramStart"/>
-      <w:r>
-        <w:t>On first</w:t>
-      </w:r>
-      <w:proofErr w:type="gramEnd"/>
-      <w:r>
-        <w:t xml:space="preserve"> </w:t>
-      </w:r>
-      <w:proofErr w:type="gramStart"/>
-      <w:r>
-        <w:t>add:</w:t>
-      </w:r>
-      <w:proofErr w:type="gramEnd"/>
-      <w:r>
-        <w:t xml:space="preserve"> optimistic UI (disable button/spinner), write once to persistence, then </w:t>
-      </w:r>
-      <w:r>
-        <w:rPr>
-          <w:b/>
-          <w:bCs/>
-        </w:rPr>
-        <w:t>targeted UI patch</w:t>
-      </w:r>
-      <w:r>
-        <w:t xml:space="preserve"> (don’t reload whole home).</w:t>
+        <w:rPr>
+          <w:b/>
+          <w:bCs/>
+        </w:rPr>
+      </w:pPr>
+      <w:r>
+        <w:rPr>
+          <w:b/>
+          <w:bCs/>
+        </w:rPr>
+        <w:t>Left: rotating highlight reel (autoplay muted, basic controls)</w:t>
       </w:r>
     </w:p>
     <w:p>
       <w:pPr>
         <w:numPr>
           <w:ilvl w:val="1"/>
-          <w:numId w:val="44"/>
+          <w:numId w:val="56"/>
         </w:numPr>
-      </w:pPr>
-      <w:r>
-        <w:t>Ensure TV vs Movie lists are distinct keys; avoid cross-list collisions.</w:t>
+        <w:rPr>
+          <w:b/>
+          <w:bCs/>
+        </w:rPr>
+      </w:pPr>
+      <w:r>
+        <w:rPr>
+          <w:b/>
+          <w:bCs/>
+        </w:rPr>
+        <w:t xml:space="preserve">Right (stack): </w:t>
+      </w:r>
+      <w:proofErr w:type="spellStart"/>
+      <w:r>
+        <w:rPr>
+          <w:b/>
+          <w:bCs/>
+        </w:rPr>
+        <w:t>FlickWord</w:t>
+      </w:r>
+      <w:proofErr w:type="spellEnd"/>
+      <w:r>
+        <w:rPr>
+          <w:b/>
+          <w:bCs/>
+        </w:rPr>
+        <w:t xml:space="preserve"> (top, embedded stats under title) + Trivia (bottom, embedded stats)</w:t>
       </w:r>
     </w:p>
     <w:p>
       <w:pPr>
         <w:numPr>
           <w:ilvl w:val="0"/>
-          <w:numId w:val="44"/>
+          <w:numId w:val="56"/>
         </w:numPr>
-      </w:pPr>
-      <w:r>
-        <w:rPr>
-          <w:b/>
-          <w:bCs/>
-        </w:rPr>
-        <w:t>Render hygiene (Batch B2):</w:t>
+        <w:rPr>
+          <w:b/>
+          <w:bCs/>
+        </w:rPr>
+      </w:pPr>
+      <w:r>
+        <w:rPr>
+          <w:b/>
+          <w:bCs/>
+        </w:rPr>
+        <w:t>Group 3 — For You</w:t>
       </w:r>
     </w:p>
     <w:p>
       <w:pPr>
         <w:numPr>
           <w:ilvl w:val="1"/>
-          <w:numId w:val="44"/>
+          <w:numId w:val="56"/>
         </w:numPr>
-      </w:pPr>
-      <w:r>
-        <w:t xml:space="preserve">Ensure that any </w:t>
-      </w:r>
-      <w:proofErr w:type="spellStart"/>
-      <w:r>
-        <w:t>rerender</w:t>
-      </w:r>
-      <w:proofErr w:type="spellEnd"/>
-      <w:r>
-        <w:t xml:space="preserve"> does </w:t>
-      </w:r>
-      <w:r>
-        <w:rPr>
-          <w:b/>
-          <w:bCs/>
-        </w:rPr>
-        <w:t>not</w:t>
-      </w:r>
-      <w:r>
-        <w:t xml:space="preserve"> reattach listeners (respect singletons).</w:t>
+        <w:rPr>
+          <w:b/>
+          <w:bCs/>
+        </w:rPr>
+      </w:pPr>
+      <w:r>
+        <w:rPr>
+          <w:b/>
+          <w:bCs/>
+        </w:rPr>
+        <w:t>Two Personalized genre rows from Settings (e.g., Anime, Horror)</w:t>
       </w:r>
     </w:p>
     <w:p>
       <w:pPr>
         <w:numPr>
           <w:ilvl w:val="1"/>
-          <w:numId w:val="44"/>
+          <w:numId w:val="56"/>
         </w:numPr>
-      </w:pPr>
-      <w:r>
-        <w:t>Eliminate or rename secondary buttons (</w:t>
-      </w:r>
-      <w:proofErr w:type="spellStart"/>
-      <w:r>
-        <w:t>addFromCache</w:t>
-      </w:r>
-      <w:proofErr w:type="spellEnd"/>
-      <w:r>
-        <w:t>) or mark them data-skip-delegation="true" if they must exist.</w:t>
+        <w:rPr>
+          <w:b/>
+          <w:bCs/>
+        </w:rPr>
+      </w:pPr>
+      <w:r>
+        <w:rPr>
+          <w:b/>
+          <w:bCs/>
+        </w:rPr>
+        <w:t>Curated rows count per user setting:</w:t>
+      </w:r>
+    </w:p>
+    <w:p>
+      <w:pPr>
+        <w:numPr>
+          <w:ilvl w:val="2"/>
+          <w:numId w:val="56"/>
+        </w:numPr>
+        <w:rPr>
+          <w:b/>
+          <w:bCs/>
+        </w:rPr>
+      </w:pPr>
+      <w:r>
+        <w:rPr>
+          <w:b/>
+          <w:bCs/>
+        </w:rPr>
+        <w:t>3 → Trending, Staff Picks, New This Week</w:t>
+      </w:r>
+    </w:p>
+    <w:p>
+      <w:pPr>
+        <w:numPr>
+          <w:ilvl w:val="2"/>
+          <w:numId w:val="56"/>
+        </w:numPr>
+        <w:rPr>
+          <w:b/>
+          <w:bCs/>
+        </w:rPr>
+      </w:pPr>
+      <w:r>
+        <w:rPr>
+          <w:b/>
+          <w:bCs/>
+        </w:rPr>
+        <w:t>2 → Trending, Staff Picks</w:t>
+      </w:r>
+    </w:p>
+    <w:p>
+      <w:pPr>
+        <w:numPr>
+          <w:ilvl w:val="2"/>
+          <w:numId w:val="56"/>
+        </w:numPr>
+        <w:rPr>
+          <w:b/>
+          <w:bCs/>
+        </w:rPr>
+      </w:pPr>
+      <w:r>
+        <w:rPr>
+          <w:b/>
+          <w:bCs/>
+        </w:rPr>
+        <w:t>1 → Trending</w:t>
       </w:r>
     </w:p>
     <w:p>
       <w:pPr>
         <w:numPr>
           <w:ilvl w:val="0"/>
-          <w:numId w:val="44"/>
+          <w:numId w:val="56"/>
         </w:numPr>
-      </w:pPr>
-      <w:r>
-        <w:rPr>
-          <w:b/>
-          <w:bCs/>
-        </w:rPr>
-        <w:t>Verification (Batch V1):</w:t>
+        <w:rPr>
+          <w:b/>
+          <w:bCs/>
+        </w:rPr>
+      </w:pPr>
+      <w:r>
+        <w:rPr>
+          <w:b/>
+          <w:bCs/>
+        </w:rPr>
+        <w:t>Group 4 — In Theaters Near You</w:t>
       </w:r>
     </w:p>
     <w:p>
       <w:pPr>
         <w:numPr>
           <w:ilvl w:val="1"/>
-          <w:numId w:val="44"/>
+          <w:numId w:val="56"/>
         </w:numPr>
-      </w:pPr>
-      <w:r>
-        <w:t>Run /reports/test-plan.md scenarios in staging, capture console logs.</w:t>
+        <w:rPr>
+          <w:b/>
+          <w:bCs/>
+        </w:rPr>
+      </w:pPr>
+      <w:r>
+        <w:rPr>
+          <w:b/>
+          <w:bCs/>
+        </w:rPr>
+        <w:t>Show only with location permission and showtime data; else compact prompt:</w:t>
+      </w:r>
+      <w:r>
+        <w:rPr>
+          <w:b/>
+          <w:bCs/>
+        </w:rPr>
+        <w:br/>
+        <w:t>“Turn on location to see movies playing near you.”</w:t>
       </w:r>
     </w:p>
     <w:p>
       <w:pPr>
         <w:numPr>
           <w:ilvl w:val="1"/>
-          <w:numId w:val="44"/>
+          <w:numId w:val="56"/>
         </w:numPr>
-      </w:pPr>
-      <w:r>
-        <w:t>Produce /batches/B1/diff-</w:t>
-      </w:r>
-      <w:proofErr w:type="spellStart"/>
-      <w:r>
-        <w:t>preview.patch</w:t>
-      </w:r>
-      <w:proofErr w:type="spellEnd"/>
-      <w:r>
-        <w:t xml:space="preserve"> and /batches/B1/notes.md (what changed, why, tests passed).</w:t>
-      </w:r>
-    </w:p>
-    <w:p>
-      <w:r>
-        <w:rPr>
-          <w:b/>
-          <w:bCs/>
-        </w:rPr>
-        <w:t>Success criteria (must pass):</w:t>
+        <w:rPr>
+          <w:b/>
+          <w:bCs/>
+        </w:rPr>
+      </w:pPr>
+      <w:r>
+        <w:rPr>
+          <w:b/>
+          <w:bCs/>
+        </w:rPr>
+        <w:t>If showtimes service fails, fallback inside this section to national releases (no showtimes) with a note; do not create a separate section.</w:t>
       </w:r>
     </w:p>
     <w:p>
       <w:pPr>
         <w:numPr>
           <w:ilvl w:val="0"/>
-          <w:numId w:val="45"/>
+          <w:numId w:val="56"/>
         </w:numPr>
-      </w:pPr>
-      <w:r>
-        <w:t xml:space="preserve">Each click logs </w:t>
-      </w:r>
-      <w:r>
-        <w:rPr>
-          <w:b/>
-          <w:bCs/>
-        </w:rPr>
-        <w:t>once</w:t>
-      </w:r>
-      <w:r>
-        <w:t>.</w:t>
+        <w:rPr>
+          <w:b/>
+          <w:bCs/>
+        </w:rPr>
+      </w:pPr>
+      <w:r>
+        <w:rPr>
+          <w:b/>
+          <w:bCs/>
+        </w:rPr>
+        <w:t>Group 5 — Feedback</w:t>
+      </w:r>
+    </w:p>
+    <w:p>
+      <w:pPr>
+        <w:numPr>
+          <w:ilvl w:val="1"/>
+          <w:numId w:val="56"/>
+        </w:numPr>
+        <w:rPr>
+          <w:b/>
+          <w:bCs/>
+        </w:rPr>
+      </w:pPr>
+      <w:r>
+        <w:rPr>
+          <w:b/>
+          <w:bCs/>
+        </w:rPr>
+        <w:t>Compact card with two CTAs: Report a bug / Suggest a feature (modal forms)</w:t>
+      </w:r>
+    </w:p>
+    <w:p>
+      <w:pPr>
+        <w:rPr>
+          <w:b/>
+          <w:bCs/>
+        </w:rPr>
+      </w:pPr>
+      <w:r>
+        <w:rPr>
+          <w:b/>
+          <w:bCs/>
+        </w:rPr>
+        <w:t>Anything not listed above does not belong on Home and must be removed (deleted, not hidden).</w:t>
+      </w:r>
+    </w:p>
+    <w:p>
+      <w:pPr>
+        <w:rPr>
+          <w:b/>
+          <w:bCs/>
+        </w:rPr>
+      </w:pPr>
+      <w:r>
+        <w:rPr>
+          <w:b/>
+          <w:bCs/>
+        </w:rPr>
+        <w:pict w14:anchorId="48DB9767">
+          <v:rect id="_x0000_i1127" style="width:0;height:1.5pt" o:hralign="center" o:hrstd="t" o:hr="t" fillcolor="#a0a0a0" stroked="f"/>
+        </w:pict>
+      </w:r>
+    </w:p>
+    <w:p>
+      <w:pPr>
+        <w:rPr>
+          <w:b/>
+          <w:bCs/>
+        </w:rPr>
+      </w:pPr>
+      <w:r>
+        <w:rPr>
+          <w:b/>
+          <w:bCs/>
+        </w:rPr>
+        <w:t>HARD “REMOVE COMPLETELY” LIST (HOME ONLY)</w:t>
+      </w:r>
+    </w:p>
+    <w:p>
+      <w:pPr>
+        <w:rPr>
+          <w:b/>
+          <w:bCs/>
+        </w:rPr>
+      </w:pPr>
+      <w:r>
+        <w:rPr>
+          <w:b/>
+          <w:bCs/>
+        </w:rPr>
+        <w:lastRenderedPageBreak/>
+        <w:t>Delete code/templates/styles/event bindings for:</w:t>
       </w:r>
     </w:p>
     <w:p>
       <w:pPr>
         <w:numPr>
           <w:ilvl w:val="0"/>
-          <w:numId w:val="45"/>
+          <w:numId w:val="57"/>
         </w:numPr>
-      </w:pPr>
-      <w:r>
-        <w:t xml:space="preserve">Exactly one </w:t>
-      </w:r>
-      <w:proofErr w:type="gramStart"/>
-      <w:r>
-        <w:t>write</w:t>
-      </w:r>
-      <w:proofErr w:type="gramEnd"/>
-      <w:r>
-        <w:t xml:space="preserve"> per successful add; zero writes on duplicate attempts.</w:t>
+        <w:rPr>
+          <w:b/>
+          <w:bCs/>
+        </w:rPr>
+      </w:pPr>
+      <w:r>
+        <w:rPr>
+          <w:b/>
+          <w:bCs/>
+        </w:rPr>
+        <w:t>Stats/Binge meters and user “Stats” blocks</w:t>
       </w:r>
     </w:p>
     <w:p>
       <w:pPr>
         <w:numPr>
           <w:ilvl w:val="0"/>
-          <w:numId w:val="45"/>
+          <w:numId w:val="57"/>
         </w:numPr>
-      </w:pPr>
-      <w:r>
-        <w:t>No full-page reload cascades after saving.</w:t>
+        <w:rPr>
+          <w:b/>
+          <w:bCs/>
+        </w:rPr>
+      </w:pPr>
+      <w:r>
+        <w:rPr>
+          <w:b/>
+          <w:bCs/>
+        </w:rPr>
+        <w:t>Any “Extended Upcoming” beyond “This Week”</w:t>
       </w:r>
     </w:p>
     <w:p>
       <w:pPr>
         <w:numPr>
           <w:ilvl w:val="0"/>
-          <w:numId w:val="45"/>
+          <w:numId w:val="57"/>
         </w:numPr>
-      </w:pPr>
-      <w:r>
-        <w:t>No “already in list” error on first-time adds; correct copy on repeat adds.</w:t>
-      </w:r>
-    </w:p>
-    <w:p>
-      <w:r>
-        <w:pict w14:anchorId="320F02DA">
-          <v:rect id="_x0000_i1038" style="width:0;height:1.5pt" o:hralign="center" o:hrstd="t" o:hr="t" fillcolor="#a0a0a0" stroked="f"/>
+        <w:rPr>
+          <w:b/>
+          <w:bCs/>
+        </w:rPr>
+      </w:pPr>
+      <w:r>
+        <w:rPr>
+          <w:b/>
+          <w:bCs/>
+        </w:rPr>
+        <w:t>Standalone Quote/Quotes widgets (outside the Quote Bar)</w:t>
+      </w:r>
+    </w:p>
+    <w:p>
+      <w:pPr>
+        <w:numPr>
+          <w:ilvl w:val="0"/>
+          <w:numId w:val="57"/>
+        </w:numPr>
+        <w:rPr>
+          <w:b/>
+          <w:bCs/>
+        </w:rPr>
+      </w:pPr>
+      <w:r>
+        <w:rPr>
+          <w:b/>
+          <w:bCs/>
+        </w:rPr>
+        <w:t xml:space="preserve">Mini/duplicate </w:t>
+      </w:r>
+      <w:proofErr w:type="spellStart"/>
+      <w:r>
+        <w:rPr>
+          <w:b/>
+          <w:bCs/>
+        </w:rPr>
+        <w:t>FlickWord</w:t>
+      </w:r>
+      <w:proofErr w:type="spellEnd"/>
+      <w:r>
+        <w:rPr>
+          <w:b/>
+          <w:bCs/>
+        </w:rPr>
+        <w:t xml:space="preserve"> or Trivia cards outside Community</w:t>
+      </w:r>
+    </w:p>
+    <w:p>
+      <w:pPr>
+        <w:numPr>
+          <w:ilvl w:val="0"/>
+          <w:numId w:val="57"/>
+        </w:numPr>
+        <w:rPr>
+          <w:b/>
+          <w:bCs/>
+        </w:rPr>
+      </w:pPr>
+      <w:r>
+        <w:rPr>
+          <w:b/>
+          <w:bCs/>
+        </w:rPr>
+        <w:t>Legacy “Popular this week,” “Editors’ Choice,” dev/demo rows not part of Group 3</w:t>
+      </w:r>
+    </w:p>
+    <w:p>
+      <w:pPr>
+        <w:numPr>
+          <w:ilvl w:val="0"/>
+          <w:numId w:val="57"/>
+        </w:numPr>
+        <w:rPr>
+          <w:b/>
+          <w:bCs/>
+        </w:rPr>
+      </w:pPr>
+      <w:r>
+        <w:rPr>
+          <w:b/>
+          <w:bCs/>
+        </w:rPr>
+        <w:t>Separate “In Theaters (National)” section (keep fallback inside Group 4)</w:t>
+      </w:r>
+    </w:p>
+    <w:p>
+      <w:pPr>
+        <w:numPr>
+          <w:ilvl w:val="0"/>
+          <w:numId w:val="57"/>
+        </w:numPr>
+        <w:rPr>
+          <w:b/>
+          <w:bCs/>
+        </w:rPr>
+      </w:pPr>
+      <w:r>
+        <w:rPr>
+          <w:b/>
+          <w:bCs/>
+        </w:rPr>
+        <w:t>Any auto-register/auto-inject row systems that target Home</w:t>
+      </w:r>
+    </w:p>
+    <w:p>
+      <w:pPr>
+        <w:rPr>
+          <w:b/>
+          <w:bCs/>
+        </w:rPr>
+      </w:pPr>
+      <w:r>
+        <w:rPr>
+          <w:b/>
+          <w:bCs/>
+        </w:rPr>
+        <w:t>Also remove feature flags that only toggle the above.</w:t>
+      </w:r>
+    </w:p>
+    <w:p>
+      <w:pPr>
+        <w:rPr>
+          <w:b/>
+          <w:bCs/>
+        </w:rPr>
+      </w:pPr>
+      <w:r>
+        <w:rPr>
+          <w:b/>
+          <w:bCs/>
+        </w:rPr>
+        <w:pict w14:anchorId="2B4C3950">
+          <v:rect id="_x0000_i1128" style="width:0;height:1.5pt" o:hralign="center" o:hrstd="t" o:hr="t" fillcolor="#a0a0a0" stroked="f"/>
         </w:pict>
       </w:r>
     </w:p>
@@ -1086,7 +2484,905 @@
           <w:b/>
           <w:bCs/>
         </w:rPr>
-        <w:t>CURRENT ISSUE CONTEXT (paste your logs/screens here)</w:t>
+        <w:t>RUNTIME GUARDRAILS (“TRIPWIRES”)</w:t>
+      </w:r>
+    </w:p>
+    <w:p>
+      <w:pPr>
+        <w:numPr>
+          <w:ilvl w:val="0"/>
+          <w:numId w:val="58"/>
+        </w:numPr>
+        <w:rPr>
+          <w:b/>
+          <w:bCs/>
+        </w:rPr>
+      </w:pPr>
+      <w:r>
+        <w:rPr>
+          <w:b/>
+          <w:bCs/>
+        </w:rPr>
+        <w:t>Single mount: Home renders into #home-root immediately under .top-search.</w:t>
+      </w:r>
+    </w:p>
+    <w:p>
+      <w:pPr>
+        <w:numPr>
+          <w:ilvl w:val="0"/>
+          <w:numId w:val="58"/>
+        </w:numPr>
+        <w:rPr>
+          <w:b/>
+          <w:bCs/>
+        </w:rPr>
+      </w:pPr>
+      <w:r>
+        <w:rPr>
+          <w:b/>
+          <w:bCs/>
+        </w:rPr>
+        <w:t>Order assertion: After render, assert #home-root children match the 8 section IDs in order. If extras/reordering detected, log</w:t>
+      </w:r>
+      <w:r>
+        <w:rPr>
+          <w:b/>
+          <w:bCs/>
+        </w:rPr>
+        <w:br/>
+      </w:r>
+      <w:proofErr w:type="spellStart"/>
+      <w:r>
+        <w:rPr>
+          <w:b/>
+          <w:bCs/>
+        </w:rPr>
+        <w:t>console.error</w:t>
+      </w:r>
+      <w:proofErr w:type="spellEnd"/>
+      <w:r>
+        <w:rPr>
+          <w:b/>
+          <w:bCs/>
+        </w:rPr>
+        <w:t>("HOME ORDER VIOLATION") and remove unexpected nodes.</w:t>
+      </w:r>
+    </w:p>
+    <w:p>
+      <w:pPr>
+        <w:numPr>
+          <w:ilvl w:val="0"/>
+          <w:numId w:val="58"/>
+        </w:numPr>
+        <w:rPr>
+          <w:b/>
+          <w:bCs/>
+        </w:rPr>
+      </w:pPr>
+      <w:r>
+        <w:rPr>
+          <w:b/>
+          <w:bCs/>
+        </w:rPr>
+        <w:t>Purge pass: Before render, actively query/remove known legacy selectors (IDs/classes from remove list).</w:t>
+      </w:r>
+    </w:p>
+    <w:p>
+      <w:pPr>
+        <w:numPr>
+          <w:ilvl w:val="0"/>
+          <w:numId w:val="58"/>
+        </w:numPr>
+        <w:rPr>
+          <w:b/>
+          <w:bCs/>
+        </w:rPr>
+      </w:pPr>
+      <w:r>
+        <w:rPr>
+          <w:b/>
+          <w:bCs/>
+        </w:rPr>
+        <w:t>Import discipline: Remove/ban imports of legacy rows on Home.</w:t>
+      </w:r>
+    </w:p>
+    <w:p>
+      <w:pPr>
+        <w:numPr>
+          <w:ilvl w:val="0"/>
+          <w:numId w:val="58"/>
+        </w:numPr>
+        <w:rPr>
+          <w:b/>
+          <w:bCs/>
+        </w:rPr>
+      </w:pPr>
+      <w:r>
+        <w:rPr>
+          <w:b/>
+          <w:bCs/>
+        </w:rPr>
+        <w:t>CSS purge: Delete styles for removed sections; ensure no shared styles recreate them.</w:t>
+      </w:r>
+    </w:p>
+    <w:p>
+      <w:pPr>
+        <w:rPr>
+          <w:b/>
+          <w:bCs/>
+        </w:rPr>
+      </w:pPr>
+      <w:r>
+        <w:rPr>
+          <w:b/>
+          <w:bCs/>
+        </w:rPr>
+        <w:pict w14:anchorId="263F854F">
+          <v:rect id="_x0000_i1129" style="width:0;height:1.5pt" o:hralign="center" o:hrstd="t" o:hr="t" fillcolor="#a0a0a0" stroked="f"/>
+        </w:pict>
+      </w:r>
+    </w:p>
+    <w:p>
+      <w:pPr>
+        <w:rPr>
+          <w:b/>
+          <w:bCs/>
+        </w:rPr>
+      </w:pPr>
+      <w:r>
+        <w:rPr>
+          <w:b/>
+          <w:bCs/>
+        </w:rPr>
+        <w:t>RESPONSIVE &amp; A11Y RULES</w:t>
+      </w:r>
+    </w:p>
+    <w:p>
+      <w:pPr>
+        <w:numPr>
+          <w:ilvl w:val="0"/>
+          <w:numId w:val="59"/>
+        </w:numPr>
+        <w:rPr>
+          <w:b/>
+          <w:bCs/>
+        </w:rPr>
+      </w:pPr>
+      <w:r>
+        <w:rPr>
+          <w:b/>
+          <w:bCs/>
+        </w:rPr>
+        <w:t>Section paddings: ~32px desktop / ~16px mobile.</w:t>
+      </w:r>
+    </w:p>
+    <w:p>
+      <w:pPr>
+        <w:numPr>
+          <w:ilvl w:val="0"/>
+          <w:numId w:val="59"/>
+        </w:numPr>
+        <w:rPr>
+          <w:b/>
+          <w:bCs/>
+        </w:rPr>
+      </w:pPr>
+      <w:r>
+        <w:rPr>
+          <w:b/>
+          <w:bCs/>
+        </w:rPr>
+        <w:t>Community: 2-column desktop (player ~60–65% / right stack ~35–40%); stacked on mobile.</w:t>
+      </w:r>
+    </w:p>
+    <w:p>
+      <w:pPr>
+        <w:numPr>
+          <w:ilvl w:val="0"/>
+          <w:numId w:val="59"/>
+        </w:numPr>
+        <w:rPr>
+          <w:b/>
+          <w:bCs/>
+        </w:rPr>
+      </w:pPr>
+      <w:r>
+        <w:rPr>
+          <w:b/>
+          <w:bCs/>
+        </w:rPr>
+        <w:t>Carousels: consistent card size; snap scrolling on mobile; no clipping.</w:t>
+      </w:r>
+    </w:p>
+    <w:p>
+      <w:pPr>
+        <w:numPr>
+          <w:ilvl w:val="0"/>
+          <w:numId w:val="59"/>
+        </w:numPr>
+        <w:rPr>
+          <w:b/>
+          <w:bCs/>
+        </w:rPr>
+      </w:pPr>
+      <w:r>
+        <w:rPr>
+          <w:b/>
+          <w:bCs/>
+        </w:rPr>
+        <w:t>Quote Bar height: ~40px desktop / ~32px mobile; low visual weight.</w:t>
+      </w:r>
+    </w:p>
+    <w:p>
+      <w:pPr>
+        <w:numPr>
+          <w:ilvl w:val="0"/>
+          <w:numId w:val="59"/>
+        </w:numPr>
+        <w:rPr>
+          <w:b/>
+          <w:bCs/>
+        </w:rPr>
+      </w:pPr>
+      <w:r>
+        <w:rPr>
+          <w:b/>
+          <w:bCs/>
+        </w:rPr>
+        <w:lastRenderedPageBreak/>
+        <w:t>Each section has an aria-label.</w:t>
+      </w:r>
+    </w:p>
+    <w:p>
+      <w:pPr>
+        <w:numPr>
+          <w:ilvl w:val="0"/>
+          <w:numId w:val="59"/>
+        </w:numPr>
+        <w:rPr>
+          <w:b/>
+          <w:bCs/>
+        </w:rPr>
+      </w:pPr>
+      <w:r>
+        <w:rPr>
+          <w:b/>
+          <w:bCs/>
+        </w:rPr>
+        <w:t>Carousels support keyboard (Left/Right).</w:t>
+      </w:r>
+    </w:p>
+    <w:p>
+      <w:pPr>
+        <w:numPr>
+          <w:ilvl w:val="0"/>
+          <w:numId w:val="59"/>
+        </w:numPr>
+        <w:rPr>
+          <w:b/>
+          <w:bCs/>
+        </w:rPr>
+      </w:pPr>
+      <w:r>
+        <w:rPr>
+          <w:b/>
+          <w:bCs/>
+        </w:rPr>
+        <w:t>Modals: focus trap + ESC to close.</w:t>
+      </w:r>
+    </w:p>
+    <w:p>
+      <w:pPr>
+        <w:numPr>
+          <w:ilvl w:val="0"/>
+          <w:numId w:val="59"/>
+        </w:numPr>
+        <w:rPr>
+          <w:b/>
+          <w:bCs/>
+        </w:rPr>
+      </w:pPr>
+      <w:r>
+        <w:rPr>
+          <w:b/>
+          <w:bCs/>
+        </w:rPr>
+        <w:t>Buttons/links have discernible names.</w:t>
+      </w:r>
+    </w:p>
+    <w:p>
+      <w:pPr>
+        <w:rPr>
+          <w:b/>
+          <w:bCs/>
+        </w:rPr>
+      </w:pPr>
+      <w:r>
+        <w:rPr>
+          <w:b/>
+          <w:bCs/>
+        </w:rPr>
+        <w:pict w14:anchorId="6DE9F9F8">
+          <v:rect id="_x0000_i1130" style="width:0;height:1.5pt" o:hralign="center" o:hrstd="t" o:hr="t" fillcolor="#a0a0a0" stroked="f"/>
+        </w:pict>
+      </w:r>
+    </w:p>
+    <w:p>
+      <w:pPr>
+        <w:rPr>
+          <w:b/>
+          <w:bCs/>
+        </w:rPr>
+      </w:pPr>
+      <w:r>
+        <w:rPr>
+          <w:b/>
+          <w:bCs/>
+        </w:rPr>
+        <w:t>ACCEPTANCE CHECKLIST (MUST PASS)</w:t>
+      </w:r>
+    </w:p>
+    <w:p>
+      <w:pPr>
+        <w:rPr>
+          <w:b/>
+          <w:bCs/>
+        </w:rPr>
+      </w:pPr>
+      <w:r>
+        <w:rPr>
+          <w:b/>
+          <w:bCs/>
+        </w:rPr>
+        <w:t>Layout</w:t>
+      </w:r>
+    </w:p>
+    <w:p>
+      <w:pPr>
+        <w:numPr>
+          <w:ilvl w:val="0"/>
+          <w:numId w:val="60"/>
+        </w:numPr>
+        <w:rPr>
+          <w:b/>
+          <w:bCs/>
+        </w:rPr>
+      </w:pPr>
+      <w:r>
+        <w:rPr>
+          <w:b/>
+          <w:bCs/>
+        </w:rPr>
+        <w:t>Home DOM contains only the 8 elements in the exact order.</w:t>
+      </w:r>
+    </w:p>
+    <w:p>
+      <w:pPr>
+        <w:numPr>
+          <w:ilvl w:val="0"/>
+          <w:numId w:val="60"/>
+        </w:numPr>
+        <w:rPr>
+          <w:b/>
+          <w:bCs/>
+        </w:rPr>
+      </w:pPr>
+      <w:r>
+        <w:rPr>
+          <w:b/>
+          <w:bCs/>
+        </w:rPr>
+        <w:t>Sticky Search unchanged; no ancestor overflow/transform/contain.</w:t>
+      </w:r>
+    </w:p>
+    <w:p>
+      <w:pPr>
+        <w:numPr>
+          <w:ilvl w:val="0"/>
+          <w:numId w:val="60"/>
+        </w:numPr>
+        <w:rPr>
+          <w:b/>
+          <w:bCs/>
+        </w:rPr>
+      </w:pPr>
+      <w:r>
+        <w:rPr>
+          <w:b/>
+          <w:bCs/>
+        </w:rPr>
+        <w:t>Quote Bar renders when quotes exist; hides cleanly if not.</w:t>
+      </w:r>
+    </w:p>
+    <w:p>
+      <w:pPr>
+        <w:numPr>
+          <w:ilvl w:val="0"/>
+          <w:numId w:val="60"/>
+        </w:numPr>
+        <w:rPr>
+          <w:b/>
+          <w:bCs/>
+        </w:rPr>
+      </w:pPr>
+      <w:r>
+        <w:rPr>
+          <w:b/>
+          <w:bCs/>
+        </w:rPr>
+        <w:t>Group 1: CW always visible (placeholder if empty); Next Up collapses to one line if empty.</w:t>
+      </w:r>
+    </w:p>
+    <w:p>
+      <w:pPr>
+        <w:numPr>
+          <w:ilvl w:val="0"/>
+          <w:numId w:val="60"/>
+        </w:numPr>
+        <w:rPr>
+          <w:b/>
+          <w:bCs/>
+        </w:rPr>
+      </w:pPr>
+      <w:r>
+        <w:rPr>
+          <w:b/>
+          <w:bCs/>
+        </w:rPr>
+        <w:t>Community layout matches spec on desktop/mobile.</w:t>
+      </w:r>
+    </w:p>
+    <w:p>
+      <w:pPr>
+        <w:numPr>
+          <w:ilvl w:val="0"/>
+          <w:numId w:val="60"/>
+        </w:numPr>
+        <w:rPr>
+          <w:b/>
+          <w:bCs/>
+        </w:rPr>
+      </w:pPr>
+      <w:r>
+        <w:rPr>
+          <w:b/>
+          <w:bCs/>
+        </w:rPr>
+        <w:t>For You: two personalized genre rows first, then curated rows count per settings.</w:t>
+      </w:r>
+    </w:p>
+    <w:p>
+      <w:pPr>
+        <w:numPr>
+          <w:ilvl w:val="0"/>
+          <w:numId w:val="60"/>
+        </w:numPr>
+        <w:rPr>
+          <w:b/>
+          <w:bCs/>
+        </w:rPr>
+      </w:pPr>
+      <w:r>
+        <w:rPr>
+          <w:b/>
+          <w:bCs/>
+        </w:rPr>
+        <w:t>In Theaters respects permission/data + in-section fallback.</w:t>
+      </w:r>
+    </w:p>
+    <w:p>
+      <w:pPr>
+        <w:numPr>
+          <w:ilvl w:val="0"/>
+          <w:numId w:val="60"/>
+        </w:numPr>
+        <w:rPr>
+          <w:b/>
+          <w:bCs/>
+        </w:rPr>
+      </w:pPr>
+      <w:r>
+        <w:rPr>
+          <w:b/>
+          <w:bCs/>
+        </w:rPr>
+        <w:t>Feedback last and functional.</w:t>
+      </w:r>
+    </w:p>
+    <w:p>
+      <w:pPr>
+        <w:numPr>
+          <w:ilvl w:val="0"/>
+          <w:numId w:val="60"/>
+        </w:numPr>
+        <w:rPr>
+          <w:b/>
+          <w:bCs/>
+        </w:rPr>
+      </w:pPr>
+      <w:r>
+        <w:rPr>
+          <w:b/>
+          <w:bCs/>
+        </w:rPr>
+        <w:t>No legacy fetches/listeners/hidden nodes remain.</w:t>
+      </w:r>
+    </w:p>
+    <w:p>
+      <w:pPr>
+        <w:numPr>
+          <w:ilvl w:val="0"/>
+          <w:numId w:val="60"/>
+        </w:numPr>
+        <w:rPr>
+          <w:b/>
+          <w:bCs/>
+        </w:rPr>
+      </w:pPr>
+      <w:r>
+        <w:rPr>
+          <w:b/>
+          <w:bCs/>
+        </w:rPr>
+        <w:t>Order assertion &amp; purge tripwires active.</w:t>
+      </w:r>
+    </w:p>
+    <w:p>
+      <w:pPr>
+        <w:rPr>
+          <w:b/>
+          <w:bCs/>
+        </w:rPr>
+      </w:pPr>
+      <w:r>
+        <w:rPr>
+          <w:b/>
+          <w:bCs/>
+        </w:rPr>
+        <w:t>Add Pipeline Stabilization</w:t>
+      </w:r>
+    </w:p>
+    <w:p>
+      <w:pPr>
+        <w:numPr>
+          <w:ilvl w:val="0"/>
+          <w:numId w:val="61"/>
+        </w:numPr>
+        <w:rPr>
+          <w:b/>
+          <w:bCs/>
+        </w:rPr>
+      </w:pPr>
+      <w:r>
+        <w:rPr>
+          <w:b/>
+          <w:bCs/>
+        </w:rPr>
+        <w:t>Each click logs once; no duplicate handlers.</w:t>
+      </w:r>
+    </w:p>
+    <w:p>
+      <w:pPr>
+        <w:numPr>
+          <w:ilvl w:val="0"/>
+          <w:numId w:val="61"/>
+        </w:numPr>
+        <w:rPr>
+          <w:b/>
+          <w:bCs/>
+        </w:rPr>
+      </w:pPr>
+      <w:r>
+        <w:rPr>
+          <w:b/>
+          <w:bCs/>
+        </w:rPr>
+        <w:t>Exactly one write per successful add; zero writes on duplicates.</w:t>
+      </w:r>
+    </w:p>
+    <w:p>
+      <w:pPr>
+        <w:numPr>
+          <w:ilvl w:val="0"/>
+          <w:numId w:val="61"/>
+        </w:numPr>
+        <w:rPr>
+          <w:b/>
+          <w:bCs/>
+        </w:rPr>
+      </w:pPr>
+      <w:r>
+        <w:rPr>
+          <w:b/>
+          <w:bCs/>
+        </w:rPr>
+        <w:t xml:space="preserve">No full-page reload cascades after saving (no </w:t>
+      </w:r>
+      <w:proofErr w:type="spellStart"/>
+      <w:r>
+        <w:rPr>
+          <w:b/>
+          <w:bCs/>
+        </w:rPr>
+        <w:t>save→auth→reload</w:t>
+      </w:r>
+      <w:proofErr w:type="spellEnd"/>
+      <w:r>
+        <w:rPr>
+          <w:b/>
+          <w:bCs/>
+        </w:rPr>
+        <w:t xml:space="preserve"> loop).</w:t>
+      </w:r>
+    </w:p>
+    <w:p>
+      <w:pPr>
+        <w:numPr>
+          <w:ilvl w:val="0"/>
+          <w:numId w:val="61"/>
+        </w:numPr>
+        <w:rPr>
+          <w:b/>
+          <w:bCs/>
+        </w:rPr>
+      </w:pPr>
+      <w:r>
+        <w:rPr>
+          <w:b/>
+          <w:bCs/>
+        </w:rPr>
+        <w:t>No erroneous “already in list” on first-time adds; correct copy on repeats.</w:t>
+      </w:r>
+    </w:p>
+    <w:p>
+      <w:pPr>
+        <w:numPr>
+          <w:ilvl w:val="0"/>
+          <w:numId w:val="61"/>
+        </w:numPr>
+        <w:rPr>
+          <w:b/>
+          <w:bCs/>
+        </w:rPr>
+      </w:pPr>
+      <w:r>
+        <w:rPr>
+          <w:b/>
+          <w:bCs/>
+        </w:rPr>
+        <w:t>/batches/B1/diff-</w:t>
+      </w:r>
+      <w:proofErr w:type="spellStart"/>
+      <w:r>
+        <w:rPr>
+          <w:b/>
+          <w:bCs/>
+        </w:rPr>
+        <w:t>preview.patch</w:t>
+      </w:r>
+      <w:proofErr w:type="spellEnd"/>
+      <w:r>
+        <w:rPr>
+          <w:b/>
+          <w:bCs/>
+        </w:rPr>
+        <w:t xml:space="preserve"> and /batches/B1/notes.md produced with passing test evidence.</w:t>
+      </w:r>
+    </w:p>
+    <w:p>
+      <w:pPr>
+        <w:rPr>
+          <w:b/>
+          <w:bCs/>
+        </w:rPr>
+      </w:pPr>
+      <w:r>
+        <w:rPr>
+          <w:b/>
+          <w:bCs/>
+        </w:rPr>
+        <w:pict w14:anchorId="442789DE">
+          <v:rect id="_x0000_i1131" style="width:0;height:1.5pt" o:hralign="center" o:hrstd="t" o:hr="t" fillcolor="#a0a0a0" stroked="f"/>
+        </w:pict>
+      </w:r>
+    </w:p>
+    <w:p>
+      <w:pPr>
+        <w:rPr>
+          <w:b/>
+          <w:bCs/>
+        </w:rPr>
+      </w:pPr>
+      <w:r>
+        <w:rPr>
+          <w:b/>
+          <w:bCs/>
+        </w:rPr>
+        <w:lastRenderedPageBreak/>
+        <w:t>DELIVERABLES</w:t>
+      </w:r>
+    </w:p>
+    <w:p>
+      <w:pPr>
+        <w:numPr>
+          <w:ilvl w:val="0"/>
+          <w:numId w:val="62"/>
+        </w:numPr>
+        <w:rPr>
+          <w:b/>
+          <w:bCs/>
+        </w:rPr>
+      </w:pPr>
+      <w:r>
+        <w:rPr>
+          <w:b/>
+          <w:bCs/>
+        </w:rPr>
+        <w:t>Updated Home render/templates/CSS in /staging/.</w:t>
+      </w:r>
+    </w:p>
+    <w:p>
+      <w:pPr>
+        <w:numPr>
+          <w:ilvl w:val="0"/>
+          <w:numId w:val="62"/>
+        </w:numPr>
+        <w:rPr>
+          <w:b/>
+          <w:bCs/>
+        </w:rPr>
+      </w:pPr>
+      <w:r>
+        <w:rPr>
+          <w:b/>
+          <w:bCs/>
+        </w:rPr>
+        <w:t>Phase A reports under /reports/.</w:t>
+      </w:r>
+    </w:p>
+    <w:p>
+      <w:pPr>
+        <w:numPr>
+          <w:ilvl w:val="0"/>
+          <w:numId w:val="62"/>
+        </w:numPr>
+        <w:rPr>
+          <w:b/>
+          <w:bCs/>
+        </w:rPr>
+      </w:pPr>
+      <w:r>
+        <w:rPr>
+          <w:b/>
+          <w:bCs/>
+        </w:rPr>
+        <w:t>Batch artifacts under /batches/B1/.</w:t>
+      </w:r>
+    </w:p>
+    <w:p>
+      <w:pPr>
+        <w:numPr>
+          <w:ilvl w:val="0"/>
+          <w:numId w:val="62"/>
+        </w:numPr>
+        <w:rPr>
+          <w:b/>
+          <w:bCs/>
+        </w:rPr>
+      </w:pPr>
+      <w:r>
+        <w:rPr>
+          <w:b/>
+          <w:bCs/>
+        </w:rPr>
+        <w:t>Order assertion + purge code in Home entry.</w:t>
+      </w:r>
+    </w:p>
+    <w:p>
+      <w:pPr>
+        <w:numPr>
+          <w:ilvl w:val="0"/>
+          <w:numId w:val="62"/>
+        </w:numPr>
+        <w:rPr>
+          <w:b/>
+          <w:bCs/>
+        </w:rPr>
+      </w:pPr>
+      <w:r>
+        <w:rPr>
+          <w:b/>
+          <w:bCs/>
+        </w:rPr>
+        <w:t>Removed legacy modules/flags.</w:t>
+      </w:r>
+    </w:p>
+    <w:p>
+      <w:pPr>
+        <w:rPr>
+          <w:b/>
+          <w:bCs/>
+        </w:rPr>
+      </w:pPr>
+      <w:r>
+        <w:rPr>
+          <w:b/>
+          <w:bCs/>
+        </w:rPr>
+        <w:t>ROLLBACK</w:t>
+      </w:r>
+    </w:p>
+    <w:p>
+      <w:pPr>
+        <w:numPr>
+          <w:ilvl w:val="0"/>
+          <w:numId w:val="63"/>
+        </w:numPr>
+        <w:rPr>
+          <w:b/>
+          <w:bCs/>
+        </w:rPr>
+      </w:pPr>
+      <w:r>
+        <w:rPr>
+          <w:b/>
+          <w:bCs/>
+        </w:rPr>
+        <w:t>Use /snapshots/YYYYMMDD-HHMM/ to restore pre-change state if needed.</w:t>
+      </w:r>
+    </w:p>
+    <w:p>
+      <w:pPr>
+        <w:rPr>
+          <w:b/>
+          <w:bCs/>
+        </w:rPr>
+      </w:pPr>
+      <w:r>
+        <w:rPr>
+          <w:b/>
+          <w:bCs/>
+        </w:rPr>
+        <w:pict w14:anchorId="3BE0DD58">
+          <v:rect id="_x0000_i1132" style="width:0;height:1.5pt" o:hralign="center" o:hrstd="t" o:hr="t" fillcolor="#a0a0a0" stroked="f"/>
+        </w:pict>
+      </w:r>
+    </w:p>
+    <w:p>
+      <w:pPr>
+        <w:rPr>
+          <w:b/>
+          <w:bCs/>
+        </w:rPr>
+      </w:pPr>
+      <w:r>
+        <w:rPr>
+          <w:b/>
+          <w:bCs/>
+        </w:rPr>
+        <w:t>Execute Phase A first. Stop after writing reports. Then proceed to Phase B in /staging/ only.</w:t>
+      </w:r>
+    </w:p>
+    <w:p>
+      <w:pPr>
+        <w:rPr>
+          <w:b/>
+          <w:bCs/>
+        </w:rPr>
+      </w:pPr>
+      <w:r>
+        <w:rPr>
+          <w:b/>
+          <w:bCs/>
+        </w:rPr>
+        <w:t>(paste your logs/screens here)</w:t>
+      </w:r>
+      <w:r>
+        <w:rPr>
+          <w:b/>
+          <w:bCs/>
+        </w:rPr>
+        <w:t xml:space="preserve">: data added to lists are not updating Firebase. </w:t>
       </w:r>
     </w:p>
     <w:p/>
@@ -1514,6 +3810,304 @@
     </w:lvl>
   </w:abstractNum>
   <w:abstractNum w:abstractNumId="3" w15:restartNumberingAfterBreak="0">
+    <w:nsid w:val="02AC41C0"/>
+    <w:multiLevelType w:val="multilevel"/>
+    <w:tmpl w:val="6DE42A3C"/>
+    <w:lvl w:ilvl="0">
+      <w:start w:val="1"/>
+      <w:numFmt w:val="bullet"/>
+      <w:lvlText w:val=""/>
+      <w:lvlJc w:val="left"/>
+      <w:pPr>
+        <w:tabs>
+          <w:tab w:val="num" w:pos="720"/>
+        </w:tabs>
+        <w:ind w:left="720" w:hanging="360"/>
+      </w:pPr>
+      <w:rPr>
+        <w:rFonts w:ascii="Symbol" w:hAnsi="Symbol" w:hint="default"/>
+        <w:sz w:val="20"/>
+      </w:rPr>
+    </w:lvl>
+    <w:lvl w:ilvl="1" w:tentative="1">
+      <w:start w:val="1"/>
+      <w:numFmt w:val="bullet"/>
+      <w:lvlText w:val="o"/>
+      <w:lvlJc w:val="left"/>
+      <w:pPr>
+        <w:tabs>
+          <w:tab w:val="num" w:pos="1440"/>
+        </w:tabs>
+        <w:ind w:left="1440" w:hanging="360"/>
+      </w:pPr>
+      <w:rPr>
+        <w:rFonts w:ascii="Courier New" w:hAnsi="Courier New" w:hint="default"/>
+        <w:sz w:val="20"/>
+      </w:rPr>
+    </w:lvl>
+    <w:lvl w:ilvl="2" w:tentative="1">
+      <w:start w:val="1"/>
+      <w:numFmt w:val="bullet"/>
+      <w:lvlText w:val=""/>
+      <w:lvlJc w:val="left"/>
+      <w:pPr>
+        <w:tabs>
+          <w:tab w:val="num" w:pos="2160"/>
+        </w:tabs>
+        <w:ind w:left="2160" w:hanging="360"/>
+      </w:pPr>
+      <w:rPr>
+        <w:rFonts w:ascii="Wingdings" w:hAnsi="Wingdings" w:hint="default"/>
+        <w:sz w:val="20"/>
+      </w:rPr>
+    </w:lvl>
+    <w:lvl w:ilvl="3" w:tentative="1">
+      <w:start w:val="1"/>
+      <w:numFmt w:val="bullet"/>
+      <w:lvlText w:val=""/>
+      <w:lvlJc w:val="left"/>
+      <w:pPr>
+        <w:tabs>
+          <w:tab w:val="num" w:pos="2880"/>
+        </w:tabs>
+        <w:ind w:left="2880" w:hanging="360"/>
+      </w:pPr>
+      <w:rPr>
+        <w:rFonts w:ascii="Wingdings" w:hAnsi="Wingdings" w:hint="default"/>
+        <w:sz w:val="20"/>
+      </w:rPr>
+    </w:lvl>
+    <w:lvl w:ilvl="4" w:tentative="1">
+      <w:start w:val="1"/>
+      <w:numFmt w:val="bullet"/>
+      <w:lvlText w:val=""/>
+      <w:lvlJc w:val="left"/>
+      <w:pPr>
+        <w:tabs>
+          <w:tab w:val="num" w:pos="3600"/>
+        </w:tabs>
+        <w:ind w:left="3600" w:hanging="360"/>
+      </w:pPr>
+      <w:rPr>
+        <w:rFonts w:ascii="Wingdings" w:hAnsi="Wingdings" w:hint="default"/>
+        <w:sz w:val="20"/>
+      </w:rPr>
+    </w:lvl>
+    <w:lvl w:ilvl="5" w:tentative="1">
+      <w:start w:val="1"/>
+      <w:numFmt w:val="bullet"/>
+      <w:lvlText w:val=""/>
+      <w:lvlJc w:val="left"/>
+      <w:pPr>
+        <w:tabs>
+          <w:tab w:val="num" w:pos="4320"/>
+        </w:tabs>
+        <w:ind w:left="4320" w:hanging="360"/>
+      </w:pPr>
+      <w:rPr>
+        <w:rFonts w:ascii="Wingdings" w:hAnsi="Wingdings" w:hint="default"/>
+        <w:sz w:val="20"/>
+      </w:rPr>
+    </w:lvl>
+    <w:lvl w:ilvl="6" w:tentative="1">
+      <w:start w:val="1"/>
+      <w:numFmt w:val="bullet"/>
+      <w:lvlText w:val=""/>
+      <w:lvlJc w:val="left"/>
+      <w:pPr>
+        <w:tabs>
+          <w:tab w:val="num" w:pos="5040"/>
+        </w:tabs>
+        <w:ind w:left="5040" w:hanging="360"/>
+      </w:pPr>
+      <w:rPr>
+        <w:rFonts w:ascii="Wingdings" w:hAnsi="Wingdings" w:hint="default"/>
+        <w:sz w:val="20"/>
+      </w:rPr>
+    </w:lvl>
+    <w:lvl w:ilvl="7" w:tentative="1">
+      <w:start w:val="1"/>
+      <w:numFmt w:val="bullet"/>
+      <w:lvlText w:val=""/>
+      <w:lvlJc w:val="left"/>
+      <w:pPr>
+        <w:tabs>
+          <w:tab w:val="num" w:pos="5760"/>
+        </w:tabs>
+        <w:ind w:left="5760" w:hanging="360"/>
+      </w:pPr>
+      <w:rPr>
+        <w:rFonts w:ascii="Wingdings" w:hAnsi="Wingdings" w:hint="default"/>
+        <w:sz w:val="20"/>
+      </w:rPr>
+    </w:lvl>
+    <w:lvl w:ilvl="8" w:tentative="1">
+      <w:start w:val="1"/>
+      <w:numFmt w:val="bullet"/>
+      <w:lvlText w:val=""/>
+      <w:lvlJc w:val="left"/>
+      <w:pPr>
+        <w:tabs>
+          <w:tab w:val="num" w:pos="6480"/>
+        </w:tabs>
+        <w:ind w:left="6480" w:hanging="360"/>
+      </w:pPr>
+      <w:rPr>
+        <w:rFonts w:ascii="Wingdings" w:hAnsi="Wingdings" w:hint="default"/>
+        <w:sz w:val="20"/>
+      </w:rPr>
+    </w:lvl>
+  </w:abstractNum>
+  <w:abstractNum w:abstractNumId="4" w15:restartNumberingAfterBreak="0">
+    <w:nsid w:val="068D6C9F"/>
+    <w:multiLevelType w:val="multilevel"/>
+    <w:tmpl w:val="D8C23A88"/>
+    <w:lvl w:ilvl="0">
+      <w:start w:val="1"/>
+      <w:numFmt w:val="bullet"/>
+      <w:lvlText w:val=""/>
+      <w:lvlJc w:val="left"/>
+      <w:pPr>
+        <w:tabs>
+          <w:tab w:val="num" w:pos="720"/>
+        </w:tabs>
+        <w:ind w:left="720" w:hanging="360"/>
+      </w:pPr>
+      <w:rPr>
+        <w:rFonts w:ascii="Symbol" w:hAnsi="Symbol" w:hint="default"/>
+        <w:sz w:val="20"/>
+      </w:rPr>
+    </w:lvl>
+    <w:lvl w:ilvl="1" w:tentative="1">
+      <w:start w:val="1"/>
+      <w:numFmt w:val="bullet"/>
+      <w:lvlText w:val="o"/>
+      <w:lvlJc w:val="left"/>
+      <w:pPr>
+        <w:tabs>
+          <w:tab w:val="num" w:pos="1440"/>
+        </w:tabs>
+        <w:ind w:left="1440" w:hanging="360"/>
+      </w:pPr>
+      <w:rPr>
+        <w:rFonts w:ascii="Courier New" w:hAnsi="Courier New" w:hint="default"/>
+        <w:sz w:val="20"/>
+      </w:rPr>
+    </w:lvl>
+    <w:lvl w:ilvl="2" w:tentative="1">
+      <w:start w:val="1"/>
+      <w:numFmt w:val="bullet"/>
+      <w:lvlText w:val=""/>
+      <w:lvlJc w:val="left"/>
+      <w:pPr>
+        <w:tabs>
+          <w:tab w:val="num" w:pos="2160"/>
+        </w:tabs>
+        <w:ind w:left="2160" w:hanging="360"/>
+      </w:pPr>
+      <w:rPr>
+        <w:rFonts w:ascii="Wingdings" w:hAnsi="Wingdings" w:hint="default"/>
+        <w:sz w:val="20"/>
+      </w:rPr>
+    </w:lvl>
+    <w:lvl w:ilvl="3" w:tentative="1">
+      <w:start w:val="1"/>
+      <w:numFmt w:val="bullet"/>
+      <w:lvlText w:val=""/>
+      <w:lvlJc w:val="left"/>
+      <w:pPr>
+        <w:tabs>
+          <w:tab w:val="num" w:pos="2880"/>
+        </w:tabs>
+        <w:ind w:left="2880" w:hanging="360"/>
+      </w:pPr>
+      <w:rPr>
+        <w:rFonts w:ascii="Wingdings" w:hAnsi="Wingdings" w:hint="default"/>
+        <w:sz w:val="20"/>
+      </w:rPr>
+    </w:lvl>
+    <w:lvl w:ilvl="4" w:tentative="1">
+      <w:start w:val="1"/>
+      <w:numFmt w:val="bullet"/>
+      <w:lvlText w:val=""/>
+      <w:lvlJc w:val="left"/>
+      <w:pPr>
+        <w:tabs>
+          <w:tab w:val="num" w:pos="3600"/>
+        </w:tabs>
+        <w:ind w:left="3600" w:hanging="360"/>
+      </w:pPr>
+      <w:rPr>
+        <w:rFonts w:ascii="Wingdings" w:hAnsi="Wingdings" w:hint="default"/>
+        <w:sz w:val="20"/>
+      </w:rPr>
+    </w:lvl>
+    <w:lvl w:ilvl="5" w:tentative="1">
+      <w:start w:val="1"/>
+      <w:numFmt w:val="bullet"/>
+      <w:lvlText w:val=""/>
+      <w:lvlJc w:val="left"/>
+      <w:pPr>
+        <w:tabs>
+          <w:tab w:val="num" w:pos="4320"/>
+        </w:tabs>
+        <w:ind w:left="4320" w:hanging="360"/>
+      </w:pPr>
+      <w:rPr>
+        <w:rFonts w:ascii="Wingdings" w:hAnsi="Wingdings" w:hint="default"/>
+        <w:sz w:val="20"/>
+      </w:rPr>
+    </w:lvl>
+    <w:lvl w:ilvl="6" w:tentative="1">
+      <w:start w:val="1"/>
+      <w:numFmt w:val="bullet"/>
+      <w:lvlText w:val=""/>
+      <w:lvlJc w:val="left"/>
+      <w:pPr>
+        <w:tabs>
+          <w:tab w:val="num" w:pos="5040"/>
+        </w:tabs>
+        <w:ind w:left="5040" w:hanging="360"/>
+      </w:pPr>
+      <w:rPr>
+        <w:rFonts w:ascii="Wingdings" w:hAnsi="Wingdings" w:hint="default"/>
+        <w:sz w:val="20"/>
+      </w:rPr>
+    </w:lvl>
+    <w:lvl w:ilvl="7" w:tentative="1">
+      <w:start w:val="1"/>
+      <w:numFmt w:val="bullet"/>
+      <w:lvlText w:val=""/>
+      <w:lvlJc w:val="left"/>
+      <w:pPr>
+        <w:tabs>
+          <w:tab w:val="num" w:pos="5760"/>
+        </w:tabs>
+        <w:ind w:left="5760" w:hanging="360"/>
+      </w:pPr>
+      <w:rPr>
+        <w:rFonts w:ascii="Wingdings" w:hAnsi="Wingdings" w:hint="default"/>
+        <w:sz w:val="20"/>
+      </w:rPr>
+    </w:lvl>
+    <w:lvl w:ilvl="8" w:tentative="1">
+      <w:start w:val="1"/>
+      <w:numFmt w:val="bullet"/>
+      <w:lvlText w:val=""/>
+      <w:lvlJc w:val="left"/>
+      <w:pPr>
+        <w:tabs>
+          <w:tab w:val="num" w:pos="6480"/>
+        </w:tabs>
+        <w:ind w:left="6480" w:hanging="360"/>
+      </w:pPr>
+      <w:rPr>
+        <w:rFonts w:ascii="Wingdings" w:hAnsi="Wingdings" w:hint="default"/>
+        <w:sz w:val="20"/>
+      </w:rPr>
+    </w:lvl>
+  </w:abstractNum>
+  <w:abstractNum w:abstractNumId="5" w15:restartNumberingAfterBreak="0">
     <w:nsid w:val="075A2D5F"/>
     <w:multiLevelType w:val="multilevel"/>
     <w:tmpl w:val="BECC44FE"/>
@@ -1626,7 +4220,7 @@
       </w:pPr>
     </w:lvl>
   </w:abstractNum>
-  <w:abstractNum w:abstractNumId="4" w15:restartNumberingAfterBreak="0">
+  <w:abstractNum w:abstractNumId="6" w15:restartNumberingAfterBreak="0">
     <w:nsid w:val="09DD23E4"/>
     <w:multiLevelType w:val="multilevel"/>
     <w:tmpl w:val="0FB63DDA"/>
@@ -1775,7 +4369,7 @@
       </w:rPr>
     </w:lvl>
   </w:abstractNum>
-  <w:abstractNum w:abstractNumId="5" w15:restartNumberingAfterBreak="0">
+  <w:abstractNum w:abstractNumId="7" w15:restartNumberingAfterBreak="0">
     <w:nsid w:val="0A477AB1"/>
     <w:multiLevelType w:val="multilevel"/>
     <w:tmpl w:val="6C0C9AAE"/>
@@ -1924,7 +4518,7 @@
       </w:rPr>
     </w:lvl>
   </w:abstractNum>
-  <w:abstractNum w:abstractNumId="6" w15:restartNumberingAfterBreak="0">
+  <w:abstractNum w:abstractNumId="8" w15:restartNumberingAfterBreak="0">
     <w:nsid w:val="0A5C2996"/>
     <w:multiLevelType w:val="multilevel"/>
     <w:tmpl w:val="1B387F2A"/>
@@ -2037,7 +4631,305 @@
       </w:pPr>
     </w:lvl>
   </w:abstractNum>
-  <w:abstractNum w:abstractNumId="7" w15:restartNumberingAfterBreak="0">
+  <w:abstractNum w:abstractNumId="9" w15:restartNumberingAfterBreak="0">
+    <w:nsid w:val="0BE61E03"/>
+    <w:multiLevelType w:val="multilevel"/>
+    <w:tmpl w:val="2B8E5D00"/>
+    <w:lvl w:ilvl="0">
+      <w:start w:val="1"/>
+      <w:numFmt w:val="bullet"/>
+      <w:lvlText w:val=""/>
+      <w:lvlJc w:val="left"/>
+      <w:pPr>
+        <w:tabs>
+          <w:tab w:val="num" w:pos="720"/>
+        </w:tabs>
+        <w:ind w:left="720" w:hanging="360"/>
+      </w:pPr>
+      <w:rPr>
+        <w:rFonts w:ascii="Symbol" w:hAnsi="Symbol" w:hint="default"/>
+        <w:sz w:val="20"/>
+      </w:rPr>
+    </w:lvl>
+    <w:lvl w:ilvl="1" w:tentative="1">
+      <w:start w:val="1"/>
+      <w:numFmt w:val="bullet"/>
+      <w:lvlText w:val="o"/>
+      <w:lvlJc w:val="left"/>
+      <w:pPr>
+        <w:tabs>
+          <w:tab w:val="num" w:pos="1440"/>
+        </w:tabs>
+        <w:ind w:left="1440" w:hanging="360"/>
+      </w:pPr>
+      <w:rPr>
+        <w:rFonts w:ascii="Courier New" w:hAnsi="Courier New" w:hint="default"/>
+        <w:sz w:val="20"/>
+      </w:rPr>
+    </w:lvl>
+    <w:lvl w:ilvl="2" w:tentative="1">
+      <w:start w:val="1"/>
+      <w:numFmt w:val="bullet"/>
+      <w:lvlText w:val=""/>
+      <w:lvlJc w:val="left"/>
+      <w:pPr>
+        <w:tabs>
+          <w:tab w:val="num" w:pos="2160"/>
+        </w:tabs>
+        <w:ind w:left="2160" w:hanging="360"/>
+      </w:pPr>
+      <w:rPr>
+        <w:rFonts w:ascii="Wingdings" w:hAnsi="Wingdings" w:hint="default"/>
+        <w:sz w:val="20"/>
+      </w:rPr>
+    </w:lvl>
+    <w:lvl w:ilvl="3" w:tentative="1">
+      <w:start w:val="1"/>
+      <w:numFmt w:val="bullet"/>
+      <w:lvlText w:val=""/>
+      <w:lvlJc w:val="left"/>
+      <w:pPr>
+        <w:tabs>
+          <w:tab w:val="num" w:pos="2880"/>
+        </w:tabs>
+        <w:ind w:left="2880" w:hanging="360"/>
+      </w:pPr>
+      <w:rPr>
+        <w:rFonts w:ascii="Wingdings" w:hAnsi="Wingdings" w:hint="default"/>
+        <w:sz w:val="20"/>
+      </w:rPr>
+    </w:lvl>
+    <w:lvl w:ilvl="4" w:tentative="1">
+      <w:start w:val="1"/>
+      <w:numFmt w:val="bullet"/>
+      <w:lvlText w:val=""/>
+      <w:lvlJc w:val="left"/>
+      <w:pPr>
+        <w:tabs>
+          <w:tab w:val="num" w:pos="3600"/>
+        </w:tabs>
+        <w:ind w:left="3600" w:hanging="360"/>
+      </w:pPr>
+      <w:rPr>
+        <w:rFonts w:ascii="Wingdings" w:hAnsi="Wingdings" w:hint="default"/>
+        <w:sz w:val="20"/>
+      </w:rPr>
+    </w:lvl>
+    <w:lvl w:ilvl="5" w:tentative="1">
+      <w:start w:val="1"/>
+      <w:numFmt w:val="bullet"/>
+      <w:lvlText w:val=""/>
+      <w:lvlJc w:val="left"/>
+      <w:pPr>
+        <w:tabs>
+          <w:tab w:val="num" w:pos="4320"/>
+        </w:tabs>
+        <w:ind w:left="4320" w:hanging="360"/>
+      </w:pPr>
+      <w:rPr>
+        <w:rFonts w:ascii="Wingdings" w:hAnsi="Wingdings" w:hint="default"/>
+        <w:sz w:val="20"/>
+      </w:rPr>
+    </w:lvl>
+    <w:lvl w:ilvl="6" w:tentative="1">
+      <w:start w:val="1"/>
+      <w:numFmt w:val="bullet"/>
+      <w:lvlText w:val=""/>
+      <w:lvlJc w:val="left"/>
+      <w:pPr>
+        <w:tabs>
+          <w:tab w:val="num" w:pos="5040"/>
+        </w:tabs>
+        <w:ind w:left="5040" w:hanging="360"/>
+      </w:pPr>
+      <w:rPr>
+        <w:rFonts w:ascii="Wingdings" w:hAnsi="Wingdings" w:hint="default"/>
+        <w:sz w:val="20"/>
+      </w:rPr>
+    </w:lvl>
+    <w:lvl w:ilvl="7" w:tentative="1">
+      <w:start w:val="1"/>
+      <w:numFmt w:val="bullet"/>
+      <w:lvlText w:val=""/>
+      <w:lvlJc w:val="left"/>
+      <w:pPr>
+        <w:tabs>
+          <w:tab w:val="num" w:pos="5760"/>
+        </w:tabs>
+        <w:ind w:left="5760" w:hanging="360"/>
+      </w:pPr>
+      <w:rPr>
+        <w:rFonts w:ascii="Wingdings" w:hAnsi="Wingdings" w:hint="default"/>
+        <w:sz w:val="20"/>
+      </w:rPr>
+    </w:lvl>
+    <w:lvl w:ilvl="8" w:tentative="1">
+      <w:start w:val="1"/>
+      <w:numFmt w:val="bullet"/>
+      <w:lvlText w:val=""/>
+      <w:lvlJc w:val="left"/>
+      <w:pPr>
+        <w:tabs>
+          <w:tab w:val="num" w:pos="6480"/>
+        </w:tabs>
+        <w:ind w:left="6480" w:hanging="360"/>
+      </w:pPr>
+      <w:rPr>
+        <w:rFonts w:ascii="Wingdings" w:hAnsi="Wingdings" w:hint="default"/>
+        <w:sz w:val="20"/>
+      </w:rPr>
+    </w:lvl>
+  </w:abstractNum>
+  <w:abstractNum w:abstractNumId="10" w15:restartNumberingAfterBreak="0">
+    <w:nsid w:val="0D4825B3"/>
+    <w:multiLevelType w:val="multilevel"/>
+    <w:tmpl w:val="136C97F4"/>
+    <w:lvl w:ilvl="0">
+      <w:start w:val="1"/>
+      <w:numFmt w:val="bullet"/>
+      <w:lvlText w:val=""/>
+      <w:lvlJc w:val="left"/>
+      <w:pPr>
+        <w:tabs>
+          <w:tab w:val="num" w:pos="720"/>
+        </w:tabs>
+        <w:ind w:left="720" w:hanging="360"/>
+      </w:pPr>
+      <w:rPr>
+        <w:rFonts w:ascii="Symbol" w:hAnsi="Symbol" w:hint="default"/>
+        <w:sz w:val="20"/>
+      </w:rPr>
+    </w:lvl>
+    <w:lvl w:ilvl="1" w:tentative="1">
+      <w:start w:val="1"/>
+      <w:numFmt w:val="bullet"/>
+      <w:lvlText w:val="o"/>
+      <w:lvlJc w:val="left"/>
+      <w:pPr>
+        <w:tabs>
+          <w:tab w:val="num" w:pos="1440"/>
+        </w:tabs>
+        <w:ind w:left="1440" w:hanging="360"/>
+      </w:pPr>
+      <w:rPr>
+        <w:rFonts w:ascii="Courier New" w:hAnsi="Courier New" w:hint="default"/>
+        <w:sz w:val="20"/>
+      </w:rPr>
+    </w:lvl>
+    <w:lvl w:ilvl="2" w:tentative="1">
+      <w:start w:val="1"/>
+      <w:numFmt w:val="bullet"/>
+      <w:lvlText w:val=""/>
+      <w:lvlJc w:val="left"/>
+      <w:pPr>
+        <w:tabs>
+          <w:tab w:val="num" w:pos="2160"/>
+        </w:tabs>
+        <w:ind w:left="2160" w:hanging="360"/>
+      </w:pPr>
+      <w:rPr>
+        <w:rFonts w:ascii="Wingdings" w:hAnsi="Wingdings" w:hint="default"/>
+        <w:sz w:val="20"/>
+      </w:rPr>
+    </w:lvl>
+    <w:lvl w:ilvl="3" w:tentative="1">
+      <w:start w:val="1"/>
+      <w:numFmt w:val="bullet"/>
+      <w:lvlText w:val=""/>
+      <w:lvlJc w:val="left"/>
+      <w:pPr>
+        <w:tabs>
+          <w:tab w:val="num" w:pos="2880"/>
+        </w:tabs>
+        <w:ind w:left="2880" w:hanging="360"/>
+      </w:pPr>
+      <w:rPr>
+        <w:rFonts w:ascii="Wingdings" w:hAnsi="Wingdings" w:hint="default"/>
+        <w:sz w:val="20"/>
+      </w:rPr>
+    </w:lvl>
+    <w:lvl w:ilvl="4" w:tentative="1">
+      <w:start w:val="1"/>
+      <w:numFmt w:val="bullet"/>
+      <w:lvlText w:val=""/>
+      <w:lvlJc w:val="left"/>
+      <w:pPr>
+        <w:tabs>
+          <w:tab w:val="num" w:pos="3600"/>
+        </w:tabs>
+        <w:ind w:left="3600" w:hanging="360"/>
+      </w:pPr>
+      <w:rPr>
+        <w:rFonts w:ascii="Wingdings" w:hAnsi="Wingdings" w:hint="default"/>
+        <w:sz w:val="20"/>
+      </w:rPr>
+    </w:lvl>
+    <w:lvl w:ilvl="5" w:tentative="1">
+      <w:start w:val="1"/>
+      <w:numFmt w:val="bullet"/>
+      <w:lvlText w:val=""/>
+      <w:lvlJc w:val="left"/>
+      <w:pPr>
+        <w:tabs>
+          <w:tab w:val="num" w:pos="4320"/>
+        </w:tabs>
+        <w:ind w:left="4320" w:hanging="360"/>
+      </w:pPr>
+      <w:rPr>
+        <w:rFonts w:ascii="Wingdings" w:hAnsi="Wingdings" w:hint="default"/>
+        <w:sz w:val="20"/>
+      </w:rPr>
+    </w:lvl>
+    <w:lvl w:ilvl="6" w:tentative="1">
+      <w:start w:val="1"/>
+      <w:numFmt w:val="bullet"/>
+      <w:lvlText w:val=""/>
+      <w:lvlJc w:val="left"/>
+      <w:pPr>
+        <w:tabs>
+          <w:tab w:val="num" w:pos="5040"/>
+        </w:tabs>
+        <w:ind w:left="5040" w:hanging="360"/>
+      </w:pPr>
+      <w:rPr>
+        <w:rFonts w:ascii="Wingdings" w:hAnsi="Wingdings" w:hint="default"/>
+        <w:sz w:val="20"/>
+      </w:rPr>
+    </w:lvl>
+    <w:lvl w:ilvl="7" w:tentative="1">
+      <w:start w:val="1"/>
+      <w:numFmt w:val="bullet"/>
+      <w:lvlText w:val=""/>
+      <w:lvlJc w:val="left"/>
+      <w:pPr>
+        <w:tabs>
+          <w:tab w:val="num" w:pos="5760"/>
+        </w:tabs>
+        <w:ind w:left="5760" w:hanging="360"/>
+      </w:pPr>
+      <w:rPr>
+        <w:rFonts w:ascii="Wingdings" w:hAnsi="Wingdings" w:hint="default"/>
+        <w:sz w:val="20"/>
+      </w:rPr>
+    </w:lvl>
+    <w:lvl w:ilvl="8" w:tentative="1">
+      <w:start w:val="1"/>
+      <w:numFmt w:val="bullet"/>
+      <w:lvlText w:val=""/>
+      <w:lvlJc w:val="left"/>
+      <w:pPr>
+        <w:tabs>
+          <w:tab w:val="num" w:pos="6480"/>
+        </w:tabs>
+        <w:ind w:left="6480" w:hanging="360"/>
+      </w:pPr>
+      <w:rPr>
+        <w:rFonts w:ascii="Wingdings" w:hAnsi="Wingdings" w:hint="default"/>
+        <w:sz w:val="20"/>
+      </w:rPr>
+    </w:lvl>
+  </w:abstractNum>
+  <w:abstractNum w:abstractNumId="11" w15:restartNumberingAfterBreak="0">
     <w:nsid w:val="10077F46"/>
     <w:multiLevelType w:val="multilevel"/>
     <w:tmpl w:val="ED4E7D8A"/>
@@ -2186,7 +5078,7 @@
       </w:rPr>
     </w:lvl>
   </w:abstractNum>
-  <w:abstractNum w:abstractNumId="8" w15:restartNumberingAfterBreak="0">
+  <w:abstractNum w:abstractNumId="12" w15:restartNumberingAfterBreak="0">
     <w:nsid w:val="10C75F46"/>
     <w:multiLevelType w:val="multilevel"/>
     <w:tmpl w:val="A9D26C46"/>
@@ -2335,7 +5227,305 @@
       </w:rPr>
     </w:lvl>
   </w:abstractNum>
-  <w:abstractNum w:abstractNumId="9" w15:restartNumberingAfterBreak="0">
+  <w:abstractNum w:abstractNumId="13" w15:restartNumberingAfterBreak="0">
+    <w:nsid w:val="12E51986"/>
+    <w:multiLevelType w:val="multilevel"/>
+    <w:tmpl w:val="C51A25DE"/>
+    <w:lvl w:ilvl="0">
+      <w:start w:val="1"/>
+      <w:numFmt w:val="bullet"/>
+      <w:lvlText w:val=""/>
+      <w:lvlJc w:val="left"/>
+      <w:pPr>
+        <w:tabs>
+          <w:tab w:val="num" w:pos="720"/>
+        </w:tabs>
+        <w:ind w:left="720" w:hanging="360"/>
+      </w:pPr>
+      <w:rPr>
+        <w:rFonts w:ascii="Symbol" w:hAnsi="Symbol" w:hint="default"/>
+        <w:sz w:val="20"/>
+      </w:rPr>
+    </w:lvl>
+    <w:lvl w:ilvl="1" w:tentative="1">
+      <w:start w:val="1"/>
+      <w:numFmt w:val="bullet"/>
+      <w:lvlText w:val="o"/>
+      <w:lvlJc w:val="left"/>
+      <w:pPr>
+        <w:tabs>
+          <w:tab w:val="num" w:pos="1440"/>
+        </w:tabs>
+        <w:ind w:left="1440" w:hanging="360"/>
+      </w:pPr>
+      <w:rPr>
+        <w:rFonts w:ascii="Courier New" w:hAnsi="Courier New" w:hint="default"/>
+        <w:sz w:val="20"/>
+      </w:rPr>
+    </w:lvl>
+    <w:lvl w:ilvl="2" w:tentative="1">
+      <w:start w:val="1"/>
+      <w:numFmt w:val="bullet"/>
+      <w:lvlText w:val=""/>
+      <w:lvlJc w:val="left"/>
+      <w:pPr>
+        <w:tabs>
+          <w:tab w:val="num" w:pos="2160"/>
+        </w:tabs>
+        <w:ind w:left="2160" w:hanging="360"/>
+      </w:pPr>
+      <w:rPr>
+        <w:rFonts w:ascii="Wingdings" w:hAnsi="Wingdings" w:hint="default"/>
+        <w:sz w:val="20"/>
+      </w:rPr>
+    </w:lvl>
+    <w:lvl w:ilvl="3" w:tentative="1">
+      <w:start w:val="1"/>
+      <w:numFmt w:val="bullet"/>
+      <w:lvlText w:val=""/>
+      <w:lvlJc w:val="left"/>
+      <w:pPr>
+        <w:tabs>
+          <w:tab w:val="num" w:pos="2880"/>
+        </w:tabs>
+        <w:ind w:left="2880" w:hanging="360"/>
+      </w:pPr>
+      <w:rPr>
+        <w:rFonts w:ascii="Wingdings" w:hAnsi="Wingdings" w:hint="default"/>
+        <w:sz w:val="20"/>
+      </w:rPr>
+    </w:lvl>
+    <w:lvl w:ilvl="4" w:tentative="1">
+      <w:start w:val="1"/>
+      <w:numFmt w:val="bullet"/>
+      <w:lvlText w:val=""/>
+      <w:lvlJc w:val="left"/>
+      <w:pPr>
+        <w:tabs>
+          <w:tab w:val="num" w:pos="3600"/>
+        </w:tabs>
+        <w:ind w:left="3600" w:hanging="360"/>
+      </w:pPr>
+      <w:rPr>
+        <w:rFonts w:ascii="Wingdings" w:hAnsi="Wingdings" w:hint="default"/>
+        <w:sz w:val="20"/>
+      </w:rPr>
+    </w:lvl>
+    <w:lvl w:ilvl="5" w:tentative="1">
+      <w:start w:val="1"/>
+      <w:numFmt w:val="bullet"/>
+      <w:lvlText w:val=""/>
+      <w:lvlJc w:val="left"/>
+      <w:pPr>
+        <w:tabs>
+          <w:tab w:val="num" w:pos="4320"/>
+        </w:tabs>
+        <w:ind w:left="4320" w:hanging="360"/>
+      </w:pPr>
+      <w:rPr>
+        <w:rFonts w:ascii="Wingdings" w:hAnsi="Wingdings" w:hint="default"/>
+        <w:sz w:val="20"/>
+      </w:rPr>
+    </w:lvl>
+    <w:lvl w:ilvl="6" w:tentative="1">
+      <w:start w:val="1"/>
+      <w:numFmt w:val="bullet"/>
+      <w:lvlText w:val=""/>
+      <w:lvlJc w:val="left"/>
+      <w:pPr>
+        <w:tabs>
+          <w:tab w:val="num" w:pos="5040"/>
+        </w:tabs>
+        <w:ind w:left="5040" w:hanging="360"/>
+      </w:pPr>
+      <w:rPr>
+        <w:rFonts w:ascii="Wingdings" w:hAnsi="Wingdings" w:hint="default"/>
+        <w:sz w:val="20"/>
+      </w:rPr>
+    </w:lvl>
+    <w:lvl w:ilvl="7" w:tentative="1">
+      <w:start w:val="1"/>
+      <w:numFmt w:val="bullet"/>
+      <w:lvlText w:val=""/>
+      <w:lvlJc w:val="left"/>
+      <w:pPr>
+        <w:tabs>
+          <w:tab w:val="num" w:pos="5760"/>
+        </w:tabs>
+        <w:ind w:left="5760" w:hanging="360"/>
+      </w:pPr>
+      <w:rPr>
+        <w:rFonts w:ascii="Wingdings" w:hAnsi="Wingdings" w:hint="default"/>
+        <w:sz w:val="20"/>
+      </w:rPr>
+    </w:lvl>
+    <w:lvl w:ilvl="8" w:tentative="1">
+      <w:start w:val="1"/>
+      <w:numFmt w:val="bullet"/>
+      <w:lvlText w:val=""/>
+      <w:lvlJc w:val="left"/>
+      <w:pPr>
+        <w:tabs>
+          <w:tab w:val="num" w:pos="6480"/>
+        </w:tabs>
+        <w:ind w:left="6480" w:hanging="360"/>
+      </w:pPr>
+      <w:rPr>
+        <w:rFonts w:ascii="Wingdings" w:hAnsi="Wingdings" w:hint="default"/>
+        <w:sz w:val="20"/>
+      </w:rPr>
+    </w:lvl>
+  </w:abstractNum>
+  <w:abstractNum w:abstractNumId="14" w15:restartNumberingAfterBreak="0">
+    <w:nsid w:val="158D6DE9"/>
+    <w:multiLevelType w:val="multilevel"/>
+    <w:tmpl w:val="9F38D248"/>
+    <w:lvl w:ilvl="0">
+      <w:start w:val="1"/>
+      <w:numFmt w:val="bullet"/>
+      <w:lvlText w:val=""/>
+      <w:lvlJc w:val="left"/>
+      <w:pPr>
+        <w:tabs>
+          <w:tab w:val="num" w:pos="720"/>
+        </w:tabs>
+        <w:ind w:left="720" w:hanging="360"/>
+      </w:pPr>
+      <w:rPr>
+        <w:rFonts w:ascii="Symbol" w:hAnsi="Symbol" w:hint="default"/>
+        <w:sz w:val="20"/>
+      </w:rPr>
+    </w:lvl>
+    <w:lvl w:ilvl="1" w:tentative="1">
+      <w:start w:val="1"/>
+      <w:numFmt w:val="bullet"/>
+      <w:lvlText w:val="o"/>
+      <w:lvlJc w:val="left"/>
+      <w:pPr>
+        <w:tabs>
+          <w:tab w:val="num" w:pos="1440"/>
+        </w:tabs>
+        <w:ind w:left="1440" w:hanging="360"/>
+      </w:pPr>
+      <w:rPr>
+        <w:rFonts w:ascii="Courier New" w:hAnsi="Courier New" w:hint="default"/>
+        <w:sz w:val="20"/>
+      </w:rPr>
+    </w:lvl>
+    <w:lvl w:ilvl="2" w:tentative="1">
+      <w:start w:val="1"/>
+      <w:numFmt w:val="bullet"/>
+      <w:lvlText w:val=""/>
+      <w:lvlJc w:val="left"/>
+      <w:pPr>
+        <w:tabs>
+          <w:tab w:val="num" w:pos="2160"/>
+        </w:tabs>
+        <w:ind w:left="2160" w:hanging="360"/>
+      </w:pPr>
+      <w:rPr>
+        <w:rFonts w:ascii="Wingdings" w:hAnsi="Wingdings" w:hint="default"/>
+        <w:sz w:val="20"/>
+      </w:rPr>
+    </w:lvl>
+    <w:lvl w:ilvl="3" w:tentative="1">
+      <w:start w:val="1"/>
+      <w:numFmt w:val="bullet"/>
+      <w:lvlText w:val=""/>
+      <w:lvlJc w:val="left"/>
+      <w:pPr>
+        <w:tabs>
+          <w:tab w:val="num" w:pos="2880"/>
+        </w:tabs>
+        <w:ind w:left="2880" w:hanging="360"/>
+      </w:pPr>
+      <w:rPr>
+        <w:rFonts w:ascii="Wingdings" w:hAnsi="Wingdings" w:hint="default"/>
+        <w:sz w:val="20"/>
+      </w:rPr>
+    </w:lvl>
+    <w:lvl w:ilvl="4" w:tentative="1">
+      <w:start w:val="1"/>
+      <w:numFmt w:val="bullet"/>
+      <w:lvlText w:val=""/>
+      <w:lvlJc w:val="left"/>
+      <w:pPr>
+        <w:tabs>
+          <w:tab w:val="num" w:pos="3600"/>
+        </w:tabs>
+        <w:ind w:left="3600" w:hanging="360"/>
+      </w:pPr>
+      <w:rPr>
+        <w:rFonts w:ascii="Wingdings" w:hAnsi="Wingdings" w:hint="default"/>
+        <w:sz w:val="20"/>
+      </w:rPr>
+    </w:lvl>
+    <w:lvl w:ilvl="5" w:tentative="1">
+      <w:start w:val="1"/>
+      <w:numFmt w:val="bullet"/>
+      <w:lvlText w:val=""/>
+      <w:lvlJc w:val="left"/>
+      <w:pPr>
+        <w:tabs>
+          <w:tab w:val="num" w:pos="4320"/>
+        </w:tabs>
+        <w:ind w:left="4320" w:hanging="360"/>
+      </w:pPr>
+      <w:rPr>
+        <w:rFonts w:ascii="Wingdings" w:hAnsi="Wingdings" w:hint="default"/>
+        <w:sz w:val="20"/>
+      </w:rPr>
+    </w:lvl>
+    <w:lvl w:ilvl="6" w:tentative="1">
+      <w:start w:val="1"/>
+      <w:numFmt w:val="bullet"/>
+      <w:lvlText w:val=""/>
+      <w:lvlJc w:val="left"/>
+      <w:pPr>
+        <w:tabs>
+          <w:tab w:val="num" w:pos="5040"/>
+        </w:tabs>
+        <w:ind w:left="5040" w:hanging="360"/>
+      </w:pPr>
+      <w:rPr>
+        <w:rFonts w:ascii="Wingdings" w:hAnsi="Wingdings" w:hint="default"/>
+        <w:sz w:val="20"/>
+      </w:rPr>
+    </w:lvl>
+    <w:lvl w:ilvl="7" w:tentative="1">
+      <w:start w:val="1"/>
+      <w:numFmt w:val="bullet"/>
+      <w:lvlText w:val=""/>
+      <w:lvlJc w:val="left"/>
+      <w:pPr>
+        <w:tabs>
+          <w:tab w:val="num" w:pos="5760"/>
+        </w:tabs>
+        <w:ind w:left="5760" w:hanging="360"/>
+      </w:pPr>
+      <w:rPr>
+        <w:rFonts w:ascii="Wingdings" w:hAnsi="Wingdings" w:hint="default"/>
+        <w:sz w:val="20"/>
+      </w:rPr>
+    </w:lvl>
+    <w:lvl w:ilvl="8" w:tentative="1">
+      <w:start w:val="1"/>
+      <w:numFmt w:val="bullet"/>
+      <w:lvlText w:val=""/>
+      <w:lvlJc w:val="left"/>
+      <w:pPr>
+        <w:tabs>
+          <w:tab w:val="num" w:pos="6480"/>
+        </w:tabs>
+        <w:ind w:left="6480" w:hanging="360"/>
+      </w:pPr>
+      <w:rPr>
+        <w:rFonts w:ascii="Wingdings" w:hAnsi="Wingdings" w:hint="default"/>
+        <w:sz w:val="20"/>
+      </w:rPr>
+    </w:lvl>
+  </w:abstractNum>
+  <w:abstractNum w:abstractNumId="15" w15:restartNumberingAfterBreak="0">
     <w:nsid w:val="15F341E4"/>
     <w:multiLevelType w:val="multilevel"/>
     <w:tmpl w:val="0A26B61E"/>
@@ -2448,7 +5638,7 @@
       </w:pPr>
     </w:lvl>
   </w:abstractNum>
-  <w:abstractNum w:abstractNumId="10" w15:restartNumberingAfterBreak="0">
+  <w:abstractNum w:abstractNumId="16" w15:restartNumberingAfterBreak="0">
     <w:nsid w:val="19760644"/>
     <w:multiLevelType w:val="multilevel"/>
     <w:tmpl w:val="FF96C7D6"/>
@@ -2597,7 +5787,7 @@
       </w:rPr>
     </w:lvl>
   </w:abstractNum>
-  <w:abstractNum w:abstractNumId="11" w15:restartNumberingAfterBreak="0">
+  <w:abstractNum w:abstractNumId="17" w15:restartNumberingAfterBreak="0">
     <w:nsid w:val="19904C06"/>
     <w:multiLevelType w:val="multilevel"/>
     <w:tmpl w:val="97F8AB00"/>
@@ -2710,7 +5900,7 @@
       </w:pPr>
     </w:lvl>
   </w:abstractNum>
-  <w:abstractNum w:abstractNumId="12" w15:restartNumberingAfterBreak="0">
+  <w:abstractNum w:abstractNumId="18" w15:restartNumberingAfterBreak="0">
     <w:nsid w:val="1B0F4794"/>
     <w:multiLevelType w:val="multilevel"/>
     <w:tmpl w:val="5C104C88"/>
@@ -2823,7 +6013,156 @@
       </w:pPr>
     </w:lvl>
   </w:abstractNum>
-  <w:abstractNum w:abstractNumId="13" w15:restartNumberingAfterBreak="0">
+  <w:abstractNum w:abstractNumId="19" w15:restartNumberingAfterBreak="0">
+    <w:nsid w:val="1EE31E9D"/>
+    <w:multiLevelType w:val="multilevel"/>
+    <w:tmpl w:val="4782C6FA"/>
+    <w:lvl w:ilvl="0">
+      <w:start w:val="1"/>
+      <w:numFmt w:val="bullet"/>
+      <w:lvlText w:val=""/>
+      <w:lvlJc w:val="left"/>
+      <w:pPr>
+        <w:tabs>
+          <w:tab w:val="num" w:pos="720"/>
+        </w:tabs>
+        <w:ind w:left="720" w:hanging="360"/>
+      </w:pPr>
+      <w:rPr>
+        <w:rFonts w:ascii="Symbol" w:hAnsi="Symbol" w:hint="default"/>
+        <w:sz w:val="20"/>
+      </w:rPr>
+    </w:lvl>
+    <w:lvl w:ilvl="1" w:tentative="1">
+      <w:start w:val="1"/>
+      <w:numFmt w:val="bullet"/>
+      <w:lvlText w:val="o"/>
+      <w:lvlJc w:val="left"/>
+      <w:pPr>
+        <w:tabs>
+          <w:tab w:val="num" w:pos="1440"/>
+        </w:tabs>
+        <w:ind w:left="1440" w:hanging="360"/>
+      </w:pPr>
+      <w:rPr>
+        <w:rFonts w:ascii="Courier New" w:hAnsi="Courier New" w:hint="default"/>
+        <w:sz w:val="20"/>
+      </w:rPr>
+    </w:lvl>
+    <w:lvl w:ilvl="2" w:tentative="1">
+      <w:start w:val="1"/>
+      <w:numFmt w:val="bullet"/>
+      <w:lvlText w:val=""/>
+      <w:lvlJc w:val="left"/>
+      <w:pPr>
+        <w:tabs>
+          <w:tab w:val="num" w:pos="2160"/>
+        </w:tabs>
+        <w:ind w:left="2160" w:hanging="360"/>
+      </w:pPr>
+      <w:rPr>
+        <w:rFonts w:ascii="Wingdings" w:hAnsi="Wingdings" w:hint="default"/>
+        <w:sz w:val="20"/>
+      </w:rPr>
+    </w:lvl>
+    <w:lvl w:ilvl="3" w:tentative="1">
+      <w:start w:val="1"/>
+      <w:numFmt w:val="bullet"/>
+      <w:lvlText w:val=""/>
+      <w:lvlJc w:val="left"/>
+      <w:pPr>
+        <w:tabs>
+          <w:tab w:val="num" w:pos="2880"/>
+        </w:tabs>
+        <w:ind w:left="2880" w:hanging="360"/>
+      </w:pPr>
+      <w:rPr>
+        <w:rFonts w:ascii="Wingdings" w:hAnsi="Wingdings" w:hint="default"/>
+        <w:sz w:val="20"/>
+      </w:rPr>
+    </w:lvl>
+    <w:lvl w:ilvl="4" w:tentative="1">
+      <w:start w:val="1"/>
+      <w:numFmt w:val="bullet"/>
+      <w:lvlText w:val=""/>
+      <w:lvlJc w:val="left"/>
+      <w:pPr>
+        <w:tabs>
+          <w:tab w:val="num" w:pos="3600"/>
+        </w:tabs>
+        <w:ind w:left="3600" w:hanging="360"/>
+      </w:pPr>
+      <w:rPr>
+        <w:rFonts w:ascii="Wingdings" w:hAnsi="Wingdings" w:hint="default"/>
+        <w:sz w:val="20"/>
+      </w:rPr>
+    </w:lvl>
+    <w:lvl w:ilvl="5" w:tentative="1">
+      <w:start w:val="1"/>
+      <w:numFmt w:val="bullet"/>
+      <w:lvlText w:val=""/>
+      <w:lvlJc w:val="left"/>
+      <w:pPr>
+        <w:tabs>
+          <w:tab w:val="num" w:pos="4320"/>
+        </w:tabs>
+        <w:ind w:left="4320" w:hanging="360"/>
+      </w:pPr>
+      <w:rPr>
+        <w:rFonts w:ascii="Wingdings" w:hAnsi="Wingdings" w:hint="default"/>
+        <w:sz w:val="20"/>
+      </w:rPr>
+    </w:lvl>
+    <w:lvl w:ilvl="6" w:tentative="1">
+      <w:start w:val="1"/>
+      <w:numFmt w:val="bullet"/>
+      <w:lvlText w:val=""/>
+      <w:lvlJc w:val="left"/>
+      <w:pPr>
+        <w:tabs>
+          <w:tab w:val="num" w:pos="5040"/>
+        </w:tabs>
+        <w:ind w:left="5040" w:hanging="360"/>
+      </w:pPr>
+      <w:rPr>
+        <w:rFonts w:ascii="Wingdings" w:hAnsi="Wingdings" w:hint="default"/>
+        <w:sz w:val="20"/>
+      </w:rPr>
+    </w:lvl>
+    <w:lvl w:ilvl="7" w:tentative="1">
+      <w:start w:val="1"/>
+      <w:numFmt w:val="bullet"/>
+      <w:lvlText w:val=""/>
+      <w:lvlJc w:val="left"/>
+      <w:pPr>
+        <w:tabs>
+          <w:tab w:val="num" w:pos="5760"/>
+        </w:tabs>
+        <w:ind w:left="5760" w:hanging="360"/>
+      </w:pPr>
+      <w:rPr>
+        <w:rFonts w:ascii="Wingdings" w:hAnsi="Wingdings" w:hint="default"/>
+        <w:sz w:val="20"/>
+      </w:rPr>
+    </w:lvl>
+    <w:lvl w:ilvl="8" w:tentative="1">
+      <w:start w:val="1"/>
+      <w:numFmt w:val="bullet"/>
+      <w:lvlText w:val=""/>
+      <w:lvlJc w:val="left"/>
+      <w:pPr>
+        <w:tabs>
+          <w:tab w:val="num" w:pos="6480"/>
+        </w:tabs>
+        <w:ind w:left="6480" w:hanging="360"/>
+      </w:pPr>
+      <w:rPr>
+        <w:rFonts w:ascii="Wingdings" w:hAnsi="Wingdings" w:hint="default"/>
+        <w:sz w:val="20"/>
+      </w:rPr>
+    </w:lvl>
+  </w:abstractNum>
+  <w:abstractNum w:abstractNumId="20" w15:restartNumberingAfterBreak="0">
     <w:nsid w:val="21D116E0"/>
     <w:multiLevelType w:val="multilevel"/>
     <w:tmpl w:val="A5C88F26"/>
@@ -2972,7 +6311,7 @@
       </w:rPr>
     </w:lvl>
   </w:abstractNum>
-  <w:abstractNum w:abstractNumId="14" w15:restartNumberingAfterBreak="0">
+  <w:abstractNum w:abstractNumId="21" w15:restartNumberingAfterBreak="0">
     <w:nsid w:val="242A1868"/>
     <w:multiLevelType w:val="multilevel"/>
     <w:tmpl w:val="EA844D86"/>
@@ -3121,7 +6460,120 @@
       </w:rPr>
     </w:lvl>
   </w:abstractNum>
-  <w:abstractNum w:abstractNumId="15" w15:restartNumberingAfterBreak="0">
+  <w:abstractNum w:abstractNumId="22" w15:restartNumberingAfterBreak="0">
+    <w:nsid w:val="27504F93"/>
+    <w:multiLevelType w:val="multilevel"/>
+    <w:tmpl w:val="E5CA1EA6"/>
+    <w:lvl w:ilvl="0">
+      <w:start w:val="1"/>
+      <w:numFmt w:val="decimal"/>
+      <w:lvlText w:val="%1."/>
+      <w:lvlJc w:val="left"/>
+      <w:pPr>
+        <w:tabs>
+          <w:tab w:val="num" w:pos="720"/>
+        </w:tabs>
+        <w:ind w:left="720" w:hanging="360"/>
+      </w:pPr>
+    </w:lvl>
+    <w:lvl w:ilvl="1" w:tentative="1">
+      <w:start w:val="1"/>
+      <w:numFmt w:val="decimal"/>
+      <w:lvlText w:val="%2."/>
+      <w:lvlJc w:val="left"/>
+      <w:pPr>
+        <w:tabs>
+          <w:tab w:val="num" w:pos="1440"/>
+        </w:tabs>
+        <w:ind w:left="1440" w:hanging="360"/>
+      </w:pPr>
+    </w:lvl>
+    <w:lvl w:ilvl="2" w:tentative="1">
+      <w:start w:val="1"/>
+      <w:numFmt w:val="decimal"/>
+      <w:lvlText w:val="%3."/>
+      <w:lvlJc w:val="left"/>
+      <w:pPr>
+        <w:tabs>
+          <w:tab w:val="num" w:pos="2160"/>
+        </w:tabs>
+        <w:ind w:left="2160" w:hanging="360"/>
+      </w:pPr>
+    </w:lvl>
+    <w:lvl w:ilvl="3" w:tentative="1">
+      <w:start w:val="1"/>
+      <w:numFmt w:val="decimal"/>
+      <w:lvlText w:val="%4."/>
+      <w:lvlJc w:val="left"/>
+      <w:pPr>
+        <w:tabs>
+          <w:tab w:val="num" w:pos="2880"/>
+        </w:tabs>
+        <w:ind w:left="2880" w:hanging="360"/>
+      </w:pPr>
+    </w:lvl>
+    <w:lvl w:ilvl="4" w:tentative="1">
+      <w:start w:val="1"/>
+      <w:numFmt w:val="decimal"/>
+      <w:lvlText w:val="%5."/>
+      <w:lvlJc w:val="left"/>
+      <w:pPr>
+        <w:tabs>
+          <w:tab w:val="num" w:pos="3600"/>
+        </w:tabs>
+        <w:ind w:left="3600" w:hanging="360"/>
+      </w:pPr>
+    </w:lvl>
+    <w:lvl w:ilvl="5" w:tentative="1">
+      <w:start w:val="1"/>
+      <w:numFmt w:val="decimal"/>
+      <w:lvlText w:val="%6."/>
+      <w:lvlJc w:val="left"/>
+      <w:pPr>
+        <w:tabs>
+          <w:tab w:val="num" w:pos="4320"/>
+        </w:tabs>
+        <w:ind w:left="4320" w:hanging="360"/>
+      </w:pPr>
+    </w:lvl>
+    <w:lvl w:ilvl="6" w:tentative="1">
+      <w:start w:val="1"/>
+      <w:numFmt w:val="decimal"/>
+      <w:lvlText w:val="%7."/>
+      <w:lvlJc w:val="left"/>
+      <w:pPr>
+        <w:tabs>
+          <w:tab w:val="num" w:pos="5040"/>
+        </w:tabs>
+        <w:ind w:left="5040" w:hanging="360"/>
+      </w:pPr>
+    </w:lvl>
+    <w:lvl w:ilvl="7" w:tentative="1">
+      <w:start w:val="1"/>
+      <w:numFmt w:val="decimal"/>
+      <w:lvlText w:val="%8."/>
+      <w:lvlJc w:val="left"/>
+      <w:pPr>
+        <w:tabs>
+          <w:tab w:val="num" w:pos="5760"/>
+        </w:tabs>
+        <w:ind w:left="5760" w:hanging="360"/>
+      </w:pPr>
+    </w:lvl>
+    <w:lvl w:ilvl="8" w:tentative="1">
+      <w:start w:val="1"/>
+      <w:numFmt w:val="decimal"/>
+      <w:lvlText w:val="%9."/>
+      <w:lvlJc w:val="left"/>
+      <w:pPr>
+        <w:tabs>
+          <w:tab w:val="num" w:pos="6480"/>
+        </w:tabs>
+        <w:ind w:left="6480" w:hanging="360"/>
+      </w:pPr>
+    </w:lvl>
+  </w:abstractNum>
+  <w:abstractNum w:abstractNumId="23" w15:restartNumberingAfterBreak="0">
     <w:nsid w:val="294731AF"/>
     <w:multiLevelType w:val="multilevel"/>
     <w:tmpl w:val="9BC2F15C"/>
@@ -3270,7 +6722,273 @@
       </w:rPr>
     </w:lvl>
   </w:abstractNum>
-  <w:abstractNum w:abstractNumId="16" w15:restartNumberingAfterBreak="0">
+  <w:abstractNum w:abstractNumId="24" w15:restartNumberingAfterBreak="0">
+    <w:nsid w:val="29C76B72"/>
+    <w:multiLevelType w:val="multilevel"/>
+    <w:tmpl w:val="7B76F692"/>
+    <w:lvl w:ilvl="0">
+      <w:start w:val="1"/>
+      <w:numFmt w:val="decimal"/>
+      <w:lvlText w:val="%1."/>
+      <w:lvlJc w:val="left"/>
+      <w:pPr>
+        <w:tabs>
+          <w:tab w:val="num" w:pos="720"/>
+        </w:tabs>
+        <w:ind w:left="720" w:hanging="360"/>
+      </w:pPr>
+    </w:lvl>
+    <w:lvl w:ilvl="1">
+      <w:start w:val="1"/>
+      <w:numFmt w:val="bullet"/>
+      <w:lvlText w:val="o"/>
+      <w:lvlJc w:val="left"/>
+      <w:pPr>
+        <w:tabs>
+          <w:tab w:val="num" w:pos="1440"/>
+        </w:tabs>
+        <w:ind w:left="1440" w:hanging="360"/>
+      </w:pPr>
+      <w:rPr>
+        <w:rFonts w:ascii="Courier New" w:hAnsi="Courier New" w:hint="default"/>
+        <w:sz w:val="20"/>
+      </w:rPr>
+    </w:lvl>
+    <w:lvl w:ilvl="2" w:tentative="1">
+      <w:start w:val="1"/>
+      <w:numFmt w:val="decimal"/>
+      <w:lvlText w:val="%3."/>
+      <w:lvlJc w:val="left"/>
+      <w:pPr>
+        <w:tabs>
+          <w:tab w:val="num" w:pos="2160"/>
+        </w:tabs>
+        <w:ind w:left="2160" w:hanging="360"/>
+      </w:pPr>
+    </w:lvl>
+    <w:lvl w:ilvl="3" w:tentative="1">
+      <w:start w:val="1"/>
+      <w:numFmt w:val="decimal"/>
+      <w:lvlText w:val="%4."/>
+      <w:lvlJc w:val="left"/>
+      <w:pPr>
+        <w:tabs>
+          <w:tab w:val="num" w:pos="2880"/>
+        </w:tabs>
+        <w:ind w:left="2880" w:hanging="360"/>
+      </w:pPr>
+    </w:lvl>
+    <w:lvl w:ilvl="4" w:tentative="1">
+      <w:start w:val="1"/>
+      <w:numFmt w:val="decimal"/>
+      <w:lvlText w:val="%5."/>
+      <w:lvlJc w:val="left"/>
+      <w:pPr>
+        <w:tabs>
+          <w:tab w:val="num" w:pos="3600"/>
+        </w:tabs>
+        <w:ind w:left="3600" w:hanging="360"/>
+      </w:pPr>
+    </w:lvl>
+    <w:lvl w:ilvl="5" w:tentative="1">
+      <w:start w:val="1"/>
+      <w:numFmt w:val="decimal"/>
+      <w:lvlText w:val="%6."/>
+      <w:lvlJc w:val="left"/>
+      <w:pPr>
+        <w:tabs>
+          <w:tab w:val="num" w:pos="4320"/>
+        </w:tabs>
+        <w:ind w:left="4320" w:hanging="360"/>
+      </w:pPr>
+    </w:lvl>
+    <w:lvl w:ilvl="6" w:tentative="1">
+      <w:start w:val="1"/>
+      <w:numFmt w:val="decimal"/>
+      <w:lvlText w:val="%7."/>
+      <w:lvlJc w:val="left"/>
+      <w:pPr>
+        <w:tabs>
+          <w:tab w:val="num" w:pos="5040"/>
+        </w:tabs>
+        <w:ind w:left="5040" w:hanging="360"/>
+      </w:pPr>
+    </w:lvl>
+    <w:lvl w:ilvl="7" w:tentative="1">
+      <w:start w:val="1"/>
+      <w:numFmt w:val="decimal"/>
+      <w:lvlText w:val="%8."/>
+      <w:lvlJc w:val="left"/>
+      <w:pPr>
+        <w:tabs>
+          <w:tab w:val="num" w:pos="5760"/>
+        </w:tabs>
+        <w:ind w:left="5760" w:hanging="360"/>
+      </w:pPr>
+    </w:lvl>
+    <w:lvl w:ilvl="8" w:tentative="1">
+      <w:start w:val="1"/>
+      <w:numFmt w:val="decimal"/>
+      <w:lvlText w:val="%9."/>
+      <w:lvlJc w:val="left"/>
+      <w:pPr>
+        <w:tabs>
+          <w:tab w:val="num" w:pos="6480"/>
+        </w:tabs>
+        <w:ind w:left="6480" w:hanging="360"/>
+      </w:pPr>
+    </w:lvl>
+  </w:abstractNum>
+  <w:abstractNum w:abstractNumId="25" w15:restartNumberingAfterBreak="0">
+    <w:nsid w:val="2D4161F7"/>
+    <w:multiLevelType w:val="multilevel"/>
+    <w:tmpl w:val="1C44A914"/>
+    <w:lvl w:ilvl="0">
+      <w:start w:val="1"/>
+      <w:numFmt w:val="bullet"/>
+      <w:lvlText w:val=""/>
+      <w:lvlJc w:val="left"/>
+      <w:pPr>
+        <w:tabs>
+          <w:tab w:val="num" w:pos="720"/>
+        </w:tabs>
+        <w:ind w:left="720" w:hanging="360"/>
+      </w:pPr>
+      <w:rPr>
+        <w:rFonts w:ascii="Symbol" w:hAnsi="Symbol" w:hint="default"/>
+        <w:sz w:val="20"/>
+      </w:rPr>
+    </w:lvl>
+    <w:lvl w:ilvl="1" w:tentative="1">
+      <w:start w:val="1"/>
+      <w:numFmt w:val="bullet"/>
+      <w:lvlText w:val="o"/>
+      <w:lvlJc w:val="left"/>
+      <w:pPr>
+        <w:tabs>
+          <w:tab w:val="num" w:pos="1440"/>
+        </w:tabs>
+        <w:ind w:left="1440" w:hanging="360"/>
+      </w:pPr>
+      <w:rPr>
+        <w:rFonts w:ascii="Courier New" w:hAnsi="Courier New" w:hint="default"/>
+        <w:sz w:val="20"/>
+      </w:rPr>
+    </w:lvl>
+    <w:lvl w:ilvl="2" w:tentative="1">
+      <w:start w:val="1"/>
+      <w:numFmt w:val="bullet"/>
+      <w:lvlText w:val=""/>
+      <w:lvlJc w:val="left"/>
+      <w:pPr>
+        <w:tabs>
+          <w:tab w:val="num" w:pos="2160"/>
+        </w:tabs>
+        <w:ind w:left="2160" w:hanging="360"/>
+      </w:pPr>
+      <w:rPr>
+        <w:rFonts w:ascii="Wingdings" w:hAnsi="Wingdings" w:hint="default"/>
+        <w:sz w:val="20"/>
+      </w:rPr>
+    </w:lvl>
+    <w:lvl w:ilvl="3" w:tentative="1">
+      <w:start w:val="1"/>
+      <w:numFmt w:val="bullet"/>
+      <w:lvlText w:val=""/>
+      <w:lvlJc w:val="left"/>
+      <w:pPr>
+        <w:tabs>
+          <w:tab w:val="num" w:pos="2880"/>
+        </w:tabs>
+        <w:ind w:left="2880" w:hanging="360"/>
+      </w:pPr>
+      <w:rPr>
+        <w:rFonts w:ascii="Wingdings" w:hAnsi="Wingdings" w:hint="default"/>
+        <w:sz w:val="20"/>
+      </w:rPr>
+    </w:lvl>
+    <w:lvl w:ilvl="4" w:tentative="1">
+      <w:start w:val="1"/>
+      <w:numFmt w:val="bullet"/>
+      <w:lvlText w:val=""/>
+      <w:lvlJc w:val="left"/>
+      <w:pPr>
+        <w:tabs>
+          <w:tab w:val="num" w:pos="3600"/>
+        </w:tabs>
+        <w:ind w:left="3600" w:hanging="360"/>
+      </w:pPr>
+      <w:rPr>
+        <w:rFonts w:ascii="Wingdings" w:hAnsi="Wingdings" w:hint="default"/>
+        <w:sz w:val="20"/>
+      </w:rPr>
+    </w:lvl>
+    <w:lvl w:ilvl="5" w:tentative="1">
+      <w:start w:val="1"/>
+      <w:numFmt w:val="bullet"/>
+      <w:lvlText w:val=""/>
+      <w:lvlJc w:val="left"/>
+      <w:pPr>
+        <w:tabs>
+          <w:tab w:val="num" w:pos="4320"/>
+        </w:tabs>
+        <w:ind w:left="4320" w:hanging="360"/>
+      </w:pPr>
+      <w:rPr>
+        <w:rFonts w:ascii="Wingdings" w:hAnsi="Wingdings" w:hint="default"/>
+        <w:sz w:val="20"/>
+      </w:rPr>
+    </w:lvl>
+    <w:lvl w:ilvl="6" w:tentative="1">
+      <w:start w:val="1"/>
+      <w:numFmt w:val="bullet"/>
+      <w:lvlText w:val=""/>
+      <w:lvlJc w:val="left"/>
+      <w:pPr>
+        <w:tabs>
+          <w:tab w:val="num" w:pos="5040"/>
+        </w:tabs>
+        <w:ind w:left="5040" w:hanging="360"/>
+      </w:pPr>
+      <w:rPr>
+        <w:rFonts w:ascii="Wingdings" w:hAnsi="Wingdings" w:hint="default"/>
+        <w:sz w:val="20"/>
+      </w:rPr>
+    </w:lvl>
+    <w:lvl w:ilvl="7" w:tentative="1">
+      <w:start w:val="1"/>
+      <w:numFmt w:val="bullet"/>
+      <w:lvlText w:val=""/>
+      <w:lvlJc w:val="left"/>
+      <w:pPr>
+        <w:tabs>
+          <w:tab w:val="num" w:pos="5760"/>
+        </w:tabs>
+        <w:ind w:left="5760" w:hanging="360"/>
+      </w:pPr>
+      <w:rPr>
+        <w:rFonts w:ascii="Wingdings" w:hAnsi="Wingdings" w:hint="default"/>
+        <w:sz w:val="20"/>
+      </w:rPr>
+    </w:lvl>
+    <w:lvl w:ilvl="8" w:tentative="1">
+      <w:start w:val="1"/>
+      <w:numFmt w:val="bullet"/>
+      <w:lvlText w:val=""/>
+      <w:lvlJc w:val="left"/>
+      <w:pPr>
+        <w:tabs>
+          <w:tab w:val="num" w:pos="6480"/>
+        </w:tabs>
+        <w:ind w:left="6480" w:hanging="360"/>
+      </w:pPr>
+      <w:rPr>
+        <w:rFonts w:ascii="Wingdings" w:hAnsi="Wingdings" w:hint="default"/>
+        <w:sz w:val="20"/>
+      </w:rPr>
+    </w:lvl>
+  </w:abstractNum>
+  <w:abstractNum w:abstractNumId="26" w15:restartNumberingAfterBreak="0">
     <w:nsid w:val="2F49361F"/>
     <w:multiLevelType w:val="multilevel"/>
     <w:tmpl w:val="015A5146"/>
@@ -3383,7 +7101,7 @@
       </w:pPr>
     </w:lvl>
   </w:abstractNum>
-  <w:abstractNum w:abstractNumId="17" w15:restartNumberingAfterBreak="0">
+  <w:abstractNum w:abstractNumId="27" w15:restartNumberingAfterBreak="0">
     <w:nsid w:val="30C1155C"/>
     <w:multiLevelType w:val="multilevel"/>
     <w:tmpl w:val="47FAB4FE"/>
@@ -3532,7 +7250,156 @@
       </w:rPr>
     </w:lvl>
   </w:abstractNum>
-  <w:abstractNum w:abstractNumId="18" w15:restartNumberingAfterBreak="0">
+  <w:abstractNum w:abstractNumId="28" w15:restartNumberingAfterBreak="0">
+    <w:nsid w:val="354543F3"/>
+    <w:multiLevelType w:val="multilevel"/>
+    <w:tmpl w:val="289E9430"/>
+    <w:lvl w:ilvl="0">
+      <w:start w:val="1"/>
+      <w:numFmt w:val="bullet"/>
+      <w:lvlText w:val=""/>
+      <w:lvlJc w:val="left"/>
+      <w:pPr>
+        <w:tabs>
+          <w:tab w:val="num" w:pos="720"/>
+        </w:tabs>
+        <w:ind w:left="720" w:hanging="360"/>
+      </w:pPr>
+      <w:rPr>
+        <w:rFonts w:ascii="Symbol" w:hAnsi="Symbol" w:hint="default"/>
+        <w:sz w:val="20"/>
+      </w:rPr>
+    </w:lvl>
+    <w:lvl w:ilvl="1" w:tentative="1">
+      <w:start w:val="1"/>
+      <w:numFmt w:val="bullet"/>
+      <w:lvlText w:val="o"/>
+      <w:lvlJc w:val="left"/>
+      <w:pPr>
+        <w:tabs>
+          <w:tab w:val="num" w:pos="1440"/>
+        </w:tabs>
+        <w:ind w:left="1440" w:hanging="360"/>
+      </w:pPr>
+      <w:rPr>
+        <w:rFonts w:ascii="Courier New" w:hAnsi="Courier New" w:hint="default"/>
+        <w:sz w:val="20"/>
+      </w:rPr>
+    </w:lvl>
+    <w:lvl w:ilvl="2" w:tentative="1">
+      <w:start w:val="1"/>
+      <w:numFmt w:val="bullet"/>
+      <w:lvlText w:val=""/>
+      <w:lvlJc w:val="left"/>
+      <w:pPr>
+        <w:tabs>
+          <w:tab w:val="num" w:pos="2160"/>
+        </w:tabs>
+        <w:ind w:left="2160" w:hanging="360"/>
+      </w:pPr>
+      <w:rPr>
+        <w:rFonts w:ascii="Wingdings" w:hAnsi="Wingdings" w:hint="default"/>
+        <w:sz w:val="20"/>
+      </w:rPr>
+    </w:lvl>
+    <w:lvl w:ilvl="3" w:tentative="1">
+      <w:start w:val="1"/>
+      <w:numFmt w:val="bullet"/>
+      <w:lvlText w:val=""/>
+      <w:lvlJc w:val="left"/>
+      <w:pPr>
+        <w:tabs>
+          <w:tab w:val="num" w:pos="2880"/>
+        </w:tabs>
+        <w:ind w:left="2880" w:hanging="360"/>
+      </w:pPr>
+      <w:rPr>
+        <w:rFonts w:ascii="Wingdings" w:hAnsi="Wingdings" w:hint="default"/>
+        <w:sz w:val="20"/>
+      </w:rPr>
+    </w:lvl>
+    <w:lvl w:ilvl="4" w:tentative="1">
+      <w:start w:val="1"/>
+      <w:numFmt w:val="bullet"/>
+      <w:lvlText w:val=""/>
+      <w:lvlJc w:val="left"/>
+      <w:pPr>
+        <w:tabs>
+          <w:tab w:val="num" w:pos="3600"/>
+        </w:tabs>
+        <w:ind w:left="3600" w:hanging="360"/>
+      </w:pPr>
+      <w:rPr>
+        <w:rFonts w:ascii="Wingdings" w:hAnsi="Wingdings" w:hint="default"/>
+        <w:sz w:val="20"/>
+      </w:rPr>
+    </w:lvl>
+    <w:lvl w:ilvl="5" w:tentative="1">
+      <w:start w:val="1"/>
+      <w:numFmt w:val="bullet"/>
+      <w:lvlText w:val=""/>
+      <w:lvlJc w:val="left"/>
+      <w:pPr>
+        <w:tabs>
+          <w:tab w:val="num" w:pos="4320"/>
+        </w:tabs>
+        <w:ind w:left="4320" w:hanging="360"/>
+      </w:pPr>
+      <w:rPr>
+        <w:rFonts w:ascii="Wingdings" w:hAnsi="Wingdings" w:hint="default"/>
+        <w:sz w:val="20"/>
+      </w:rPr>
+    </w:lvl>
+    <w:lvl w:ilvl="6" w:tentative="1">
+      <w:start w:val="1"/>
+      <w:numFmt w:val="bullet"/>
+      <w:lvlText w:val=""/>
+      <w:lvlJc w:val="left"/>
+      <w:pPr>
+        <w:tabs>
+          <w:tab w:val="num" w:pos="5040"/>
+        </w:tabs>
+        <w:ind w:left="5040" w:hanging="360"/>
+      </w:pPr>
+      <w:rPr>
+        <w:rFonts w:ascii="Wingdings" w:hAnsi="Wingdings" w:hint="default"/>
+        <w:sz w:val="20"/>
+      </w:rPr>
+    </w:lvl>
+    <w:lvl w:ilvl="7" w:tentative="1">
+      <w:start w:val="1"/>
+      <w:numFmt w:val="bullet"/>
+      <w:lvlText w:val=""/>
+      <w:lvlJc w:val="left"/>
+      <w:pPr>
+        <w:tabs>
+          <w:tab w:val="num" w:pos="5760"/>
+        </w:tabs>
+        <w:ind w:left="5760" w:hanging="360"/>
+      </w:pPr>
+      <w:rPr>
+        <w:rFonts w:ascii="Wingdings" w:hAnsi="Wingdings" w:hint="default"/>
+        <w:sz w:val="20"/>
+      </w:rPr>
+    </w:lvl>
+    <w:lvl w:ilvl="8" w:tentative="1">
+      <w:start w:val="1"/>
+      <w:numFmt w:val="bullet"/>
+      <w:lvlText w:val=""/>
+      <w:lvlJc w:val="left"/>
+      <w:pPr>
+        <w:tabs>
+          <w:tab w:val="num" w:pos="6480"/>
+        </w:tabs>
+        <w:ind w:left="6480" w:hanging="360"/>
+      </w:pPr>
+      <w:rPr>
+        <w:rFonts w:ascii="Wingdings" w:hAnsi="Wingdings" w:hint="default"/>
+        <w:sz w:val="20"/>
+      </w:rPr>
+    </w:lvl>
+  </w:abstractNum>
+  <w:abstractNum w:abstractNumId="29" w15:restartNumberingAfterBreak="0">
     <w:nsid w:val="375F035F"/>
     <w:multiLevelType w:val="multilevel"/>
     <w:tmpl w:val="EA9E5868"/>
@@ -3649,7 +7516,7 @@
       </w:pPr>
     </w:lvl>
   </w:abstractNum>
-  <w:abstractNum w:abstractNumId="19" w15:restartNumberingAfterBreak="0">
+  <w:abstractNum w:abstractNumId="30" w15:restartNumberingAfterBreak="0">
     <w:nsid w:val="3C2100BF"/>
     <w:multiLevelType w:val="multilevel"/>
     <w:tmpl w:val="95D0E2E6"/>
@@ -3798,7 +7665,7 @@
       </w:rPr>
     </w:lvl>
   </w:abstractNum>
-  <w:abstractNum w:abstractNumId="20" w15:restartNumberingAfterBreak="0">
+  <w:abstractNum w:abstractNumId="31" w15:restartNumberingAfterBreak="0">
     <w:nsid w:val="3CE4290F"/>
     <w:multiLevelType w:val="multilevel"/>
     <w:tmpl w:val="9B78ED54"/>
@@ -3911,7 +7778,7 @@
       </w:pPr>
     </w:lvl>
   </w:abstractNum>
-  <w:abstractNum w:abstractNumId="21" w15:restartNumberingAfterBreak="0">
+  <w:abstractNum w:abstractNumId="32" w15:restartNumberingAfterBreak="0">
     <w:nsid w:val="408274F0"/>
     <w:multiLevelType w:val="multilevel"/>
     <w:tmpl w:val="E4A05686"/>
@@ -4060,7 +7927,156 @@
       </w:rPr>
     </w:lvl>
   </w:abstractNum>
-  <w:abstractNum w:abstractNumId="22" w15:restartNumberingAfterBreak="0">
+  <w:abstractNum w:abstractNumId="33" w15:restartNumberingAfterBreak="0">
+    <w:nsid w:val="40873348"/>
+    <w:multiLevelType w:val="multilevel"/>
+    <w:tmpl w:val="24CE5972"/>
+    <w:lvl w:ilvl="0">
+      <w:start w:val="1"/>
+      <w:numFmt w:val="bullet"/>
+      <w:lvlText w:val=""/>
+      <w:lvlJc w:val="left"/>
+      <w:pPr>
+        <w:tabs>
+          <w:tab w:val="num" w:pos="720"/>
+        </w:tabs>
+        <w:ind w:left="720" w:hanging="360"/>
+      </w:pPr>
+      <w:rPr>
+        <w:rFonts w:ascii="Symbol" w:hAnsi="Symbol" w:hint="default"/>
+        <w:sz w:val="20"/>
+      </w:rPr>
+    </w:lvl>
+    <w:lvl w:ilvl="1" w:tentative="1">
+      <w:start w:val="1"/>
+      <w:numFmt w:val="bullet"/>
+      <w:lvlText w:val="o"/>
+      <w:lvlJc w:val="left"/>
+      <w:pPr>
+        <w:tabs>
+          <w:tab w:val="num" w:pos="1440"/>
+        </w:tabs>
+        <w:ind w:left="1440" w:hanging="360"/>
+      </w:pPr>
+      <w:rPr>
+        <w:rFonts w:ascii="Courier New" w:hAnsi="Courier New" w:hint="default"/>
+        <w:sz w:val="20"/>
+      </w:rPr>
+    </w:lvl>
+    <w:lvl w:ilvl="2" w:tentative="1">
+      <w:start w:val="1"/>
+      <w:numFmt w:val="bullet"/>
+      <w:lvlText w:val=""/>
+      <w:lvlJc w:val="left"/>
+      <w:pPr>
+        <w:tabs>
+          <w:tab w:val="num" w:pos="2160"/>
+        </w:tabs>
+        <w:ind w:left="2160" w:hanging="360"/>
+      </w:pPr>
+      <w:rPr>
+        <w:rFonts w:ascii="Wingdings" w:hAnsi="Wingdings" w:hint="default"/>
+        <w:sz w:val="20"/>
+      </w:rPr>
+    </w:lvl>
+    <w:lvl w:ilvl="3" w:tentative="1">
+      <w:start w:val="1"/>
+      <w:numFmt w:val="bullet"/>
+      <w:lvlText w:val=""/>
+      <w:lvlJc w:val="left"/>
+      <w:pPr>
+        <w:tabs>
+          <w:tab w:val="num" w:pos="2880"/>
+        </w:tabs>
+        <w:ind w:left="2880" w:hanging="360"/>
+      </w:pPr>
+      <w:rPr>
+        <w:rFonts w:ascii="Wingdings" w:hAnsi="Wingdings" w:hint="default"/>
+        <w:sz w:val="20"/>
+      </w:rPr>
+    </w:lvl>
+    <w:lvl w:ilvl="4" w:tentative="1">
+      <w:start w:val="1"/>
+      <w:numFmt w:val="bullet"/>
+      <w:lvlText w:val=""/>
+      <w:lvlJc w:val="left"/>
+      <w:pPr>
+        <w:tabs>
+          <w:tab w:val="num" w:pos="3600"/>
+        </w:tabs>
+        <w:ind w:left="3600" w:hanging="360"/>
+      </w:pPr>
+      <w:rPr>
+        <w:rFonts w:ascii="Wingdings" w:hAnsi="Wingdings" w:hint="default"/>
+        <w:sz w:val="20"/>
+      </w:rPr>
+    </w:lvl>
+    <w:lvl w:ilvl="5" w:tentative="1">
+      <w:start w:val="1"/>
+      <w:numFmt w:val="bullet"/>
+      <w:lvlText w:val=""/>
+      <w:lvlJc w:val="left"/>
+      <w:pPr>
+        <w:tabs>
+          <w:tab w:val="num" w:pos="4320"/>
+        </w:tabs>
+        <w:ind w:left="4320" w:hanging="360"/>
+      </w:pPr>
+      <w:rPr>
+        <w:rFonts w:ascii="Wingdings" w:hAnsi="Wingdings" w:hint="default"/>
+        <w:sz w:val="20"/>
+      </w:rPr>
+    </w:lvl>
+    <w:lvl w:ilvl="6" w:tentative="1">
+      <w:start w:val="1"/>
+      <w:numFmt w:val="bullet"/>
+      <w:lvlText w:val=""/>
+      <w:lvlJc w:val="left"/>
+      <w:pPr>
+        <w:tabs>
+          <w:tab w:val="num" w:pos="5040"/>
+        </w:tabs>
+        <w:ind w:left="5040" w:hanging="360"/>
+      </w:pPr>
+      <w:rPr>
+        <w:rFonts w:ascii="Wingdings" w:hAnsi="Wingdings" w:hint="default"/>
+        <w:sz w:val="20"/>
+      </w:rPr>
+    </w:lvl>
+    <w:lvl w:ilvl="7" w:tentative="1">
+      <w:start w:val="1"/>
+      <w:numFmt w:val="bullet"/>
+      <w:lvlText w:val=""/>
+      <w:lvlJc w:val="left"/>
+      <w:pPr>
+        <w:tabs>
+          <w:tab w:val="num" w:pos="5760"/>
+        </w:tabs>
+        <w:ind w:left="5760" w:hanging="360"/>
+      </w:pPr>
+      <w:rPr>
+        <w:rFonts w:ascii="Wingdings" w:hAnsi="Wingdings" w:hint="default"/>
+        <w:sz w:val="20"/>
+      </w:rPr>
+    </w:lvl>
+    <w:lvl w:ilvl="8" w:tentative="1">
+      <w:start w:val="1"/>
+      <w:numFmt w:val="bullet"/>
+      <w:lvlText w:val=""/>
+      <w:lvlJc w:val="left"/>
+      <w:pPr>
+        <w:tabs>
+          <w:tab w:val="num" w:pos="6480"/>
+        </w:tabs>
+        <w:ind w:left="6480" w:hanging="360"/>
+      </w:pPr>
+      <w:rPr>
+        <w:rFonts w:ascii="Wingdings" w:hAnsi="Wingdings" w:hint="default"/>
+        <w:sz w:val="20"/>
+      </w:rPr>
+    </w:lvl>
+  </w:abstractNum>
+  <w:abstractNum w:abstractNumId="34" w15:restartNumberingAfterBreak="0">
     <w:nsid w:val="43BC48DA"/>
     <w:multiLevelType w:val="multilevel"/>
     <w:tmpl w:val="35B23ADE"/>
@@ -4173,7 +8189,7 @@
       </w:pPr>
     </w:lvl>
   </w:abstractNum>
-  <w:abstractNum w:abstractNumId="23" w15:restartNumberingAfterBreak="0">
+  <w:abstractNum w:abstractNumId="35" w15:restartNumberingAfterBreak="0">
     <w:nsid w:val="44275B4F"/>
     <w:multiLevelType w:val="multilevel"/>
     <w:tmpl w:val="4232D562"/>
@@ -4322,7 +8338,7 @@
       </w:rPr>
     </w:lvl>
   </w:abstractNum>
-  <w:abstractNum w:abstractNumId="24" w15:restartNumberingAfterBreak="0">
+  <w:abstractNum w:abstractNumId="36" w15:restartNumberingAfterBreak="0">
     <w:nsid w:val="44291AAE"/>
     <w:multiLevelType w:val="multilevel"/>
     <w:tmpl w:val="7B305F4E"/>
@@ -4435,7 +8451,7 @@
       </w:pPr>
     </w:lvl>
   </w:abstractNum>
-  <w:abstractNum w:abstractNumId="25" w15:restartNumberingAfterBreak="0">
+  <w:abstractNum w:abstractNumId="37" w15:restartNumberingAfterBreak="0">
     <w:nsid w:val="45C560B9"/>
     <w:multiLevelType w:val="multilevel"/>
     <w:tmpl w:val="DE12E9FE"/>
@@ -4584,7 +8600,7 @@
       </w:rPr>
     </w:lvl>
   </w:abstractNum>
-  <w:abstractNum w:abstractNumId="26" w15:restartNumberingAfterBreak="0">
+  <w:abstractNum w:abstractNumId="38" w15:restartNumberingAfterBreak="0">
     <w:nsid w:val="486E5997"/>
     <w:multiLevelType w:val="multilevel"/>
     <w:tmpl w:val="A3047C40"/>
@@ -4697,7 +8713,7 @@
       </w:pPr>
     </w:lvl>
   </w:abstractNum>
-  <w:abstractNum w:abstractNumId="27" w15:restartNumberingAfterBreak="0">
+  <w:abstractNum w:abstractNumId="39" w15:restartNumberingAfterBreak="0">
     <w:nsid w:val="49481DC6"/>
     <w:multiLevelType w:val="multilevel"/>
     <w:tmpl w:val="E0CC7800"/>
@@ -4810,7 +8826,156 @@
       </w:pPr>
     </w:lvl>
   </w:abstractNum>
-  <w:abstractNum w:abstractNumId="28" w15:restartNumberingAfterBreak="0">
+  <w:abstractNum w:abstractNumId="40" w15:restartNumberingAfterBreak="0">
+    <w:nsid w:val="4A235E21"/>
+    <w:multiLevelType w:val="multilevel"/>
+    <w:tmpl w:val="BD8085B0"/>
+    <w:lvl w:ilvl="0">
+      <w:start w:val="1"/>
+      <w:numFmt w:val="bullet"/>
+      <w:lvlText w:val=""/>
+      <w:lvlJc w:val="left"/>
+      <w:pPr>
+        <w:tabs>
+          <w:tab w:val="num" w:pos="720"/>
+        </w:tabs>
+        <w:ind w:left="720" w:hanging="360"/>
+      </w:pPr>
+      <w:rPr>
+        <w:rFonts w:ascii="Symbol" w:hAnsi="Symbol" w:hint="default"/>
+        <w:sz w:val="20"/>
+      </w:rPr>
+    </w:lvl>
+    <w:lvl w:ilvl="1" w:tentative="1">
+      <w:start w:val="1"/>
+      <w:numFmt w:val="bullet"/>
+      <w:lvlText w:val="o"/>
+      <w:lvlJc w:val="left"/>
+      <w:pPr>
+        <w:tabs>
+          <w:tab w:val="num" w:pos="1440"/>
+        </w:tabs>
+        <w:ind w:left="1440" w:hanging="360"/>
+      </w:pPr>
+      <w:rPr>
+        <w:rFonts w:ascii="Courier New" w:hAnsi="Courier New" w:hint="default"/>
+        <w:sz w:val="20"/>
+      </w:rPr>
+    </w:lvl>
+    <w:lvl w:ilvl="2" w:tentative="1">
+      <w:start w:val="1"/>
+      <w:numFmt w:val="bullet"/>
+      <w:lvlText w:val=""/>
+      <w:lvlJc w:val="left"/>
+      <w:pPr>
+        <w:tabs>
+          <w:tab w:val="num" w:pos="2160"/>
+        </w:tabs>
+        <w:ind w:left="2160" w:hanging="360"/>
+      </w:pPr>
+      <w:rPr>
+        <w:rFonts w:ascii="Wingdings" w:hAnsi="Wingdings" w:hint="default"/>
+        <w:sz w:val="20"/>
+      </w:rPr>
+    </w:lvl>
+    <w:lvl w:ilvl="3" w:tentative="1">
+      <w:start w:val="1"/>
+      <w:numFmt w:val="bullet"/>
+      <w:lvlText w:val=""/>
+      <w:lvlJc w:val="left"/>
+      <w:pPr>
+        <w:tabs>
+          <w:tab w:val="num" w:pos="2880"/>
+        </w:tabs>
+        <w:ind w:left="2880" w:hanging="360"/>
+      </w:pPr>
+      <w:rPr>
+        <w:rFonts w:ascii="Wingdings" w:hAnsi="Wingdings" w:hint="default"/>
+        <w:sz w:val="20"/>
+      </w:rPr>
+    </w:lvl>
+    <w:lvl w:ilvl="4" w:tentative="1">
+      <w:start w:val="1"/>
+      <w:numFmt w:val="bullet"/>
+      <w:lvlText w:val=""/>
+      <w:lvlJc w:val="left"/>
+      <w:pPr>
+        <w:tabs>
+          <w:tab w:val="num" w:pos="3600"/>
+        </w:tabs>
+        <w:ind w:left="3600" w:hanging="360"/>
+      </w:pPr>
+      <w:rPr>
+        <w:rFonts w:ascii="Wingdings" w:hAnsi="Wingdings" w:hint="default"/>
+        <w:sz w:val="20"/>
+      </w:rPr>
+    </w:lvl>
+    <w:lvl w:ilvl="5" w:tentative="1">
+      <w:start w:val="1"/>
+      <w:numFmt w:val="bullet"/>
+      <w:lvlText w:val=""/>
+      <w:lvlJc w:val="left"/>
+      <w:pPr>
+        <w:tabs>
+          <w:tab w:val="num" w:pos="4320"/>
+        </w:tabs>
+        <w:ind w:left="4320" w:hanging="360"/>
+      </w:pPr>
+      <w:rPr>
+        <w:rFonts w:ascii="Wingdings" w:hAnsi="Wingdings" w:hint="default"/>
+        <w:sz w:val="20"/>
+      </w:rPr>
+    </w:lvl>
+    <w:lvl w:ilvl="6" w:tentative="1">
+      <w:start w:val="1"/>
+      <w:numFmt w:val="bullet"/>
+      <w:lvlText w:val=""/>
+      <w:lvlJc w:val="left"/>
+      <w:pPr>
+        <w:tabs>
+          <w:tab w:val="num" w:pos="5040"/>
+        </w:tabs>
+        <w:ind w:left="5040" w:hanging="360"/>
+      </w:pPr>
+      <w:rPr>
+        <w:rFonts w:ascii="Wingdings" w:hAnsi="Wingdings" w:hint="default"/>
+        <w:sz w:val="20"/>
+      </w:rPr>
+    </w:lvl>
+    <w:lvl w:ilvl="7" w:tentative="1">
+      <w:start w:val="1"/>
+      <w:numFmt w:val="bullet"/>
+      <w:lvlText w:val=""/>
+      <w:lvlJc w:val="left"/>
+      <w:pPr>
+        <w:tabs>
+          <w:tab w:val="num" w:pos="5760"/>
+        </w:tabs>
+        <w:ind w:left="5760" w:hanging="360"/>
+      </w:pPr>
+      <w:rPr>
+        <w:rFonts w:ascii="Wingdings" w:hAnsi="Wingdings" w:hint="default"/>
+        <w:sz w:val="20"/>
+      </w:rPr>
+    </w:lvl>
+    <w:lvl w:ilvl="8" w:tentative="1">
+      <w:start w:val="1"/>
+      <w:numFmt w:val="bullet"/>
+      <w:lvlText w:val=""/>
+      <w:lvlJc w:val="left"/>
+      <w:pPr>
+        <w:tabs>
+          <w:tab w:val="num" w:pos="6480"/>
+        </w:tabs>
+        <w:ind w:left="6480" w:hanging="360"/>
+      </w:pPr>
+      <w:rPr>
+        <w:rFonts w:ascii="Wingdings" w:hAnsi="Wingdings" w:hint="default"/>
+        <w:sz w:val="20"/>
+      </w:rPr>
+    </w:lvl>
+  </w:abstractNum>
+  <w:abstractNum w:abstractNumId="41" w15:restartNumberingAfterBreak="0">
     <w:nsid w:val="4B9F69E6"/>
     <w:multiLevelType w:val="multilevel"/>
     <w:tmpl w:val="BE52E1CE"/>
@@ -4959,7 +9124,7 @@
       </w:rPr>
     </w:lvl>
   </w:abstractNum>
-  <w:abstractNum w:abstractNumId="29" w15:restartNumberingAfterBreak="0">
+  <w:abstractNum w:abstractNumId="42" w15:restartNumberingAfterBreak="0">
     <w:nsid w:val="4DA03567"/>
     <w:multiLevelType w:val="multilevel"/>
     <w:tmpl w:val="EA5A34A2"/>
@@ -5072,7 +9237,7 @@
       </w:pPr>
     </w:lvl>
   </w:abstractNum>
-  <w:abstractNum w:abstractNumId="30" w15:restartNumberingAfterBreak="0">
+  <w:abstractNum w:abstractNumId="43" w15:restartNumberingAfterBreak="0">
     <w:nsid w:val="506D2450"/>
     <w:multiLevelType w:val="multilevel"/>
     <w:tmpl w:val="7A6887E0"/>
@@ -5221,7 +9386,277 @@
       </w:rPr>
     </w:lvl>
   </w:abstractNum>
-  <w:abstractNum w:abstractNumId="31" w15:restartNumberingAfterBreak="0">
+  <w:abstractNum w:abstractNumId="44" w15:restartNumberingAfterBreak="0">
+    <w:nsid w:val="552F2B44"/>
+    <w:multiLevelType w:val="multilevel"/>
+    <w:tmpl w:val="F26EECE0"/>
+    <w:lvl w:ilvl="0">
+      <w:start w:val="1"/>
+      <w:numFmt w:val="decimal"/>
+      <w:lvlText w:val="%1."/>
+      <w:lvlJc w:val="left"/>
+      <w:pPr>
+        <w:tabs>
+          <w:tab w:val="num" w:pos="720"/>
+        </w:tabs>
+        <w:ind w:left="720" w:hanging="360"/>
+      </w:pPr>
+    </w:lvl>
+    <w:lvl w:ilvl="1">
+      <w:start w:val="1"/>
+      <w:numFmt w:val="bullet"/>
+      <w:lvlText w:val="o"/>
+      <w:lvlJc w:val="left"/>
+      <w:pPr>
+        <w:tabs>
+          <w:tab w:val="num" w:pos="1440"/>
+        </w:tabs>
+        <w:ind w:left="1440" w:hanging="360"/>
+      </w:pPr>
+      <w:rPr>
+        <w:rFonts w:ascii="Courier New" w:hAnsi="Courier New" w:hint="default"/>
+        <w:sz w:val="20"/>
+      </w:rPr>
+    </w:lvl>
+    <w:lvl w:ilvl="2">
+      <w:start w:val="1"/>
+      <w:numFmt w:val="bullet"/>
+      <w:lvlText w:val=""/>
+      <w:lvlJc w:val="left"/>
+      <w:pPr>
+        <w:tabs>
+          <w:tab w:val="num" w:pos="2160"/>
+        </w:tabs>
+        <w:ind w:left="2160" w:hanging="360"/>
+      </w:pPr>
+      <w:rPr>
+        <w:rFonts w:ascii="Wingdings" w:hAnsi="Wingdings" w:hint="default"/>
+        <w:sz w:val="20"/>
+      </w:rPr>
+    </w:lvl>
+    <w:lvl w:ilvl="3" w:tentative="1">
+      <w:start w:val="1"/>
+      <w:numFmt w:val="decimal"/>
+      <w:lvlText w:val="%4."/>
+      <w:lvlJc w:val="left"/>
+      <w:pPr>
+        <w:tabs>
+          <w:tab w:val="num" w:pos="2880"/>
+        </w:tabs>
+        <w:ind w:left="2880" w:hanging="360"/>
+      </w:pPr>
+    </w:lvl>
+    <w:lvl w:ilvl="4" w:tentative="1">
+      <w:start w:val="1"/>
+      <w:numFmt w:val="decimal"/>
+      <w:lvlText w:val="%5."/>
+      <w:lvlJc w:val="left"/>
+      <w:pPr>
+        <w:tabs>
+          <w:tab w:val="num" w:pos="3600"/>
+        </w:tabs>
+        <w:ind w:left="3600" w:hanging="360"/>
+      </w:pPr>
+    </w:lvl>
+    <w:lvl w:ilvl="5" w:tentative="1">
+      <w:start w:val="1"/>
+      <w:numFmt w:val="decimal"/>
+      <w:lvlText w:val="%6."/>
+      <w:lvlJc w:val="left"/>
+      <w:pPr>
+        <w:tabs>
+          <w:tab w:val="num" w:pos="4320"/>
+        </w:tabs>
+        <w:ind w:left="4320" w:hanging="360"/>
+      </w:pPr>
+    </w:lvl>
+    <w:lvl w:ilvl="6" w:tentative="1">
+      <w:start w:val="1"/>
+      <w:numFmt w:val="decimal"/>
+      <w:lvlText w:val="%7."/>
+      <w:lvlJc w:val="left"/>
+      <w:pPr>
+        <w:tabs>
+          <w:tab w:val="num" w:pos="5040"/>
+        </w:tabs>
+        <w:ind w:left="5040" w:hanging="360"/>
+      </w:pPr>
+    </w:lvl>
+    <w:lvl w:ilvl="7" w:tentative="1">
+      <w:start w:val="1"/>
+      <w:numFmt w:val="decimal"/>
+      <w:lvlText w:val="%8."/>
+      <w:lvlJc w:val="left"/>
+      <w:pPr>
+        <w:tabs>
+          <w:tab w:val="num" w:pos="5760"/>
+        </w:tabs>
+        <w:ind w:left="5760" w:hanging="360"/>
+      </w:pPr>
+    </w:lvl>
+    <w:lvl w:ilvl="8" w:tentative="1">
+      <w:start w:val="1"/>
+      <w:numFmt w:val="decimal"/>
+      <w:lvlText w:val="%9."/>
+      <w:lvlJc w:val="left"/>
+      <w:pPr>
+        <w:tabs>
+          <w:tab w:val="num" w:pos="6480"/>
+        </w:tabs>
+        <w:ind w:left="6480" w:hanging="360"/>
+      </w:pPr>
+    </w:lvl>
+  </w:abstractNum>
+  <w:abstractNum w:abstractNumId="45" w15:restartNumberingAfterBreak="0">
+    <w:nsid w:val="566825C6"/>
+    <w:multiLevelType w:val="multilevel"/>
+    <w:tmpl w:val="A7EEFD10"/>
+    <w:lvl w:ilvl="0">
+      <w:start w:val="1"/>
+      <w:numFmt w:val="bullet"/>
+      <w:lvlText w:val=""/>
+      <w:lvlJc w:val="left"/>
+      <w:pPr>
+        <w:tabs>
+          <w:tab w:val="num" w:pos="720"/>
+        </w:tabs>
+        <w:ind w:left="720" w:hanging="360"/>
+      </w:pPr>
+      <w:rPr>
+        <w:rFonts w:ascii="Symbol" w:hAnsi="Symbol" w:hint="default"/>
+        <w:sz w:val="20"/>
+      </w:rPr>
+    </w:lvl>
+    <w:lvl w:ilvl="1" w:tentative="1">
+      <w:start w:val="1"/>
+      <w:numFmt w:val="bullet"/>
+      <w:lvlText w:val="o"/>
+      <w:lvlJc w:val="left"/>
+      <w:pPr>
+        <w:tabs>
+          <w:tab w:val="num" w:pos="1440"/>
+        </w:tabs>
+        <w:ind w:left="1440" w:hanging="360"/>
+      </w:pPr>
+      <w:rPr>
+        <w:rFonts w:ascii="Courier New" w:hAnsi="Courier New" w:hint="default"/>
+        <w:sz w:val="20"/>
+      </w:rPr>
+    </w:lvl>
+    <w:lvl w:ilvl="2" w:tentative="1">
+      <w:start w:val="1"/>
+      <w:numFmt w:val="bullet"/>
+      <w:lvlText w:val=""/>
+      <w:lvlJc w:val="left"/>
+      <w:pPr>
+        <w:tabs>
+          <w:tab w:val="num" w:pos="2160"/>
+        </w:tabs>
+        <w:ind w:left="2160" w:hanging="360"/>
+      </w:pPr>
+      <w:rPr>
+        <w:rFonts w:ascii="Wingdings" w:hAnsi="Wingdings" w:hint="default"/>
+        <w:sz w:val="20"/>
+      </w:rPr>
+    </w:lvl>
+    <w:lvl w:ilvl="3" w:tentative="1">
+      <w:start w:val="1"/>
+      <w:numFmt w:val="bullet"/>
+      <w:lvlText w:val=""/>
+      <w:lvlJc w:val="left"/>
+      <w:pPr>
+        <w:tabs>
+          <w:tab w:val="num" w:pos="2880"/>
+        </w:tabs>
+        <w:ind w:left="2880" w:hanging="360"/>
+      </w:pPr>
+      <w:rPr>
+        <w:rFonts w:ascii="Wingdings" w:hAnsi="Wingdings" w:hint="default"/>
+        <w:sz w:val="20"/>
+      </w:rPr>
+    </w:lvl>
+    <w:lvl w:ilvl="4" w:tentative="1">
+      <w:start w:val="1"/>
+      <w:numFmt w:val="bullet"/>
+      <w:lvlText w:val=""/>
+      <w:lvlJc w:val="left"/>
+      <w:pPr>
+        <w:tabs>
+          <w:tab w:val="num" w:pos="3600"/>
+        </w:tabs>
+        <w:ind w:left="3600" w:hanging="360"/>
+      </w:pPr>
+      <w:rPr>
+        <w:rFonts w:ascii="Wingdings" w:hAnsi="Wingdings" w:hint="default"/>
+        <w:sz w:val="20"/>
+      </w:rPr>
+    </w:lvl>
+    <w:lvl w:ilvl="5" w:tentative="1">
+      <w:start w:val="1"/>
+      <w:numFmt w:val="bullet"/>
+      <w:lvlText w:val=""/>
+      <w:lvlJc w:val="left"/>
+      <w:pPr>
+        <w:tabs>
+          <w:tab w:val="num" w:pos="4320"/>
+        </w:tabs>
+        <w:ind w:left="4320" w:hanging="360"/>
+      </w:pPr>
+      <w:rPr>
+        <w:rFonts w:ascii="Wingdings" w:hAnsi="Wingdings" w:hint="default"/>
+        <w:sz w:val="20"/>
+      </w:rPr>
+    </w:lvl>
+    <w:lvl w:ilvl="6" w:tentative="1">
+      <w:start w:val="1"/>
+      <w:numFmt w:val="bullet"/>
+      <w:lvlText w:val=""/>
+      <w:lvlJc w:val="left"/>
+      <w:pPr>
+        <w:tabs>
+          <w:tab w:val="num" w:pos="5040"/>
+        </w:tabs>
+        <w:ind w:left="5040" w:hanging="360"/>
+      </w:pPr>
+      <w:rPr>
+        <w:rFonts w:ascii="Wingdings" w:hAnsi="Wingdings" w:hint="default"/>
+        <w:sz w:val="20"/>
+      </w:rPr>
+    </w:lvl>
+    <w:lvl w:ilvl="7" w:tentative="1">
+      <w:start w:val="1"/>
+      <w:numFmt w:val="bullet"/>
+      <w:lvlText w:val=""/>
+      <w:lvlJc w:val="left"/>
+      <w:pPr>
+        <w:tabs>
+          <w:tab w:val="num" w:pos="5760"/>
+        </w:tabs>
+        <w:ind w:left="5760" w:hanging="360"/>
+      </w:pPr>
+      <w:rPr>
+        <w:rFonts w:ascii="Wingdings" w:hAnsi="Wingdings" w:hint="default"/>
+        <w:sz w:val="20"/>
+      </w:rPr>
+    </w:lvl>
+    <w:lvl w:ilvl="8" w:tentative="1">
+      <w:start w:val="1"/>
+      <w:numFmt w:val="bullet"/>
+      <w:lvlText w:val=""/>
+      <w:lvlJc w:val="left"/>
+      <w:pPr>
+        <w:tabs>
+          <w:tab w:val="num" w:pos="6480"/>
+        </w:tabs>
+        <w:ind w:left="6480" w:hanging="360"/>
+      </w:pPr>
+      <w:rPr>
+        <w:rFonts w:ascii="Wingdings" w:hAnsi="Wingdings" w:hint="default"/>
+        <w:sz w:val="20"/>
+      </w:rPr>
+    </w:lvl>
+  </w:abstractNum>
+  <w:abstractNum w:abstractNumId="46" w15:restartNumberingAfterBreak="0">
     <w:nsid w:val="568F6D39"/>
     <w:multiLevelType w:val="multilevel"/>
     <w:tmpl w:val="DB6E8508"/>
@@ -5370,7 +9805,7 @@
       </w:rPr>
     </w:lvl>
   </w:abstractNum>
-  <w:abstractNum w:abstractNumId="32" w15:restartNumberingAfterBreak="0">
+  <w:abstractNum w:abstractNumId="47" w15:restartNumberingAfterBreak="0">
     <w:nsid w:val="57C84D0F"/>
     <w:multiLevelType w:val="multilevel"/>
     <w:tmpl w:val="E3607B12"/>
@@ -5519,7 +9954,305 @@
       </w:rPr>
     </w:lvl>
   </w:abstractNum>
-  <w:abstractNum w:abstractNumId="33" w15:restartNumberingAfterBreak="0">
+  <w:abstractNum w:abstractNumId="48" w15:restartNumberingAfterBreak="0">
+    <w:nsid w:val="58090F66"/>
+    <w:multiLevelType w:val="multilevel"/>
+    <w:tmpl w:val="F0D81EC8"/>
+    <w:lvl w:ilvl="0">
+      <w:start w:val="1"/>
+      <w:numFmt w:val="bullet"/>
+      <w:lvlText w:val=""/>
+      <w:lvlJc w:val="left"/>
+      <w:pPr>
+        <w:tabs>
+          <w:tab w:val="num" w:pos="720"/>
+        </w:tabs>
+        <w:ind w:left="720" w:hanging="360"/>
+      </w:pPr>
+      <w:rPr>
+        <w:rFonts w:ascii="Symbol" w:hAnsi="Symbol" w:hint="default"/>
+        <w:sz w:val="20"/>
+      </w:rPr>
+    </w:lvl>
+    <w:lvl w:ilvl="1" w:tentative="1">
+      <w:start w:val="1"/>
+      <w:numFmt w:val="bullet"/>
+      <w:lvlText w:val="o"/>
+      <w:lvlJc w:val="left"/>
+      <w:pPr>
+        <w:tabs>
+          <w:tab w:val="num" w:pos="1440"/>
+        </w:tabs>
+        <w:ind w:left="1440" w:hanging="360"/>
+      </w:pPr>
+      <w:rPr>
+        <w:rFonts w:ascii="Courier New" w:hAnsi="Courier New" w:hint="default"/>
+        <w:sz w:val="20"/>
+      </w:rPr>
+    </w:lvl>
+    <w:lvl w:ilvl="2" w:tentative="1">
+      <w:start w:val="1"/>
+      <w:numFmt w:val="bullet"/>
+      <w:lvlText w:val=""/>
+      <w:lvlJc w:val="left"/>
+      <w:pPr>
+        <w:tabs>
+          <w:tab w:val="num" w:pos="2160"/>
+        </w:tabs>
+        <w:ind w:left="2160" w:hanging="360"/>
+      </w:pPr>
+      <w:rPr>
+        <w:rFonts w:ascii="Wingdings" w:hAnsi="Wingdings" w:hint="default"/>
+        <w:sz w:val="20"/>
+      </w:rPr>
+    </w:lvl>
+    <w:lvl w:ilvl="3" w:tentative="1">
+      <w:start w:val="1"/>
+      <w:numFmt w:val="bullet"/>
+      <w:lvlText w:val=""/>
+      <w:lvlJc w:val="left"/>
+      <w:pPr>
+        <w:tabs>
+          <w:tab w:val="num" w:pos="2880"/>
+        </w:tabs>
+        <w:ind w:left="2880" w:hanging="360"/>
+      </w:pPr>
+      <w:rPr>
+        <w:rFonts w:ascii="Wingdings" w:hAnsi="Wingdings" w:hint="default"/>
+        <w:sz w:val="20"/>
+      </w:rPr>
+    </w:lvl>
+    <w:lvl w:ilvl="4" w:tentative="1">
+      <w:start w:val="1"/>
+      <w:numFmt w:val="bullet"/>
+      <w:lvlText w:val=""/>
+      <w:lvlJc w:val="left"/>
+      <w:pPr>
+        <w:tabs>
+          <w:tab w:val="num" w:pos="3600"/>
+        </w:tabs>
+        <w:ind w:left="3600" w:hanging="360"/>
+      </w:pPr>
+      <w:rPr>
+        <w:rFonts w:ascii="Wingdings" w:hAnsi="Wingdings" w:hint="default"/>
+        <w:sz w:val="20"/>
+      </w:rPr>
+    </w:lvl>
+    <w:lvl w:ilvl="5" w:tentative="1">
+      <w:start w:val="1"/>
+      <w:numFmt w:val="bullet"/>
+      <w:lvlText w:val=""/>
+      <w:lvlJc w:val="left"/>
+      <w:pPr>
+        <w:tabs>
+          <w:tab w:val="num" w:pos="4320"/>
+        </w:tabs>
+        <w:ind w:left="4320" w:hanging="360"/>
+      </w:pPr>
+      <w:rPr>
+        <w:rFonts w:ascii="Wingdings" w:hAnsi="Wingdings" w:hint="default"/>
+        <w:sz w:val="20"/>
+      </w:rPr>
+    </w:lvl>
+    <w:lvl w:ilvl="6" w:tentative="1">
+      <w:start w:val="1"/>
+      <w:numFmt w:val="bullet"/>
+      <w:lvlText w:val=""/>
+      <w:lvlJc w:val="left"/>
+      <w:pPr>
+        <w:tabs>
+          <w:tab w:val="num" w:pos="5040"/>
+        </w:tabs>
+        <w:ind w:left="5040" w:hanging="360"/>
+      </w:pPr>
+      <w:rPr>
+        <w:rFonts w:ascii="Wingdings" w:hAnsi="Wingdings" w:hint="default"/>
+        <w:sz w:val="20"/>
+      </w:rPr>
+    </w:lvl>
+    <w:lvl w:ilvl="7" w:tentative="1">
+      <w:start w:val="1"/>
+      <w:numFmt w:val="bullet"/>
+      <w:lvlText w:val=""/>
+      <w:lvlJc w:val="left"/>
+      <w:pPr>
+        <w:tabs>
+          <w:tab w:val="num" w:pos="5760"/>
+        </w:tabs>
+        <w:ind w:left="5760" w:hanging="360"/>
+      </w:pPr>
+      <w:rPr>
+        <w:rFonts w:ascii="Wingdings" w:hAnsi="Wingdings" w:hint="default"/>
+        <w:sz w:val="20"/>
+      </w:rPr>
+    </w:lvl>
+    <w:lvl w:ilvl="8" w:tentative="1">
+      <w:start w:val="1"/>
+      <w:numFmt w:val="bullet"/>
+      <w:lvlText w:val=""/>
+      <w:lvlJc w:val="left"/>
+      <w:pPr>
+        <w:tabs>
+          <w:tab w:val="num" w:pos="6480"/>
+        </w:tabs>
+        <w:ind w:left="6480" w:hanging="360"/>
+      </w:pPr>
+      <w:rPr>
+        <w:rFonts w:ascii="Wingdings" w:hAnsi="Wingdings" w:hint="default"/>
+        <w:sz w:val="20"/>
+      </w:rPr>
+    </w:lvl>
+  </w:abstractNum>
+  <w:abstractNum w:abstractNumId="49" w15:restartNumberingAfterBreak="0">
+    <w:nsid w:val="5CC654D6"/>
+    <w:multiLevelType w:val="multilevel"/>
+    <w:tmpl w:val="D61EC2C6"/>
+    <w:lvl w:ilvl="0">
+      <w:start w:val="1"/>
+      <w:numFmt w:val="bullet"/>
+      <w:lvlText w:val=""/>
+      <w:lvlJc w:val="left"/>
+      <w:pPr>
+        <w:tabs>
+          <w:tab w:val="num" w:pos="720"/>
+        </w:tabs>
+        <w:ind w:left="720" w:hanging="360"/>
+      </w:pPr>
+      <w:rPr>
+        <w:rFonts w:ascii="Symbol" w:hAnsi="Symbol" w:hint="default"/>
+        <w:sz w:val="20"/>
+      </w:rPr>
+    </w:lvl>
+    <w:lvl w:ilvl="1" w:tentative="1">
+      <w:start w:val="1"/>
+      <w:numFmt w:val="bullet"/>
+      <w:lvlText w:val="o"/>
+      <w:lvlJc w:val="left"/>
+      <w:pPr>
+        <w:tabs>
+          <w:tab w:val="num" w:pos="1440"/>
+        </w:tabs>
+        <w:ind w:left="1440" w:hanging="360"/>
+      </w:pPr>
+      <w:rPr>
+        <w:rFonts w:ascii="Courier New" w:hAnsi="Courier New" w:hint="default"/>
+        <w:sz w:val="20"/>
+      </w:rPr>
+    </w:lvl>
+    <w:lvl w:ilvl="2" w:tentative="1">
+      <w:start w:val="1"/>
+      <w:numFmt w:val="bullet"/>
+      <w:lvlText w:val=""/>
+      <w:lvlJc w:val="left"/>
+      <w:pPr>
+        <w:tabs>
+          <w:tab w:val="num" w:pos="2160"/>
+        </w:tabs>
+        <w:ind w:left="2160" w:hanging="360"/>
+      </w:pPr>
+      <w:rPr>
+        <w:rFonts w:ascii="Wingdings" w:hAnsi="Wingdings" w:hint="default"/>
+        <w:sz w:val="20"/>
+      </w:rPr>
+    </w:lvl>
+    <w:lvl w:ilvl="3" w:tentative="1">
+      <w:start w:val="1"/>
+      <w:numFmt w:val="bullet"/>
+      <w:lvlText w:val=""/>
+      <w:lvlJc w:val="left"/>
+      <w:pPr>
+        <w:tabs>
+          <w:tab w:val="num" w:pos="2880"/>
+        </w:tabs>
+        <w:ind w:left="2880" w:hanging="360"/>
+      </w:pPr>
+      <w:rPr>
+        <w:rFonts w:ascii="Wingdings" w:hAnsi="Wingdings" w:hint="default"/>
+        <w:sz w:val="20"/>
+      </w:rPr>
+    </w:lvl>
+    <w:lvl w:ilvl="4" w:tentative="1">
+      <w:start w:val="1"/>
+      <w:numFmt w:val="bullet"/>
+      <w:lvlText w:val=""/>
+      <w:lvlJc w:val="left"/>
+      <w:pPr>
+        <w:tabs>
+          <w:tab w:val="num" w:pos="3600"/>
+        </w:tabs>
+        <w:ind w:left="3600" w:hanging="360"/>
+      </w:pPr>
+      <w:rPr>
+        <w:rFonts w:ascii="Wingdings" w:hAnsi="Wingdings" w:hint="default"/>
+        <w:sz w:val="20"/>
+      </w:rPr>
+    </w:lvl>
+    <w:lvl w:ilvl="5" w:tentative="1">
+      <w:start w:val="1"/>
+      <w:numFmt w:val="bullet"/>
+      <w:lvlText w:val=""/>
+      <w:lvlJc w:val="left"/>
+      <w:pPr>
+        <w:tabs>
+          <w:tab w:val="num" w:pos="4320"/>
+        </w:tabs>
+        <w:ind w:left="4320" w:hanging="360"/>
+      </w:pPr>
+      <w:rPr>
+        <w:rFonts w:ascii="Wingdings" w:hAnsi="Wingdings" w:hint="default"/>
+        <w:sz w:val="20"/>
+      </w:rPr>
+    </w:lvl>
+    <w:lvl w:ilvl="6" w:tentative="1">
+      <w:start w:val="1"/>
+      <w:numFmt w:val="bullet"/>
+      <w:lvlText w:val=""/>
+      <w:lvlJc w:val="left"/>
+      <w:pPr>
+        <w:tabs>
+          <w:tab w:val="num" w:pos="5040"/>
+        </w:tabs>
+        <w:ind w:left="5040" w:hanging="360"/>
+      </w:pPr>
+      <w:rPr>
+        <w:rFonts w:ascii="Wingdings" w:hAnsi="Wingdings" w:hint="default"/>
+        <w:sz w:val="20"/>
+      </w:rPr>
+    </w:lvl>
+    <w:lvl w:ilvl="7" w:tentative="1">
+      <w:start w:val="1"/>
+      <w:numFmt w:val="bullet"/>
+      <w:lvlText w:val=""/>
+      <w:lvlJc w:val="left"/>
+      <w:pPr>
+        <w:tabs>
+          <w:tab w:val="num" w:pos="5760"/>
+        </w:tabs>
+        <w:ind w:left="5760" w:hanging="360"/>
+      </w:pPr>
+      <w:rPr>
+        <w:rFonts w:ascii="Wingdings" w:hAnsi="Wingdings" w:hint="default"/>
+        <w:sz w:val="20"/>
+      </w:rPr>
+    </w:lvl>
+    <w:lvl w:ilvl="8" w:tentative="1">
+      <w:start w:val="1"/>
+      <w:numFmt w:val="bullet"/>
+      <w:lvlText w:val=""/>
+      <w:lvlJc w:val="left"/>
+      <w:pPr>
+        <w:tabs>
+          <w:tab w:val="num" w:pos="6480"/>
+        </w:tabs>
+        <w:ind w:left="6480" w:hanging="360"/>
+      </w:pPr>
+      <w:rPr>
+        <w:rFonts w:ascii="Wingdings" w:hAnsi="Wingdings" w:hint="default"/>
+        <w:sz w:val="20"/>
+      </w:rPr>
+    </w:lvl>
+  </w:abstractNum>
+  <w:abstractNum w:abstractNumId="50" w15:restartNumberingAfterBreak="0">
     <w:nsid w:val="609578BB"/>
     <w:multiLevelType w:val="multilevel"/>
     <w:tmpl w:val="E75668DE"/>
@@ -5632,7 +10365,7 @@
       </w:pPr>
     </w:lvl>
   </w:abstractNum>
-  <w:abstractNum w:abstractNumId="34" w15:restartNumberingAfterBreak="0">
+  <w:abstractNum w:abstractNumId="51" w15:restartNumberingAfterBreak="0">
     <w:nsid w:val="62506F7E"/>
     <w:multiLevelType w:val="multilevel"/>
     <w:tmpl w:val="FAB6AE1A"/>
@@ -5781,7 +10514,7 @@
       </w:rPr>
     </w:lvl>
   </w:abstractNum>
-  <w:abstractNum w:abstractNumId="35" w15:restartNumberingAfterBreak="0">
+  <w:abstractNum w:abstractNumId="52" w15:restartNumberingAfterBreak="0">
     <w:nsid w:val="64345BC9"/>
     <w:multiLevelType w:val="multilevel"/>
     <w:tmpl w:val="EB00E8C0"/>
@@ -5898,7 +10631,7 @@
       </w:pPr>
     </w:lvl>
   </w:abstractNum>
-  <w:abstractNum w:abstractNumId="36" w15:restartNumberingAfterBreak="0">
+  <w:abstractNum w:abstractNumId="53" w15:restartNumberingAfterBreak="0">
     <w:nsid w:val="64640E93"/>
     <w:multiLevelType w:val="multilevel"/>
     <w:tmpl w:val="B2FAB966"/>
@@ -6047,7 +10780,7 @@
       </w:rPr>
     </w:lvl>
   </w:abstractNum>
-  <w:abstractNum w:abstractNumId="37" w15:restartNumberingAfterBreak="0">
+  <w:abstractNum w:abstractNumId="54" w15:restartNumberingAfterBreak="0">
     <w:nsid w:val="6AC7349C"/>
     <w:multiLevelType w:val="multilevel"/>
     <w:tmpl w:val="DFA65F8E"/>
@@ -6160,7 +10893,7 @@
       </w:pPr>
     </w:lvl>
   </w:abstractNum>
-  <w:abstractNum w:abstractNumId="38" w15:restartNumberingAfterBreak="0">
+  <w:abstractNum w:abstractNumId="55" w15:restartNumberingAfterBreak="0">
     <w:nsid w:val="6C7B73D0"/>
     <w:multiLevelType w:val="multilevel"/>
     <w:tmpl w:val="99223EBE"/>
@@ -6309,7 +11042,7 @@
       </w:rPr>
     </w:lvl>
   </w:abstractNum>
-  <w:abstractNum w:abstractNumId="39" w15:restartNumberingAfterBreak="0">
+  <w:abstractNum w:abstractNumId="56" w15:restartNumberingAfterBreak="0">
     <w:nsid w:val="735E1DAE"/>
     <w:multiLevelType w:val="multilevel"/>
     <w:tmpl w:val="8E8634AA"/>
@@ -6422,7 +11155,7 @@
       </w:pPr>
     </w:lvl>
   </w:abstractNum>
-  <w:abstractNum w:abstractNumId="40" w15:restartNumberingAfterBreak="0">
+  <w:abstractNum w:abstractNumId="57" w15:restartNumberingAfterBreak="0">
     <w:nsid w:val="753D08B6"/>
     <w:multiLevelType w:val="multilevel"/>
     <w:tmpl w:val="DB1E8750"/>
@@ -6543,7 +11276,120 @@
       </w:pPr>
     </w:lvl>
   </w:abstractNum>
-  <w:abstractNum w:abstractNumId="41" w15:restartNumberingAfterBreak="0">
+  <w:abstractNum w:abstractNumId="58" w15:restartNumberingAfterBreak="0">
+    <w:nsid w:val="76B4241D"/>
+    <w:multiLevelType w:val="multilevel"/>
+    <w:tmpl w:val="5874F688"/>
+    <w:lvl w:ilvl="0">
+      <w:start w:val="1"/>
+      <w:numFmt w:val="decimal"/>
+      <w:lvlText w:val="%1."/>
+      <w:lvlJc w:val="left"/>
+      <w:pPr>
+        <w:tabs>
+          <w:tab w:val="num" w:pos="720"/>
+        </w:tabs>
+        <w:ind w:left="720" w:hanging="360"/>
+      </w:pPr>
+    </w:lvl>
+    <w:lvl w:ilvl="1" w:tentative="1">
+      <w:start w:val="1"/>
+      <w:numFmt w:val="decimal"/>
+      <w:lvlText w:val="%2."/>
+      <w:lvlJc w:val="left"/>
+      <w:pPr>
+        <w:tabs>
+          <w:tab w:val="num" w:pos="1440"/>
+        </w:tabs>
+        <w:ind w:left="1440" w:hanging="360"/>
+      </w:pPr>
+    </w:lvl>
+    <w:lvl w:ilvl="2" w:tentative="1">
+      <w:start w:val="1"/>
+      <w:numFmt w:val="decimal"/>
+      <w:lvlText w:val="%3."/>
+      <w:lvlJc w:val="left"/>
+      <w:pPr>
+        <w:tabs>
+          <w:tab w:val="num" w:pos="2160"/>
+        </w:tabs>
+        <w:ind w:left="2160" w:hanging="360"/>
+      </w:pPr>
+    </w:lvl>
+    <w:lvl w:ilvl="3" w:tentative="1">
+      <w:start w:val="1"/>
+      <w:numFmt w:val="decimal"/>
+      <w:lvlText w:val="%4."/>
+      <w:lvlJc w:val="left"/>
+      <w:pPr>
+        <w:tabs>
+          <w:tab w:val="num" w:pos="2880"/>
+        </w:tabs>
+        <w:ind w:left="2880" w:hanging="360"/>
+      </w:pPr>
+    </w:lvl>
+    <w:lvl w:ilvl="4" w:tentative="1">
+      <w:start w:val="1"/>
+      <w:numFmt w:val="decimal"/>
+      <w:lvlText w:val="%5."/>
+      <w:lvlJc w:val="left"/>
+      <w:pPr>
+        <w:tabs>
+          <w:tab w:val="num" w:pos="3600"/>
+        </w:tabs>
+        <w:ind w:left="3600" w:hanging="360"/>
+      </w:pPr>
+    </w:lvl>
+    <w:lvl w:ilvl="5" w:tentative="1">
+      <w:start w:val="1"/>
+      <w:numFmt w:val="decimal"/>
+      <w:lvlText w:val="%6."/>
+      <w:lvlJc w:val="left"/>
+      <w:pPr>
+        <w:tabs>
+          <w:tab w:val="num" w:pos="4320"/>
+        </w:tabs>
+        <w:ind w:left="4320" w:hanging="360"/>
+      </w:pPr>
+    </w:lvl>
+    <w:lvl w:ilvl="6" w:tentative="1">
+      <w:start w:val="1"/>
+      <w:numFmt w:val="decimal"/>
+      <w:lvlText w:val="%7."/>
+      <w:lvlJc w:val="left"/>
+      <w:pPr>
+        <w:tabs>
+          <w:tab w:val="num" w:pos="5040"/>
+        </w:tabs>
+        <w:ind w:left="5040" w:hanging="360"/>
+      </w:pPr>
+    </w:lvl>
+    <w:lvl w:ilvl="7" w:tentative="1">
+      <w:start w:val="1"/>
+      <w:numFmt w:val="decimal"/>
+      <w:lvlText w:val="%8."/>
+      <w:lvlJc w:val="left"/>
+      <w:pPr>
+        <w:tabs>
+          <w:tab w:val="num" w:pos="5760"/>
+        </w:tabs>
+        <w:ind w:left="5760" w:hanging="360"/>
+      </w:pPr>
+    </w:lvl>
+    <w:lvl w:ilvl="8" w:tentative="1">
+      <w:start w:val="1"/>
+      <w:numFmt w:val="decimal"/>
+      <w:lvlText w:val="%9."/>
+      <w:lvlJc w:val="left"/>
+      <w:pPr>
+        <w:tabs>
+          <w:tab w:val="num" w:pos="6480"/>
+        </w:tabs>
+        <w:ind w:left="6480" w:hanging="360"/>
+      </w:pPr>
+    </w:lvl>
+  </w:abstractNum>
+  <w:abstractNum w:abstractNumId="59" w15:restartNumberingAfterBreak="0">
     <w:nsid w:val="7945202A"/>
     <w:multiLevelType w:val="multilevel"/>
     <w:tmpl w:val="45DC701A"/>
@@ -6656,7 +11502,7 @@
       </w:pPr>
     </w:lvl>
   </w:abstractNum>
-  <w:abstractNum w:abstractNumId="42" w15:restartNumberingAfterBreak="0">
+  <w:abstractNum w:abstractNumId="60" w15:restartNumberingAfterBreak="0">
     <w:nsid w:val="7D847837"/>
     <w:multiLevelType w:val="multilevel"/>
     <w:tmpl w:val="4978F7A4"/>
@@ -6773,7 +11619,7 @@
       </w:pPr>
     </w:lvl>
   </w:abstractNum>
-  <w:abstractNum w:abstractNumId="43" w15:restartNumberingAfterBreak="0">
+  <w:abstractNum w:abstractNumId="61" w15:restartNumberingAfterBreak="0">
     <w:nsid w:val="7DFB56C8"/>
     <w:multiLevelType w:val="multilevel"/>
     <w:tmpl w:val="024679DC"/>
@@ -6922,7 +11768,7 @@
       </w:rPr>
     </w:lvl>
   </w:abstractNum>
-  <w:abstractNum w:abstractNumId="44" w15:restartNumberingAfterBreak="0">
+  <w:abstractNum w:abstractNumId="62" w15:restartNumberingAfterBreak="0">
     <w:nsid w:val="7E235294"/>
     <w:multiLevelType w:val="multilevel"/>
     <w:tmpl w:val="9ACACBE2"/>
@@ -7036,49 +11882,49 @@
     </w:lvl>
   </w:abstractNum>
   <w:num w:numId="1" w16cid:durableId="1468353422">
-    <w:abstractNumId w:val="16"/>
+    <w:abstractNumId w:val="26"/>
     <w:lvlOverride w:ilvl="0">
       <w:startOverride w:val="1"/>
     </w:lvlOverride>
   </w:num>
   <w:num w:numId="2" w16cid:durableId="118766449">
-    <w:abstractNumId w:val="44"/>
+    <w:abstractNumId w:val="62"/>
     <w:lvlOverride w:ilvl="0">
       <w:startOverride w:val="2"/>
     </w:lvlOverride>
   </w:num>
   <w:num w:numId="3" w16cid:durableId="1561557454">
-    <w:abstractNumId w:val="27"/>
+    <w:abstractNumId w:val="39"/>
     <w:lvlOverride w:ilvl="0">
       <w:startOverride w:val="3"/>
     </w:lvlOverride>
   </w:num>
   <w:num w:numId="4" w16cid:durableId="1356342617">
-    <w:abstractNumId w:val="22"/>
+    <w:abstractNumId w:val="34"/>
     <w:lvlOverride w:ilvl="0">
       <w:startOverride w:val="4"/>
     </w:lvlOverride>
   </w:num>
   <w:num w:numId="5" w16cid:durableId="924341110">
-    <w:abstractNumId w:val="20"/>
+    <w:abstractNumId w:val="31"/>
     <w:lvlOverride w:ilvl="0">
       <w:startOverride w:val="5"/>
     </w:lvlOverride>
   </w:num>
   <w:num w:numId="6" w16cid:durableId="830750713">
-    <w:abstractNumId w:val="3"/>
+    <w:abstractNumId w:val="5"/>
     <w:lvlOverride w:ilvl="0">
       <w:startOverride w:val="1"/>
     </w:lvlOverride>
   </w:num>
   <w:num w:numId="7" w16cid:durableId="1414736297">
-    <w:abstractNumId w:val="11"/>
+    <w:abstractNumId w:val="17"/>
     <w:lvlOverride w:ilvl="0">
       <w:startOverride w:val="2"/>
     </w:lvlOverride>
   </w:num>
   <w:num w:numId="8" w16cid:durableId="1468277611">
-    <w:abstractNumId w:val="29"/>
+    <w:abstractNumId w:val="42"/>
     <w:lvlOverride w:ilvl="0">
       <w:startOverride w:val="3"/>
     </w:lvlOverride>
@@ -7090,73 +11936,73 @@
     </w:lvlOverride>
   </w:num>
   <w:num w:numId="10" w16cid:durableId="798455010">
-    <w:abstractNumId w:val="41"/>
+    <w:abstractNumId w:val="59"/>
     <w:lvlOverride w:ilvl="0">
       <w:startOverride w:val="1"/>
     </w:lvlOverride>
   </w:num>
   <w:num w:numId="11" w16cid:durableId="1306472062">
-    <w:abstractNumId w:val="6"/>
+    <w:abstractNumId w:val="8"/>
     <w:lvlOverride w:ilvl="0">
       <w:startOverride w:val="2"/>
     </w:lvlOverride>
   </w:num>
   <w:num w:numId="12" w16cid:durableId="386882079">
-    <w:abstractNumId w:val="37"/>
+    <w:abstractNumId w:val="54"/>
     <w:lvlOverride w:ilvl="0">
       <w:startOverride w:val="3"/>
     </w:lvlOverride>
   </w:num>
   <w:num w:numId="13" w16cid:durableId="808861414">
+    <w:abstractNumId w:val="61"/>
+  </w:num>
+  <w:num w:numId="14" w16cid:durableId="1665476115">
+    <w:abstractNumId w:val="32"/>
+  </w:num>
+  <w:num w:numId="15" w16cid:durableId="260995460">
     <w:abstractNumId w:val="43"/>
   </w:num>
-  <w:num w:numId="14" w16cid:durableId="1665476115">
+  <w:num w:numId="16" w16cid:durableId="1307276254">
+    <w:abstractNumId w:val="11"/>
+  </w:num>
+  <w:num w:numId="17" w16cid:durableId="1410888245">
+    <w:abstractNumId w:val="51"/>
+  </w:num>
+  <w:num w:numId="18" w16cid:durableId="1118179084">
     <w:abstractNumId w:val="21"/>
   </w:num>
-  <w:num w:numId="15" w16cid:durableId="260995460">
-    <w:abstractNumId w:val="30"/>
-  </w:num>
-  <w:num w:numId="16" w16cid:durableId="1307276254">
-    <w:abstractNumId w:val="7"/>
-  </w:num>
-  <w:num w:numId="17" w16cid:durableId="1410888245">
-    <w:abstractNumId w:val="34"/>
-  </w:num>
-  <w:num w:numId="18" w16cid:durableId="1118179084">
-    <w:abstractNumId w:val="14"/>
-  </w:num>
   <w:num w:numId="19" w16cid:durableId="107164930">
-    <w:abstractNumId w:val="36"/>
+    <w:abstractNumId w:val="53"/>
   </w:num>
   <w:num w:numId="20" w16cid:durableId="814831176">
-    <w:abstractNumId w:val="28"/>
+    <w:abstractNumId w:val="41"/>
   </w:num>
   <w:num w:numId="21" w16cid:durableId="1986154150">
-    <w:abstractNumId w:val="33"/>
+    <w:abstractNumId w:val="50"/>
     <w:lvlOverride w:ilvl="0">
       <w:startOverride w:val="1"/>
     </w:lvlOverride>
   </w:num>
   <w:num w:numId="22" w16cid:durableId="1486362533">
-    <w:abstractNumId w:val="26"/>
+    <w:abstractNumId w:val="38"/>
     <w:lvlOverride w:ilvl="0">
       <w:startOverride w:val="2"/>
     </w:lvlOverride>
   </w:num>
   <w:num w:numId="23" w16cid:durableId="619188752">
-    <w:abstractNumId w:val="24"/>
+    <w:abstractNumId w:val="36"/>
     <w:lvlOverride w:ilvl="0">
       <w:startOverride w:val="3"/>
     </w:lvlOverride>
   </w:num>
   <w:num w:numId="24" w16cid:durableId="1492913974">
-    <w:abstractNumId w:val="9"/>
+    <w:abstractNumId w:val="15"/>
     <w:lvlOverride w:ilvl="0">
       <w:startOverride w:val="4"/>
     </w:lvlOverride>
   </w:num>
   <w:num w:numId="25" w16cid:durableId="17512610">
-    <w:abstractNumId w:val="12"/>
+    <w:abstractNumId w:val="18"/>
     <w:lvlOverride w:ilvl="0">
       <w:startOverride w:val="5"/>
     </w:lvlOverride>
@@ -7165,60 +12011,114 @@
     <w:abstractNumId w:val="1"/>
   </w:num>
   <w:num w:numId="27" w16cid:durableId="1382905762">
-    <w:abstractNumId w:val="5"/>
+    <w:abstractNumId w:val="7"/>
   </w:num>
   <w:num w:numId="28" w16cid:durableId="1166245440">
+    <w:abstractNumId w:val="35"/>
+  </w:num>
+  <w:num w:numId="29" w16cid:durableId="2001034257">
+    <w:abstractNumId w:val="27"/>
+  </w:num>
+  <w:num w:numId="30" w16cid:durableId="107698250">
+    <w:abstractNumId w:val="30"/>
+  </w:num>
+  <w:num w:numId="31" w16cid:durableId="685712952">
+    <w:abstractNumId w:val="12"/>
+  </w:num>
+  <w:num w:numId="32" w16cid:durableId="1310523669">
+    <w:abstractNumId w:val="57"/>
+  </w:num>
+  <w:num w:numId="33" w16cid:durableId="1460685682">
+    <w:abstractNumId w:val="52"/>
+  </w:num>
+  <w:num w:numId="34" w16cid:durableId="1929918923">
     <w:abstractNumId w:val="23"/>
   </w:num>
-  <w:num w:numId="29" w16cid:durableId="2001034257">
-    <w:abstractNumId w:val="17"/>
-  </w:num>
-  <w:num w:numId="30" w16cid:durableId="107698250">
-    <w:abstractNumId w:val="19"/>
-  </w:num>
-  <w:num w:numId="31" w16cid:durableId="685712952">
-    <w:abstractNumId w:val="8"/>
-  </w:num>
-  <w:num w:numId="32" w16cid:durableId="1310523669">
-    <w:abstractNumId w:val="40"/>
-  </w:num>
-  <w:num w:numId="33" w16cid:durableId="1460685682">
-    <w:abstractNumId w:val="35"/>
-  </w:num>
-  <w:num w:numId="34" w16cid:durableId="1929918923">
-    <w:abstractNumId w:val="15"/>
-  </w:num>
   <w:num w:numId="35" w16cid:durableId="1915356831">
-    <w:abstractNumId w:val="39"/>
+    <w:abstractNumId w:val="56"/>
   </w:num>
   <w:num w:numId="36" w16cid:durableId="587544256">
-    <w:abstractNumId w:val="13"/>
+    <w:abstractNumId w:val="20"/>
   </w:num>
   <w:num w:numId="37" w16cid:durableId="555043586">
-    <w:abstractNumId w:val="25"/>
+    <w:abstractNumId w:val="37"/>
   </w:num>
   <w:num w:numId="38" w16cid:durableId="1197960218">
-    <w:abstractNumId w:val="38"/>
+    <w:abstractNumId w:val="55"/>
   </w:num>
   <w:num w:numId="39" w16cid:durableId="1926769548">
     <w:abstractNumId w:val="0"/>
   </w:num>
   <w:num w:numId="40" w16cid:durableId="1891064177">
-    <w:abstractNumId w:val="32"/>
+    <w:abstractNumId w:val="47"/>
   </w:num>
   <w:num w:numId="41" w16cid:durableId="2055302432">
-    <w:abstractNumId w:val="31"/>
+    <w:abstractNumId w:val="46"/>
   </w:num>
   <w:num w:numId="42" w16cid:durableId="1874224692">
-    <w:abstractNumId w:val="18"/>
+    <w:abstractNumId w:val="29"/>
   </w:num>
   <w:num w:numId="43" w16cid:durableId="1784685376">
+    <w:abstractNumId w:val="16"/>
+  </w:num>
+  <w:num w:numId="44" w16cid:durableId="1999839821">
+    <w:abstractNumId w:val="60"/>
+  </w:num>
+  <w:num w:numId="45" w16cid:durableId="438454260">
+    <w:abstractNumId w:val="6"/>
+  </w:num>
+  <w:num w:numId="46" w16cid:durableId="1410883374">
+    <w:abstractNumId w:val="3"/>
+  </w:num>
+  <w:num w:numId="47" w16cid:durableId="1959068591">
+    <w:abstractNumId w:val="25"/>
+  </w:num>
+  <w:num w:numId="48" w16cid:durableId="861631606">
+    <w:abstractNumId w:val="58"/>
+  </w:num>
+  <w:num w:numId="49" w16cid:durableId="1839686179">
+    <w:abstractNumId w:val="24"/>
+  </w:num>
+  <w:num w:numId="50" w16cid:durableId="1916544823">
+    <w:abstractNumId w:val="19"/>
+  </w:num>
+  <w:num w:numId="51" w16cid:durableId="1473324933">
+    <w:abstractNumId w:val="14"/>
+  </w:num>
+  <w:num w:numId="52" w16cid:durableId="1896311960">
+    <w:abstractNumId w:val="49"/>
+  </w:num>
+  <w:num w:numId="53" w16cid:durableId="529952715">
+    <w:abstractNumId w:val="40"/>
+  </w:num>
+  <w:num w:numId="54" w16cid:durableId="319503842">
+    <w:abstractNumId w:val="13"/>
+  </w:num>
+  <w:num w:numId="55" w16cid:durableId="901715437">
+    <w:abstractNumId w:val="28"/>
+  </w:num>
+  <w:num w:numId="56" w16cid:durableId="104275337">
+    <w:abstractNumId w:val="44"/>
+  </w:num>
+  <w:num w:numId="57" w16cid:durableId="621034597">
+    <w:abstractNumId w:val="48"/>
+  </w:num>
+  <w:num w:numId="58" w16cid:durableId="271015546">
+    <w:abstractNumId w:val="22"/>
+  </w:num>
+  <w:num w:numId="59" w16cid:durableId="2144039540">
+    <w:abstractNumId w:val="33"/>
+  </w:num>
+  <w:num w:numId="60" w16cid:durableId="472144258">
+    <w:abstractNumId w:val="9"/>
+  </w:num>
+  <w:num w:numId="61" w16cid:durableId="1854831092">
     <w:abstractNumId w:val="10"/>
   </w:num>
-  <w:num w:numId="44" w16cid:durableId="1999839821">
-    <w:abstractNumId w:val="42"/>
+  <w:num w:numId="62" w16cid:durableId="192816320">
+    <w:abstractNumId w:val="45"/>
   </w:num>
-  <w:num w:numId="45" w16cid:durableId="438454260">
+  <w:num w:numId="63" w16cid:durableId="2009477620">
     <w:abstractNumId w:val="4"/>
   </w:num>
 </w:numbering>
